--- a/DR/prompts.docx
+++ b/DR/prompts.docx
@@ -2474,6 +2474,1219 @@
       <w:r>
         <w:t xml:space="preserve"> Избегни изреждането и изброяването в списъци</w:t>
       </w:r>
+    </w:p>
+    <w:p>
+      <w:pPr>
+        <w:pStyle w:val="NormalWeb"/>
+      </w:pPr>
+    </w:p>
+    <w:p>
+      <w:pPr>
+        <w:pStyle w:val="NormalWeb"/>
+      </w:pPr>
+    </w:p>
+    <w:p>
+      <w:pPr>
+        <w:pStyle w:val="NormalWeb"/>
+        <w:rPr>
+          <w:b/>
+          <w:bCs/>
+        </w:rPr>
+      </w:pPr>
+      <w:r>
+        <w:t>+++++++++++</w:t>
+      </w:r>
+      <w:r>
+        <w:br/>
+      </w:r>
+      <w:r>
+        <w:br/>
+      </w:r>
+      <w:r>
+        <w:br/>
+      </w:r>
+      <w:r>
+        <w:rPr>
+          <w:b/>
+          <w:bCs/>
+        </w:rPr>
+        <w:t>История на работата по дипломния проект</w:t>
+      </w:r>
+    </w:p>
+    <w:p>
+      <w:pPr>
+        <w:pStyle w:val="NormalWeb"/>
+        <w:rPr>
+          <w:b/>
+          <w:bCs/>
+        </w:rPr>
+      </w:pPr>
+      <w:r>
+        <w:rPr>
+          <w:b/>
+          <w:bCs/>
+        </w:rPr>
+        <w:lastRenderedPageBreak/>
+        <w:t>1. Определяне на проекта</w:t>
+      </w:r>
+    </w:p>
+    <w:p>
+      <w:pPr>
+        <w:pStyle w:val="NormalWeb"/>
+      </w:pPr>
+      <w:r>
+        <w:t>Започна с дефиниране на дипломната работа:</w:t>
+      </w:r>
+    </w:p>
+    <w:p>
+      <w:pPr>
+        <w:pStyle w:val="NormalWeb"/>
+      </w:pPr>
+      <w:r>
+        <w:rPr>
+          <w:b/>
+          <w:bCs/>
+        </w:rPr>
+        <w:t>Тема:</w:t>
+      </w:r>
+      <w:r>
+        <w:t xml:space="preserve"> Автоматично генериране на субтитри от видео</w:t>
+      </w:r>
+      <w:r>
+        <w:br/>
+        <w:t>Разделена на:</w:t>
+      </w:r>
+    </w:p>
+    <w:p>
+      <w:pPr>
+        <w:pStyle w:val="NormalWeb"/>
+        <w:numPr>
+          <w:ilvl w:val="0"/>
+          <w:numId w:val="24"/>
+        </w:numPr>
+      </w:pPr>
+      <w:r>
+        <w:t xml:space="preserve">Теоретична част — видео, аудио обработка, speech-to-text </w:t>
+      </w:r>
+    </w:p>
+    <w:p>
+      <w:pPr>
+        <w:pStyle w:val="NormalWeb"/>
+        <w:numPr>
+          <w:ilvl w:val="0"/>
+          <w:numId w:val="24"/>
+        </w:numPr>
+      </w:pPr>
+      <w:r>
+        <w:t xml:space="preserve">Практическа част — уеб приложение (Django), което: </w:t>
+      </w:r>
+    </w:p>
+    <w:p>
+      <w:pPr>
+        <w:pStyle w:val="NormalWeb"/>
+        <w:numPr>
+          <w:ilvl w:val="1"/>
+          <w:numId w:val="24"/>
+        </w:numPr>
+      </w:pPr>
+      <w:r>
+        <w:t xml:space="preserve">качва видео </w:t>
+      </w:r>
+    </w:p>
+    <w:p>
+      <w:pPr>
+        <w:pStyle w:val="NormalWeb"/>
+        <w:numPr>
+          <w:ilvl w:val="1"/>
+          <w:numId w:val="24"/>
+        </w:numPr>
+      </w:pPr>
+      <w:r>
+        <w:t xml:space="preserve">извлича аудио </w:t>
+      </w:r>
+    </w:p>
+    <w:p>
+      <w:pPr>
+        <w:pStyle w:val="NormalWeb"/>
+        <w:numPr>
+          <w:ilvl w:val="1"/>
+          <w:numId w:val="24"/>
+        </w:numPr>
+      </w:pPr>
+      <w:r>
+        <w:t xml:space="preserve">генерира текст </w:t>
+      </w:r>
+    </w:p>
+    <w:p>
+      <w:pPr>
+        <w:pStyle w:val="NormalWeb"/>
+        <w:numPr>
+          <w:ilvl w:val="1"/>
+          <w:numId w:val="24"/>
+        </w:numPr>
+      </w:pPr>
+      <w:r>
+        <w:t xml:space="preserve">създава субтитри (.srt/.vtt) </w:t>
+      </w:r>
+    </w:p>
+    <w:p>
+      <w:pPr>
+        <w:pStyle w:val="NormalWeb"/>
+      </w:pPr>
+      <w:r>
+        <w:t>Разбрахме, че ще използваме:</w:t>
+      </w:r>
+    </w:p>
+    <w:p>
+      <w:pPr>
+        <w:pStyle w:val="NormalWeb"/>
+        <w:numPr>
+          <w:ilvl w:val="0"/>
+          <w:numId w:val="25"/>
+        </w:numPr>
+      </w:pPr>
+      <w:r>
+        <w:t xml:space="preserve">Python </w:t>
+      </w:r>
+    </w:p>
+    <w:p>
+      <w:pPr>
+        <w:pStyle w:val="NormalWeb"/>
+        <w:numPr>
+          <w:ilvl w:val="0"/>
+          <w:numId w:val="25"/>
+        </w:numPr>
+      </w:pPr>
+      <w:r>
+        <w:t xml:space="preserve">Django </w:t>
+      </w:r>
+    </w:p>
+    <w:p>
+      <w:pPr>
+        <w:pStyle w:val="NormalWeb"/>
+        <w:numPr>
+          <w:ilvl w:val="0"/>
+          <w:numId w:val="25"/>
+        </w:numPr>
+      </w:pPr>
+      <w:r>
+        <w:t xml:space="preserve">FFmpeg </w:t>
+      </w:r>
+    </w:p>
+    <w:p>
+      <w:pPr>
+        <w:pStyle w:val="NormalWeb"/>
+        <w:numPr>
+          <w:ilvl w:val="0"/>
+          <w:numId w:val="25"/>
+        </w:numPr>
+      </w:pPr>
+      <w:r>
+        <w:t xml:space="preserve">Whisper </w:t>
+      </w:r>
+    </w:p>
+    <w:p>
+      <w:pPr>
+        <w:pStyle w:val="NormalWeb"/>
+        <w:numPr>
+          <w:ilvl w:val="0"/>
+          <w:numId w:val="25"/>
+        </w:numPr>
+      </w:pPr>
+      <w:r>
+        <w:t xml:space="preserve">WAV формат </w:t>
+      </w:r>
+    </w:p>
+    <w:p>
+      <w:pPr>
+        <w:pStyle w:val="NormalWeb"/>
+        <w:numPr>
+          <w:ilvl w:val="0"/>
+          <w:numId w:val="25"/>
+        </w:numPr>
+      </w:pPr>
+      <w:r>
+        <w:t xml:space="preserve">SRT/VTT субтитри </w:t>
+      </w:r>
+    </w:p>
+    <w:p>
+      <w:pPr>
+        <w:pStyle w:val="NormalWeb"/>
+      </w:pPr>
+      <w:r>
+        <w:pict>
+          <v:rect id="_x0000_i1025" style="width:0;height:1.5pt" o:hralign="center" o:hrstd="t" o:hr="t" fillcolor="#a0a0a0" stroked="f"/>
+        </w:pict>
+      </w:r>
+    </w:p>
+    <w:p>
+      <w:pPr>
+        <w:pStyle w:val="NormalWeb"/>
+        <w:rPr>
+          <w:b/>
+          <w:bCs/>
+        </w:rPr>
+      </w:pPr>
+      <w:r>
+        <w:rPr>
+          <w:b/>
+          <w:bCs/>
+        </w:rPr>
+        <w:t>2. Планиране на архитектурата</w:t>
+      </w:r>
+    </w:p>
+    <w:p>
+      <w:pPr>
+        <w:pStyle w:val="NormalWeb"/>
+      </w:pPr>
+      <w:r>
+        <w:t>Определихме workflow на приложението:</w:t>
+      </w:r>
+    </w:p>
+    <w:p>
+      <w:pPr>
+        <w:pStyle w:val="NormalWeb"/>
+      </w:pPr>
+      <w:r>
+        <w:t>Видео → FFmpeg → WAV аудио → Whisper → текст + timestamps → SRT файл → Video Player</w:t>
+      </w:r>
+    </w:p>
+    <w:p>
+      <w:pPr>
+        <w:pStyle w:val="NormalWeb"/>
+      </w:pPr>
+      <w:r>
+        <w:t>Това дефинира основния pipeline на дипломната работа.</w:t>
+      </w:r>
+    </w:p>
+    <w:p>
+      <w:pPr>
+        <w:pStyle w:val="NormalWeb"/>
+      </w:pPr>
+      <w:r>
+        <w:pict>
+          <v:rect id="_x0000_i1026" style="width:0;height:1.5pt" o:hralign="center" o:hrstd="t" o:hr="t" fillcolor="#a0a0a0" stroked="f"/>
+        </w:pict>
+      </w:r>
+    </w:p>
+    <w:p>
+      <w:pPr>
+        <w:pStyle w:val="NormalWeb"/>
+        <w:rPr>
+          <w:b/>
+          <w:bCs/>
+        </w:rPr>
+      </w:pPr>
+      <w:r>
+        <w:rPr>
+          <w:b/>
+          <w:bCs/>
+        </w:rPr>
+        <w:t>3. Подготовка на среда за тест на Whisper</w:t>
+      </w:r>
+    </w:p>
+    <w:p>
+      <w:pPr>
+        <w:pStyle w:val="NormalWeb"/>
+      </w:pPr>
+      <w:r>
+        <w:t>Създаде работна папка:</w:t>
+      </w:r>
+    </w:p>
+    <w:p>
+      <w:pPr>
+        <w:pStyle w:val="NormalWeb"/>
+      </w:pPr>
+      <w:r>
+        <w:t>C:\whisper_test</w:t>
+      </w:r>
+    </w:p>
+    <w:p>
+      <w:pPr>
+        <w:pStyle w:val="NormalWeb"/>
+      </w:pPr>
+      <w:r>
+        <w:t>Влезе в нея през CMD и провери съдържанието.</w:t>
+      </w:r>
+    </w:p>
+    <w:p>
+      <w:pPr>
+        <w:pStyle w:val="NormalWeb"/>
+      </w:pPr>
+      <w:r>
+        <w:pict>
+          <v:rect id="_x0000_i1027" style="width:0;height:1.5pt" o:hralign="center" o:hrstd="t" o:hr="t" fillcolor="#a0a0a0" stroked="f"/>
+        </w:pict>
+      </w:r>
+    </w:p>
+    <w:p>
+      <w:pPr>
+        <w:pStyle w:val="NormalWeb"/>
+        <w:rPr>
+          <w:b/>
+          <w:bCs/>
+        </w:rPr>
+      </w:pPr>
+      <w:r>
+        <w:rPr>
+          <w:b/>
+          <w:bCs/>
+        </w:rPr>
+        <w:t>4. Създаване на virtual environment</w:t>
+      </w:r>
+    </w:p>
+    <w:p>
+      <w:pPr>
+        <w:pStyle w:val="NormalWeb"/>
+      </w:pPr>
+      <w:r>
+        <w:t>Изпълни:</w:t>
+      </w:r>
+    </w:p>
+    <w:p>
+      <w:pPr>
+        <w:pStyle w:val="NormalWeb"/>
+      </w:pPr>
+      <w:r>
+        <w:lastRenderedPageBreak/>
+        <w:t>python -m venv venv</w:t>
+      </w:r>
+    </w:p>
+    <w:p>
+      <w:pPr>
+        <w:pStyle w:val="NormalWeb"/>
+      </w:pPr>
+      <w:r>
+        <w:t>Резултат:</w:t>
+      </w:r>
+    </w:p>
+    <w:p>
+      <w:pPr>
+        <w:pStyle w:val="NormalWeb"/>
+        <w:numPr>
+          <w:ilvl w:val="0"/>
+          <w:numId w:val="26"/>
+        </w:numPr>
+      </w:pPr>
+      <w:r>
+        <w:t xml:space="preserve">Създадена папка venv </w:t>
+      </w:r>
+    </w:p>
+    <w:p>
+      <w:pPr>
+        <w:pStyle w:val="NormalWeb"/>
+        <w:numPr>
+          <w:ilvl w:val="0"/>
+          <w:numId w:val="26"/>
+        </w:numPr>
+      </w:pPr>
+      <w:r>
+        <w:t xml:space="preserve">Python работи коректно </w:t>
+      </w:r>
+    </w:p>
+    <w:p>
+      <w:pPr>
+        <w:pStyle w:val="NormalWeb"/>
+        <w:numPr>
+          <w:ilvl w:val="0"/>
+          <w:numId w:val="26"/>
+        </w:numPr>
+      </w:pPr>
+      <w:r>
+        <w:t xml:space="preserve">Средата е изолирана </w:t>
+      </w:r>
+    </w:p>
+    <w:p>
+      <w:pPr>
+        <w:pStyle w:val="NormalWeb"/>
+      </w:pPr>
+      <w:r>
+        <w:pict>
+          <v:rect id="_x0000_i1028" style="width:0;height:1.5pt" o:hralign="center" o:hrstd="t" o:hr="t" fillcolor="#a0a0a0" stroked="f"/>
+        </w:pict>
+      </w:r>
+    </w:p>
+    <w:p>
+      <w:pPr>
+        <w:pStyle w:val="NormalWeb"/>
+        <w:rPr>
+          <w:b/>
+          <w:bCs/>
+        </w:rPr>
+      </w:pPr>
+      <w:r>
+        <w:rPr>
+          <w:b/>
+          <w:bCs/>
+        </w:rPr>
+        <w:t>5. Активиране на виртуалната среда</w:t>
+      </w:r>
+    </w:p>
+    <w:p>
+      <w:pPr>
+        <w:pStyle w:val="NormalWeb"/>
+      </w:pPr>
+      <w:r>
+        <w:t>Активира:</w:t>
+      </w:r>
+    </w:p>
+    <w:p>
+      <w:pPr>
+        <w:pStyle w:val="NormalWeb"/>
+      </w:pPr>
+      <w:r>
+        <w:t>venv\Scripts\activate</w:t>
+      </w:r>
+    </w:p>
+    <w:p>
+      <w:pPr>
+        <w:pStyle w:val="NormalWeb"/>
+      </w:pPr>
+      <w:r>
+        <w:t>Командният ред се промени на:</w:t>
+      </w:r>
+    </w:p>
+    <w:p>
+      <w:pPr>
+        <w:pStyle w:val="NormalWeb"/>
+      </w:pPr>
+      <w:r>
+        <w:t>(venv) C:\whisper_test&gt;</w:t>
+      </w:r>
+    </w:p>
+    <w:p>
+      <w:pPr>
+        <w:pStyle w:val="NormalWeb"/>
+      </w:pPr>
+      <w:r>
+        <w:t>Това означава:</w:t>
+      </w:r>
+    </w:p>
+    <w:p>
+      <w:pPr>
+        <w:pStyle w:val="NormalWeb"/>
+        <w:numPr>
+          <w:ilvl w:val="0"/>
+          <w:numId w:val="27"/>
+        </w:numPr>
+      </w:pPr>
+      <w:r>
+        <w:t xml:space="preserve">Работиш в изолирана Python среда </w:t>
+      </w:r>
+    </w:p>
+    <w:p>
+      <w:pPr>
+        <w:pStyle w:val="NormalWeb"/>
+        <w:numPr>
+          <w:ilvl w:val="0"/>
+          <w:numId w:val="27"/>
+        </w:numPr>
+      </w:pPr>
+      <w:r>
+        <w:t xml:space="preserve">Инсталациите няма да засягат системата </w:t>
+      </w:r>
+    </w:p>
+    <w:p>
+      <w:pPr>
+        <w:pStyle w:val="NormalWeb"/>
+      </w:pPr>
+      <w:r>
+        <w:pict>
+          <v:rect id="_x0000_i1029" style="width:0;height:1.5pt" o:hralign="center" o:hrstd="t" o:hr="t" fillcolor="#a0a0a0" stroked="f"/>
+        </w:pict>
+      </w:r>
+    </w:p>
+    <w:p>
+      <w:pPr>
+        <w:pStyle w:val="NormalWeb"/>
+        <w:rPr>
+          <w:b/>
+          <w:bCs/>
+        </w:rPr>
+      </w:pPr>
+      <w:r>
+        <w:rPr>
+          <w:b/>
+          <w:bCs/>
+        </w:rPr>
+        <w:t>6. Инсталиране на Whisper</w:t>
+      </w:r>
+    </w:p>
+    <w:p>
+      <w:pPr>
+        <w:pStyle w:val="NormalWeb"/>
+      </w:pPr>
+      <w:r>
+        <w:t>Инсталира библиотеката:</w:t>
+      </w:r>
+    </w:p>
+    <w:p>
+      <w:pPr>
+        <w:pStyle w:val="NormalWeb"/>
+      </w:pPr>
+      <w:r>
+        <w:t>pip install -U openai-whisper</w:t>
+      </w:r>
+    </w:p>
+    <w:p>
+      <w:pPr>
+        <w:pStyle w:val="NormalWeb"/>
+      </w:pPr>
+      <w:r>
+        <w:t>Това добави:</w:t>
+      </w:r>
+    </w:p>
+    <w:p>
+      <w:pPr>
+        <w:pStyle w:val="NormalWeb"/>
+        <w:numPr>
+          <w:ilvl w:val="0"/>
+          <w:numId w:val="28"/>
+        </w:numPr>
+      </w:pPr>
+      <w:r>
+        <w:t xml:space="preserve">speech-to-text модел </w:t>
+      </w:r>
+    </w:p>
+    <w:p>
+      <w:pPr>
+        <w:pStyle w:val="NormalWeb"/>
+        <w:numPr>
+          <w:ilvl w:val="0"/>
+          <w:numId w:val="28"/>
+        </w:numPr>
+      </w:pPr>
+      <w:r>
+        <w:t xml:space="preserve">зависимости за аудио обработка </w:t>
+      </w:r>
+    </w:p>
+    <w:p>
+      <w:pPr>
+        <w:pStyle w:val="NormalWeb"/>
+        <w:numPr>
+          <w:ilvl w:val="0"/>
+          <w:numId w:val="28"/>
+        </w:numPr>
+      </w:pPr>
+      <w:r>
+        <w:t xml:space="preserve">PyTorch backend </w:t>
+      </w:r>
+    </w:p>
+    <w:p>
+      <w:pPr>
+        <w:pStyle w:val="NormalWeb"/>
+      </w:pPr>
+      <w:r>
+        <w:pict>
+          <v:rect id="_x0000_i1030" style="width:0;height:1.5pt" o:hralign="center" o:hrstd="t" o:hr="t" fillcolor="#a0a0a0" stroked="f"/>
+        </w:pict>
+      </w:r>
+    </w:p>
+    <w:p>
+      <w:pPr>
+        <w:pStyle w:val="NormalWeb"/>
+        <w:rPr>
+          <w:b/>
+          <w:bCs/>
+        </w:rPr>
+      </w:pPr>
+      <w:r>
+        <w:rPr>
+          <w:b/>
+          <w:bCs/>
+        </w:rPr>
+        <w:t>7. Проверка за FFmpeg</w:t>
+      </w:r>
+    </w:p>
+    <w:p>
+      <w:pPr>
+        <w:pStyle w:val="NormalWeb"/>
+      </w:pPr>
+      <w:r>
+        <w:t>Изпълни:</w:t>
+      </w:r>
+    </w:p>
+    <w:p>
+      <w:pPr>
+        <w:pStyle w:val="NormalWeb"/>
+      </w:pPr>
+      <w:r>
+        <w:t>ffmpeg -version</w:t>
+      </w:r>
+    </w:p>
+    <w:p>
+      <w:pPr>
+        <w:pStyle w:val="NormalWeb"/>
+      </w:pPr>
+      <w:r>
+        <w:t>Резултат:</w:t>
+      </w:r>
+    </w:p>
+    <w:p>
+      <w:pPr>
+        <w:pStyle w:val="NormalWeb"/>
+      </w:pPr>
+      <w:r>
+        <w:t>'ffmpeg' is not recognized...</w:t>
+      </w:r>
+    </w:p>
+    <w:p>
+      <w:pPr>
+        <w:pStyle w:val="NormalWeb"/>
+      </w:pPr>
+      <w:r>
+        <w:lastRenderedPageBreak/>
+        <w:t>Заключение:</w:t>
+      </w:r>
+    </w:p>
+    <w:p>
+      <w:pPr>
+        <w:pStyle w:val="NormalWeb"/>
+        <w:numPr>
+          <w:ilvl w:val="0"/>
+          <w:numId w:val="29"/>
+        </w:numPr>
+      </w:pPr>
+      <w:r>
+        <w:t xml:space="preserve">FFmpeg не е инсталиран или не е в PATH </w:t>
+      </w:r>
+    </w:p>
+    <w:p>
+      <w:pPr>
+        <w:pStyle w:val="NormalWeb"/>
+      </w:pPr>
+      <w:r>
+        <w:pict>
+          <v:rect id="_x0000_i1031" style="width:0;height:1.5pt" o:hralign="center" o:hrstd="t" o:hr="t" fillcolor="#a0a0a0" stroked="f"/>
+        </w:pict>
+      </w:r>
+    </w:p>
+    <w:p>
+      <w:pPr>
+        <w:pStyle w:val="NormalWeb"/>
+        <w:rPr>
+          <w:b/>
+          <w:bCs/>
+        </w:rPr>
+      </w:pPr>
+      <w:r>
+        <w:rPr>
+          <w:b/>
+          <w:bCs/>
+        </w:rPr>
+        <w:t>8. Инсталиране на FFmpeg</w:t>
+      </w:r>
+    </w:p>
+    <w:p>
+      <w:pPr>
+        <w:pStyle w:val="NormalWeb"/>
+      </w:pPr>
+      <w:r>
+        <w:t>Ти:</w:t>
+      </w:r>
+    </w:p>
+    <w:p>
+      <w:pPr>
+        <w:pStyle w:val="NormalWeb"/>
+        <w:numPr>
+          <w:ilvl w:val="0"/>
+          <w:numId w:val="30"/>
+        </w:numPr>
+      </w:pPr>
+      <w:r>
+        <w:t xml:space="preserve">свали FFmpeg </w:t>
+      </w:r>
+    </w:p>
+    <w:p>
+      <w:pPr>
+        <w:pStyle w:val="NormalWeb"/>
+        <w:numPr>
+          <w:ilvl w:val="0"/>
+          <w:numId w:val="30"/>
+        </w:numPr>
+      </w:pPr>
+      <w:r>
+        <w:t xml:space="preserve">разархивира </w:t>
+      </w:r>
+    </w:p>
+    <w:p>
+      <w:pPr>
+        <w:pStyle w:val="NormalWeb"/>
+        <w:numPr>
+          <w:ilvl w:val="0"/>
+          <w:numId w:val="30"/>
+        </w:numPr>
+      </w:pPr>
+      <w:r>
+        <w:t xml:space="preserve">постави в: </w:t>
+      </w:r>
+    </w:p>
+    <w:p>
+      <w:pPr>
+        <w:pStyle w:val="NormalWeb"/>
+      </w:pPr>
+      <w:r>
+        <w:t>C:\ffmpeg\</w:t>
+      </w:r>
+    </w:p>
+    <w:p>
+      <w:pPr>
+        <w:pStyle w:val="NormalWeb"/>
+      </w:pPr>
+      <w:r>
+        <w:t>В момента имаш:</w:t>
+      </w:r>
+    </w:p>
+    <w:p>
+      <w:pPr>
+        <w:pStyle w:val="NormalWeb"/>
+      </w:pPr>
+      <w:r>
+        <w:t>C:\ffmpeg\ffmpeg-8.0.1-essentials_build</w:t>
+      </w:r>
+    </w:p>
+    <w:p>
+      <w:pPr>
+        <w:pStyle w:val="NormalWeb"/>
+      </w:pPr>
+      <w:r>
+        <w:t>Това е правилно.</w:t>
+      </w:r>
+    </w:p>
+    <w:p>
+      <w:pPr>
+        <w:pStyle w:val="NormalWeb"/>
+      </w:pPr>
+      <w:r>
+        <w:pict>
+          <v:rect id="_x0000_i1032" style="width:0;height:1.5pt" o:hralign="center" o:hrstd="t" o:hr="t" fillcolor="#a0a0a0" stroked="f"/>
+        </w:pict>
+      </w:r>
+    </w:p>
+    <w:p>
+      <w:pPr>
+        <w:pStyle w:val="NormalWeb"/>
+        <w:rPr>
+          <w:b/>
+          <w:bCs/>
+        </w:rPr>
+      </w:pPr>
+      <w:r>
+        <w:rPr>
+          <w:b/>
+          <w:bCs/>
+        </w:rPr>
+        <w:t>9. Добавяне на FFmpeg към PATH</w:t>
+      </w:r>
+    </w:p>
+    <w:p>
+      <w:pPr>
+        <w:pStyle w:val="NormalWeb"/>
+      </w:pPr>
+      <w:r>
+        <w:t>Започна настройване чрез:</w:t>
+      </w:r>
+    </w:p>
+    <w:p>
+      <w:pPr>
+        <w:pStyle w:val="NormalWeb"/>
+        <w:numPr>
+          <w:ilvl w:val="0"/>
+          <w:numId w:val="31"/>
+        </w:numPr>
+      </w:pPr>
+      <w:r>
+        <w:t xml:space="preserve">sysdm.cpl </w:t>
+      </w:r>
+    </w:p>
+    <w:p>
+      <w:pPr>
+        <w:pStyle w:val="NormalWeb"/>
+        <w:numPr>
+          <w:ilvl w:val="0"/>
+          <w:numId w:val="31"/>
+        </w:numPr>
+      </w:pPr>
+      <w:r>
+        <w:t xml:space="preserve">Променливи на средата </w:t>
+      </w:r>
+    </w:p>
+    <w:p>
+      <w:pPr>
+        <w:pStyle w:val="NormalWeb"/>
+        <w:numPr>
+          <w:ilvl w:val="0"/>
+          <w:numId w:val="31"/>
+        </w:numPr>
+      </w:pPr>
+      <w:r>
+        <w:t xml:space="preserve">добавяне на: </w:t>
+      </w:r>
+    </w:p>
+    <w:p>
+      <w:pPr>
+        <w:pStyle w:val="NormalWeb"/>
+      </w:pPr>
+      <w:r>
+        <w:t>C:\ffmpeg\ffmpeg-8.0.1-essentials_build\bin</w:t>
+      </w:r>
+    </w:p>
+    <w:p>
+      <w:pPr>
+        <w:pStyle w:val="NormalWeb"/>
+      </w:pPr>
+      <w:r>
+        <w:t>Това позволява:</w:t>
+      </w:r>
+    </w:p>
+    <w:p>
+      <w:pPr>
+        <w:pStyle w:val="NormalWeb"/>
+        <w:numPr>
+          <w:ilvl w:val="0"/>
+          <w:numId w:val="32"/>
+        </w:numPr>
+      </w:pPr>
+      <w:r>
+        <w:t xml:space="preserve">Whisper да извиква FFmpeg </w:t>
+      </w:r>
+    </w:p>
+    <w:p>
+      <w:pPr>
+        <w:pStyle w:val="NormalWeb"/>
+        <w:numPr>
+          <w:ilvl w:val="0"/>
+          <w:numId w:val="32"/>
+        </w:numPr>
+      </w:pPr>
+      <w:r>
+        <w:t xml:space="preserve">Python да обработва видео файлове </w:t>
+      </w:r>
+    </w:p>
+    <w:p>
+      <w:pPr>
+        <w:pStyle w:val="NormalWeb"/>
+        <w:numPr>
+          <w:ilvl w:val="0"/>
+          <w:numId w:val="32"/>
+        </w:numPr>
+      </w:pPr>
+      <w:r>
+        <w:t xml:space="preserve">Django по-късно да работи автоматично </w:t>
+      </w:r>
+    </w:p>
+    <w:p>
+      <w:pPr>
+        <w:pStyle w:val="NormalWeb"/>
+      </w:pPr>
+      <w:r>
+        <w:pict>
+          <v:rect id="_x0000_i1033" style="width:0;height:1.5pt" o:hralign="center" o:hrstd="t" o:hr="t" fillcolor="#a0a0a0" stroked="f"/>
+        </w:pict>
+      </w:r>
+    </w:p>
+    <w:p>
+      <w:pPr>
+        <w:pStyle w:val="NormalWeb"/>
+        <w:rPr>
+          <w:b/>
+          <w:bCs/>
+        </w:rPr>
+      </w:pPr>
+      <w:r>
+        <w:rPr>
+          <w:b/>
+          <w:bCs/>
+        </w:rPr>
+        <w:t>До тук какво реално си постигнал</w:t>
+      </w:r>
+    </w:p>
+    <w:p>
+      <w:pPr>
+        <w:pStyle w:val="NormalWeb"/>
+      </w:pPr>
+      <w:r>
+        <w:t>Ти вече имаш:</w:t>
+      </w:r>
+    </w:p>
+    <w:p>
+      <w:pPr>
+        <w:pStyle w:val="NormalWeb"/>
+      </w:pPr>
+      <w:r>
+        <w:rPr>
+          <w:rFonts w:ascii="Segoe UI Symbol" w:hAnsi="Segoe UI Symbol" w:cs="Segoe UI Symbol"/>
+        </w:rPr>
+        <w:t>✔</w:t>
+      </w:r>
+      <w:r>
+        <w:t xml:space="preserve"> Работна Python среда</w:t>
+      </w:r>
+      <w:r>
+        <w:br/>
+      </w:r>
+      <w:r>
+        <w:rPr>
+          <w:rFonts w:ascii="Segoe UI Symbol" w:hAnsi="Segoe UI Symbol" w:cs="Segoe UI Symbol"/>
+        </w:rPr>
+        <w:t>✔</w:t>
+      </w:r>
+      <w:r>
+        <w:t xml:space="preserve"> Virtual environment</w:t>
+      </w:r>
+      <w:r>
+        <w:br/>
+      </w:r>
+      <w:r>
+        <w:rPr>
+          <w:rFonts w:ascii="Segoe UI Symbol" w:hAnsi="Segoe UI Symbol" w:cs="Segoe UI Symbol"/>
+        </w:rPr>
+        <w:t>✔</w:t>
+      </w:r>
+      <w:r>
+        <w:t xml:space="preserve"> Инсталиран Whisper</w:t>
+      </w:r>
+      <w:r>
+        <w:br/>
+      </w:r>
+      <w:r>
+        <w:rPr>
+          <w:rFonts w:ascii="Segoe UI Symbol" w:hAnsi="Segoe UI Symbol" w:cs="Segoe UI Symbol"/>
+        </w:rPr>
+        <w:lastRenderedPageBreak/>
+        <w:t>✔</w:t>
+      </w:r>
+      <w:r>
+        <w:t xml:space="preserve"> Изтеглен FFmpeg</w:t>
+      </w:r>
+      <w:r>
+        <w:br/>
+      </w:r>
+      <w:r>
+        <w:rPr>
+          <w:rFonts w:ascii="Segoe UI Symbol" w:hAnsi="Segoe UI Symbol" w:cs="Segoe UI Symbol"/>
+        </w:rPr>
+        <w:t>✔</w:t>
+      </w:r>
+      <w:r>
+        <w:t xml:space="preserve"> Подготвен проект pipeline</w:t>
+      </w:r>
+      <w:r>
+        <w:br/>
+      </w:r>
+      <w:r>
+        <w:rPr>
+          <w:rFonts w:ascii="Segoe UI Symbol" w:hAnsi="Segoe UI Symbol" w:cs="Segoe UI Symbol"/>
+        </w:rPr>
+        <w:t>✔</w:t>
+      </w:r>
+      <w:r>
+        <w:t xml:space="preserve"> Структура за дипломна работа</w:t>
+      </w:r>
+      <w:r>
+        <w:br/>
+      </w:r>
+      <w:r>
+        <w:rPr>
+          <w:rFonts w:ascii="Segoe UI Symbol" w:hAnsi="Segoe UI Symbol" w:cs="Segoe UI Symbol"/>
+        </w:rPr>
+        <w:t>✔</w:t>
+      </w:r>
+      <w:r>
+        <w:t xml:space="preserve"> Разбиране на технологиите</w:t>
+      </w:r>
+    </w:p>
+    <w:p>
+      <w:pPr>
+        <w:pStyle w:val="NormalWeb"/>
+      </w:pPr>
+      <w:r>
+        <w:t xml:space="preserve">Практически си на </w:t>
+      </w:r>
+      <w:r>
+        <w:rPr>
+          <w:b/>
+          <w:bCs/>
+        </w:rPr>
+        <w:t>95% готов за първия реален тест</w:t>
+      </w:r>
+      <w:r>
+        <w:t>.</w:t>
+      </w:r>
+    </w:p>
+    <w:p>
+      <w:pPr>
+        <w:pStyle w:val="NormalWeb"/>
+      </w:pPr>
+    </w:p>
+    <w:p>
+      <w:pPr>
+        <w:pStyle w:val="NormalWeb"/>
+      </w:pPr>
+    </w:p>
+    <w:p>
+      <w:pPr>
+        <w:pStyle w:val="NormalWeb"/>
+      </w:pPr>
+    </w:p>
+    <w:p>
+      <w:pPr>
+        <w:pStyle w:val="NormalWeb"/>
+        <w:rPr>
+          <w:b/>
+          <w:bCs/>
+        </w:rPr>
+      </w:pPr>
+      <w:r>
+        <w:rPr>
+          <w:b/>
+          <w:bCs/>
+        </w:rPr>
+        <w:t>История на първоначалното тестване на Whisper за дипломния проект</w:t>
+      </w:r>
+    </w:p>
+    <w:p>
+      <w:pPr>
+        <w:pStyle w:val="NormalWeb"/>
+      </w:pPr>
+      <w:r>
+        <w:t>Започнах подготовката за дипломната си работа на тема „Автоматично генериране на субтитри от видео“, като първата ми цел беше да тествам разпознаване на реч чрез Whisper. Работната ми среда беше Windows, а създадох проектна папка C:\whisper_test, в която организирах структура с подпапка audio за тестов .wav файл и виртуална Python среда venv.</w:t>
+      </w:r>
+    </w:p>
+    <w:p>
+      <w:pPr>
+        <w:pStyle w:val="NormalWeb"/>
+      </w:pPr>
+      <w:r>
+        <w:t>Отворих проекта в PyCharm и конфигурирах IDE-то да използва съществуващата виртуална среда. Успях да активирам средата и да проверя, че тя е избрана като интерпретатор. След това опитах да стартирам Whisper от терминала, но командата не беше разпозната. Това показа, че библиотеката не е инсталирана във виртуалната среда.</w:t>
+      </w:r>
+    </w:p>
+    <w:p>
+      <w:pPr>
+        <w:pStyle w:val="NormalWeb"/>
+      </w:pPr>
+      <w:r>
+        <w:t>Инсталирах необходимите зависимости и създадох първия тестов Python файл test_whisper.py, който зарежда Whisper модел, обработва аудио файл и извежда разпознат текст. При първото изпълнение обаче се появи грешка, свързана с PyTorch DLL файлове. След анализ се установи, че причината е използването на Python 3.14, който не се поддържа от PyTorch.</w:t>
+      </w:r>
+    </w:p>
+    <w:p>
+      <w:pPr>
+        <w:pStyle w:val="NormalWeb"/>
+      </w:pPr>
+      <w:r>
+        <w:t>За да реша проблема, преминах към стабилна версия Python 3.10, изтрих старата виртуална среда и създадох нова. След това отново инсталирах PyTorch и Whisper в новата среда и подготвих проекта за повторен тест.</w:t>
+      </w:r>
+    </w:p>
+    <w:p>
+      <w:pPr>
+        <w:pStyle w:val="NormalWeb"/>
+      </w:pPr>
+      <w:r>
+        <w:t>В резултат от тези стъпки:</w:t>
+      </w:r>
+    </w:p>
+    <w:p>
+      <w:pPr>
+        <w:pStyle w:val="NormalWeb"/>
+        <w:numPr>
+          <w:ilvl w:val="0"/>
+          <w:numId w:val="33"/>
+        </w:numPr>
+      </w:pPr>
+      <w:r>
+        <w:t>създадох работна структура на проекта</w:t>
+      </w:r>
+    </w:p>
+    <w:p>
+      <w:pPr>
+        <w:pStyle w:val="NormalWeb"/>
+        <w:numPr>
+          <w:ilvl w:val="0"/>
+          <w:numId w:val="33"/>
+        </w:numPr>
+      </w:pPr>
+      <w:r>
+        <w:t>конфигурирах виртуална среда</w:t>
+      </w:r>
+    </w:p>
+    <w:p>
+      <w:pPr>
+        <w:pStyle w:val="NormalWeb"/>
+        <w:numPr>
+          <w:ilvl w:val="0"/>
+          <w:numId w:val="33"/>
+        </w:numPr>
+      </w:pPr>
+      <w:r>
+        <w:t>интегрирах PyCharm с проекта</w:t>
+      </w:r>
+    </w:p>
+    <w:p>
+      <w:pPr>
+        <w:pStyle w:val="NormalWeb"/>
+        <w:numPr>
+          <w:ilvl w:val="0"/>
+          <w:numId w:val="33"/>
+        </w:numPr>
+      </w:pPr>
+      <w:r>
+        <w:t>инсталирах Whisper и PyTorch</w:t>
+      </w:r>
+    </w:p>
+    <w:p>
+      <w:pPr>
+        <w:pStyle w:val="NormalWeb"/>
+        <w:numPr>
+          <w:ilvl w:val="0"/>
+          <w:numId w:val="33"/>
+        </w:numPr>
+      </w:pPr>
+      <w:r>
+        <w:t>диагностицирах проблем с несъвместима версия на Python</w:t>
+      </w:r>
+    </w:p>
+    <w:p>
+      <w:pPr>
+        <w:pStyle w:val="NormalWeb"/>
+        <w:numPr>
+          <w:ilvl w:val="0"/>
+          <w:numId w:val="33"/>
+        </w:numPr>
+      </w:pPr>
+      <w:r>
+        <w:t>преминах към стабилна версия на Python</w:t>
+      </w:r>
+    </w:p>
+    <w:p>
+      <w:pPr>
+        <w:pStyle w:val="NormalWeb"/>
+        <w:numPr>
+          <w:ilvl w:val="0"/>
+          <w:numId w:val="33"/>
+        </w:numPr>
+      </w:pPr>
+      <w:r>
+        <w:t>подготвих средата за успешно първо разпознаване на реч</w:t>
+      </w:r>
+    </w:p>
+    <w:p>
+      <w:pPr>
+        <w:pStyle w:val="NormalWeb"/>
+      </w:pPr>
+      <w:r>
+        <w:t xml:space="preserve">Това представлява първия практически етап от разработката на дипломната работа – локално тестване на автоматично разпознаване на реч, което по-късно ще бъде интегрирано в Django уеб приложение. </w:t>
+      </w:r>
+      <w:r>
+        <w:rPr>
+          <w:rFonts w:ascii="Segoe UI Symbol" w:hAnsi="Segoe UI Symbol" w:cs="Segoe UI Symbol"/>
+        </w:rPr>
+        <w:t>🚀</w:t>
+      </w:r>
+    </w:p>
+    <w:p>
+      <w:pPr>
+        <w:pStyle w:val="NormalWeb"/>
+      </w:pPr>
       <w:bookmarkStart w:id="0" w:name="_GoBack"/>
       <w:bookmarkEnd w:id="0"/>
     </w:p>
@@ -3335,6 +4548,155 @@
     </w:lvl>
   </w:abstractNum>
   <w:abstractNum w:abstractNumId="6" w15:restartNumberingAfterBreak="0">
+    <w:nsid w:val="14A7000D"/>
+    <w:multiLevelType w:val="multilevel"/>
+    <w:tmpl w:val="6622BC62"/>
+    <w:lvl w:ilvl="0">
+      <w:start w:val="1"/>
+      <w:numFmt w:val="bullet"/>
+      <w:lvlText w:val=""/>
+      <w:lvlJc w:val="left"/>
+      <w:pPr>
+        <w:tabs>
+          <w:tab w:val="num" w:pos="720"/>
+        </w:tabs>
+        <w:ind w:left="720" w:hanging="360"/>
+      </w:pPr>
+      <w:rPr>
+        <w:rFonts w:ascii="Symbol" w:hAnsi="Symbol" w:hint="default"/>
+        <w:sz w:val="20"/>
+      </w:rPr>
+    </w:lvl>
+    <w:lvl w:ilvl="1">
+      <w:start w:val="1"/>
+      <w:numFmt w:val="bullet"/>
+      <w:lvlText w:val="o"/>
+      <w:lvlJc w:val="left"/>
+      <w:pPr>
+        <w:tabs>
+          <w:tab w:val="num" w:pos="1440"/>
+        </w:tabs>
+        <w:ind w:left="1440" w:hanging="360"/>
+      </w:pPr>
+      <w:rPr>
+        <w:rFonts w:ascii="Courier New" w:hAnsi="Courier New" w:hint="default"/>
+        <w:sz w:val="20"/>
+      </w:rPr>
+    </w:lvl>
+    <w:lvl w:ilvl="2" w:tentative="1">
+      <w:start w:val="1"/>
+      <w:numFmt w:val="bullet"/>
+      <w:lvlText w:val=""/>
+      <w:lvlJc w:val="left"/>
+      <w:pPr>
+        <w:tabs>
+          <w:tab w:val="num" w:pos="2160"/>
+        </w:tabs>
+        <w:ind w:left="2160" w:hanging="360"/>
+      </w:pPr>
+      <w:rPr>
+        <w:rFonts w:ascii="Wingdings" w:hAnsi="Wingdings" w:hint="default"/>
+        <w:sz w:val="20"/>
+      </w:rPr>
+    </w:lvl>
+    <w:lvl w:ilvl="3" w:tentative="1">
+      <w:start w:val="1"/>
+      <w:numFmt w:val="bullet"/>
+      <w:lvlText w:val=""/>
+      <w:lvlJc w:val="left"/>
+      <w:pPr>
+        <w:tabs>
+          <w:tab w:val="num" w:pos="2880"/>
+        </w:tabs>
+        <w:ind w:left="2880" w:hanging="360"/>
+      </w:pPr>
+      <w:rPr>
+        <w:rFonts w:ascii="Wingdings" w:hAnsi="Wingdings" w:hint="default"/>
+        <w:sz w:val="20"/>
+      </w:rPr>
+    </w:lvl>
+    <w:lvl w:ilvl="4" w:tentative="1">
+      <w:start w:val="1"/>
+      <w:numFmt w:val="bullet"/>
+      <w:lvlText w:val=""/>
+      <w:lvlJc w:val="left"/>
+      <w:pPr>
+        <w:tabs>
+          <w:tab w:val="num" w:pos="3600"/>
+        </w:tabs>
+        <w:ind w:left="3600" w:hanging="360"/>
+      </w:pPr>
+      <w:rPr>
+        <w:rFonts w:ascii="Wingdings" w:hAnsi="Wingdings" w:hint="default"/>
+        <w:sz w:val="20"/>
+      </w:rPr>
+    </w:lvl>
+    <w:lvl w:ilvl="5" w:tentative="1">
+      <w:start w:val="1"/>
+      <w:numFmt w:val="bullet"/>
+      <w:lvlText w:val=""/>
+      <w:lvlJc w:val="left"/>
+      <w:pPr>
+        <w:tabs>
+          <w:tab w:val="num" w:pos="4320"/>
+        </w:tabs>
+        <w:ind w:left="4320" w:hanging="360"/>
+      </w:pPr>
+      <w:rPr>
+        <w:rFonts w:ascii="Wingdings" w:hAnsi="Wingdings" w:hint="default"/>
+        <w:sz w:val="20"/>
+      </w:rPr>
+    </w:lvl>
+    <w:lvl w:ilvl="6" w:tentative="1">
+      <w:start w:val="1"/>
+      <w:numFmt w:val="bullet"/>
+      <w:lvlText w:val=""/>
+      <w:lvlJc w:val="left"/>
+      <w:pPr>
+        <w:tabs>
+          <w:tab w:val="num" w:pos="5040"/>
+        </w:tabs>
+        <w:ind w:left="5040" w:hanging="360"/>
+      </w:pPr>
+      <w:rPr>
+        <w:rFonts w:ascii="Wingdings" w:hAnsi="Wingdings" w:hint="default"/>
+        <w:sz w:val="20"/>
+      </w:rPr>
+    </w:lvl>
+    <w:lvl w:ilvl="7" w:tentative="1">
+      <w:start w:val="1"/>
+      <w:numFmt w:val="bullet"/>
+      <w:lvlText w:val=""/>
+      <w:lvlJc w:val="left"/>
+      <w:pPr>
+        <w:tabs>
+          <w:tab w:val="num" w:pos="5760"/>
+        </w:tabs>
+        <w:ind w:left="5760" w:hanging="360"/>
+      </w:pPr>
+      <w:rPr>
+        <w:rFonts w:ascii="Wingdings" w:hAnsi="Wingdings" w:hint="default"/>
+        <w:sz w:val="20"/>
+      </w:rPr>
+    </w:lvl>
+    <w:lvl w:ilvl="8" w:tentative="1">
+      <w:start w:val="1"/>
+      <w:numFmt w:val="bullet"/>
+      <w:lvlText w:val=""/>
+      <w:lvlJc w:val="left"/>
+      <w:pPr>
+        <w:tabs>
+          <w:tab w:val="num" w:pos="6480"/>
+        </w:tabs>
+        <w:ind w:left="6480" w:hanging="360"/>
+      </w:pPr>
+      <w:rPr>
+        <w:rFonts w:ascii="Wingdings" w:hAnsi="Wingdings" w:hint="default"/>
+        <w:sz w:val="20"/>
+      </w:rPr>
+    </w:lvl>
+  </w:abstractNum>
+  <w:abstractNum w:abstractNumId="7" w15:restartNumberingAfterBreak="0">
     <w:nsid w:val="157E351E"/>
     <w:multiLevelType w:val="multilevel"/>
     <w:tmpl w:val="E8080750"/>
@@ -3483,7 +4845,156 @@
       </w:rPr>
     </w:lvl>
   </w:abstractNum>
-  <w:abstractNum w:abstractNumId="7" w15:restartNumberingAfterBreak="0">
+  <w:abstractNum w:abstractNumId="8" w15:restartNumberingAfterBreak="0">
+    <w:nsid w:val="16667C42"/>
+    <w:multiLevelType w:val="multilevel"/>
+    <w:tmpl w:val="9F88D5C0"/>
+    <w:lvl w:ilvl="0">
+      <w:start w:val="1"/>
+      <w:numFmt w:val="bullet"/>
+      <w:lvlText w:val=""/>
+      <w:lvlJc w:val="left"/>
+      <w:pPr>
+        <w:tabs>
+          <w:tab w:val="num" w:pos="720"/>
+        </w:tabs>
+        <w:ind w:left="720" w:hanging="360"/>
+      </w:pPr>
+      <w:rPr>
+        <w:rFonts w:ascii="Symbol" w:hAnsi="Symbol" w:hint="default"/>
+        <w:sz w:val="20"/>
+      </w:rPr>
+    </w:lvl>
+    <w:lvl w:ilvl="1" w:tentative="1">
+      <w:start w:val="1"/>
+      <w:numFmt w:val="bullet"/>
+      <w:lvlText w:val="o"/>
+      <w:lvlJc w:val="left"/>
+      <w:pPr>
+        <w:tabs>
+          <w:tab w:val="num" w:pos="1440"/>
+        </w:tabs>
+        <w:ind w:left="1440" w:hanging="360"/>
+      </w:pPr>
+      <w:rPr>
+        <w:rFonts w:ascii="Courier New" w:hAnsi="Courier New" w:hint="default"/>
+        <w:sz w:val="20"/>
+      </w:rPr>
+    </w:lvl>
+    <w:lvl w:ilvl="2" w:tentative="1">
+      <w:start w:val="1"/>
+      <w:numFmt w:val="bullet"/>
+      <w:lvlText w:val=""/>
+      <w:lvlJc w:val="left"/>
+      <w:pPr>
+        <w:tabs>
+          <w:tab w:val="num" w:pos="2160"/>
+        </w:tabs>
+        <w:ind w:left="2160" w:hanging="360"/>
+      </w:pPr>
+      <w:rPr>
+        <w:rFonts w:ascii="Wingdings" w:hAnsi="Wingdings" w:hint="default"/>
+        <w:sz w:val="20"/>
+      </w:rPr>
+    </w:lvl>
+    <w:lvl w:ilvl="3" w:tentative="1">
+      <w:start w:val="1"/>
+      <w:numFmt w:val="bullet"/>
+      <w:lvlText w:val=""/>
+      <w:lvlJc w:val="left"/>
+      <w:pPr>
+        <w:tabs>
+          <w:tab w:val="num" w:pos="2880"/>
+        </w:tabs>
+        <w:ind w:left="2880" w:hanging="360"/>
+      </w:pPr>
+      <w:rPr>
+        <w:rFonts w:ascii="Wingdings" w:hAnsi="Wingdings" w:hint="default"/>
+        <w:sz w:val="20"/>
+      </w:rPr>
+    </w:lvl>
+    <w:lvl w:ilvl="4" w:tentative="1">
+      <w:start w:val="1"/>
+      <w:numFmt w:val="bullet"/>
+      <w:lvlText w:val=""/>
+      <w:lvlJc w:val="left"/>
+      <w:pPr>
+        <w:tabs>
+          <w:tab w:val="num" w:pos="3600"/>
+        </w:tabs>
+        <w:ind w:left="3600" w:hanging="360"/>
+      </w:pPr>
+      <w:rPr>
+        <w:rFonts w:ascii="Wingdings" w:hAnsi="Wingdings" w:hint="default"/>
+        <w:sz w:val="20"/>
+      </w:rPr>
+    </w:lvl>
+    <w:lvl w:ilvl="5" w:tentative="1">
+      <w:start w:val="1"/>
+      <w:numFmt w:val="bullet"/>
+      <w:lvlText w:val=""/>
+      <w:lvlJc w:val="left"/>
+      <w:pPr>
+        <w:tabs>
+          <w:tab w:val="num" w:pos="4320"/>
+        </w:tabs>
+        <w:ind w:left="4320" w:hanging="360"/>
+      </w:pPr>
+      <w:rPr>
+        <w:rFonts w:ascii="Wingdings" w:hAnsi="Wingdings" w:hint="default"/>
+        <w:sz w:val="20"/>
+      </w:rPr>
+    </w:lvl>
+    <w:lvl w:ilvl="6" w:tentative="1">
+      <w:start w:val="1"/>
+      <w:numFmt w:val="bullet"/>
+      <w:lvlText w:val=""/>
+      <w:lvlJc w:val="left"/>
+      <w:pPr>
+        <w:tabs>
+          <w:tab w:val="num" w:pos="5040"/>
+        </w:tabs>
+        <w:ind w:left="5040" w:hanging="360"/>
+      </w:pPr>
+      <w:rPr>
+        <w:rFonts w:ascii="Wingdings" w:hAnsi="Wingdings" w:hint="default"/>
+        <w:sz w:val="20"/>
+      </w:rPr>
+    </w:lvl>
+    <w:lvl w:ilvl="7" w:tentative="1">
+      <w:start w:val="1"/>
+      <w:numFmt w:val="bullet"/>
+      <w:lvlText w:val=""/>
+      <w:lvlJc w:val="left"/>
+      <w:pPr>
+        <w:tabs>
+          <w:tab w:val="num" w:pos="5760"/>
+        </w:tabs>
+        <w:ind w:left="5760" w:hanging="360"/>
+      </w:pPr>
+      <w:rPr>
+        <w:rFonts w:ascii="Wingdings" w:hAnsi="Wingdings" w:hint="default"/>
+        <w:sz w:val="20"/>
+      </w:rPr>
+    </w:lvl>
+    <w:lvl w:ilvl="8" w:tentative="1">
+      <w:start w:val="1"/>
+      <w:numFmt w:val="bullet"/>
+      <w:lvlText w:val=""/>
+      <w:lvlJc w:val="left"/>
+      <w:pPr>
+        <w:tabs>
+          <w:tab w:val="num" w:pos="6480"/>
+        </w:tabs>
+        <w:ind w:left="6480" w:hanging="360"/>
+      </w:pPr>
+      <w:rPr>
+        <w:rFonts w:ascii="Wingdings" w:hAnsi="Wingdings" w:hint="default"/>
+        <w:sz w:val="20"/>
+      </w:rPr>
+    </w:lvl>
+  </w:abstractNum>
+  <w:abstractNum w:abstractNumId="9" w15:restartNumberingAfterBreak="0">
     <w:nsid w:val="1A74081C"/>
     <w:multiLevelType w:val="multilevel"/>
     <w:tmpl w:val="B65EA626"/>
@@ -3632,7 +5143,7 @@
       </w:rPr>
     </w:lvl>
   </w:abstractNum>
-  <w:abstractNum w:abstractNumId="8" w15:restartNumberingAfterBreak="0">
+  <w:abstractNum w:abstractNumId="10" w15:restartNumberingAfterBreak="0">
     <w:nsid w:val="22B35416"/>
     <w:multiLevelType w:val="multilevel"/>
     <w:tmpl w:val="5360D9A8"/>
@@ -3781,7 +5292,7 @@
       </w:rPr>
     </w:lvl>
   </w:abstractNum>
-  <w:abstractNum w:abstractNumId="9" w15:restartNumberingAfterBreak="0">
+  <w:abstractNum w:abstractNumId="11" w15:restartNumberingAfterBreak="0">
     <w:nsid w:val="24E22D36"/>
     <w:multiLevelType w:val="multilevel"/>
     <w:tmpl w:val="5E3215BE"/>
@@ -3930,7 +5441,156 @@
       </w:rPr>
     </w:lvl>
   </w:abstractNum>
-  <w:abstractNum w:abstractNumId="10" w15:restartNumberingAfterBreak="0">
+  <w:abstractNum w:abstractNumId="12" w15:restartNumberingAfterBreak="0">
+    <w:nsid w:val="2B8E0FD2"/>
+    <w:multiLevelType w:val="multilevel"/>
+    <w:tmpl w:val="3E582808"/>
+    <w:lvl w:ilvl="0">
+      <w:start w:val="1"/>
+      <w:numFmt w:val="bullet"/>
+      <w:lvlText w:val=""/>
+      <w:lvlJc w:val="left"/>
+      <w:pPr>
+        <w:tabs>
+          <w:tab w:val="num" w:pos="720"/>
+        </w:tabs>
+        <w:ind w:left="720" w:hanging="360"/>
+      </w:pPr>
+      <w:rPr>
+        <w:rFonts w:ascii="Symbol" w:hAnsi="Symbol" w:hint="default"/>
+        <w:sz w:val="20"/>
+      </w:rPr>
+    </w:lvl>
+    <w:lvl w:ilvl="1" w:tentative="1">
+      <w:start w:val="1"/>
+      <w:numFmt w:val="bullet"/>
+      <w:lvlText w:val="o"/>
+      <w:lvlJc w:val="left"/>
+      <w:pPr>
+        <w:tabs>
+          <w:tab w:val="num" w:pos="1440"/>
+        </w:tabs>
+        <w:ind w:left="1440" w:hanging="360"/>
+      </w:pPr>
+      <w:rPr>
+        <w:rFonts w:ascii="Courier New" w:hAnsi="Courier New" w:hint="default"/>
+        <w:sz w:val="20"/>
+      </w:rPr>
+    </w:lvl>
+    <w:lvl w:ilvl="2" w:tentative="1">
+      <w:start w:val="1"/>
+      <w:numFmt w:val="bullet"/>
+      <w:lvlText w:val=""/>
+      <w:lvlJc w:val="left"/>
+      <w:pPr>
+        <w:tabs>
+          <w:tab w:val="num" w:pos="2160"/>
+        </w:tabs>
+        <w:ind w:left="2160" w:hanging="360"/>
+      </w:pPr>
+      <w:rPr>
+        <w:rFonts w:ascii="Wingdings" w:hAnsi="Wingdings" w:hint="default"/>
+        <w:sz w:val="20"/>
+      </w:rPr>
+    </w:lvl>
+    <w:lvl w:ilvl="3" w:tentative="1">
+      <w:start w:val="1"/>
+      <w:numFmt w:val="bullet"/>
+      <w:lvlText w:val=""/>
+      <w:lvlJc w:val="left"/>
+      <w:pPr>
+        <w:tabs>
+          <w:tab w:val="num" w:pos="2880"/>
+        </w:tabs>
+        <w:ind w:left="2880" w:hanging="360"/>
+      </w:pPr>
+      <w:rPr>
+        <w:rFonts w:ascii="Wingdings" w:hAnsi="Wingdings" w:hint="default"/>
+        <w:sz w:val="20"/>
+      </w:rPr>
+    </w:lvl>
+    <w:lvl w:ilvl="4" w:tentative="1">
+      <w:start w:val="1"/>
+      <w:numFmt w:val="bullet"/>
+      <w:lvlText w:val=""/>
+      <w:lvlJc w:val="left"/>
+      <w:pPr>
+        <w:tabs>
+          <w:tab w:val="num" w:pos="3600"/>
+        </w:tabs>
+        <w:ind w:left="3600" w:hanging="360"/>
+      </w:pPr>
+      <w:rPr>
+        <w:rFonts w:ascii="Wingdings" w:hAnsi="Wingdings" w:hint="default"/>
+        <w:sz w:val="20"/>
+      </w:rPr>
+    </w:lvl>
+    <w:lvl w:ilvl="5" w:tentative="1">
+      <w:start w:val="1"/>
+      <w:numFmt w:val="bullet"/>
+      <w:lvlText w:val=""/>
+      <w:lvlJc w:val="left"/>
+      <w:pPr>
+        <w:tabs>
+          <w:tab w:val="num" w:pos="4320"/>
+        </w:tabs>
+        <w:ind w:left="4320" w:hanging="360"/>
+      </w:pPr>
+      <w:rPr>
+        <w:rFonts w:ascii="Wingdings" w:hAnsi="Wingdings" w:hint="default"/>
+        <w:sz w:val="20"/>
+      </w:rPr>
+    </w:lvl>
+    <w:lvl w:ilvl="6" w:tentative="1">
+      <w:start w:val="1"/>
+      <w:numFmt w:val="bullet"/>
+      <w:lvlText w:val=""/>
+      <w:lvlJc w:val="left"/>
+      <w:pPr>
+        <w:tabs>
+          <w:tab w:val="num" w:pos="5040"/>
+        </w:tabs>
+        <w:ind w:left="5040" w:hanging="360"/>
+      </w:pPr>
+      <w:rPr>
+        <w:rFonts w:ascii="Wingdings" w:hAnsi="Wingdings" w:hint="default"/>
+        <w:sz w:val="20"/>
+      </w:rPr>
+    </w:lvl>
+    <w:lvl w:ilvl="7" w:tentative="1">
+      <w:start w:val="1"/>
+      <w:numFmt w:val="bullet"/>
+      <w:lvlText w:val=""/>
+      <w:lvlJc w:val="left"/>
+      <w:pPr>
+        <w:tabs>
+          <w:tab w:val="num" w:pos="5760"/>
+        </w:tabs>
+        <w:ind w:left="5760" w:hanging="360"/>
+      </w:pPr>
+      <w:rPr>
+        <w:rFonts w:ascii="Wingdings" w:hAnsi="Wingdings" w:hint="default"/>
+        <w:sz w:val="20"/>
+      </w:rPr>
+    </w:lvl>
+    <w:lvl w:ilvl="8" w:tentative="1">
+      <w:start w:val="1"/>
+      <w:numFmt w:val="bullet"/>
+      <w:lvlText w:val=""/>
+      <w:lvlJc w:val="left"/>
+      <w:pPr>
+        <w:tabs>
+          <w:tab w:val="num" w:pos="6480"/>
+        </w:tabs>
+        <w:ind w:left="6480" w:hanging="360"/>
+      </w:pPr>
+      <w:rPr>
+        <w:rFonts w:ascii="Wingdings" w:hAnsi="Wingdings" w:hint="default"/>
+        <w:sz w:val="20"/>
+      </w:rPr>
+    </w:lvl>
+  </w:abstractNum>
+  <w:abstractNum w:abstractNumId="13" w15:restartNumberingAfterBreak="0">
     <w:nsid w:val="2CC12F40"/>
     <w:multiLevelType w:val="multilevel"/>
     <w:tmpl w:val="DDC0C422"/>
@@ -4079,7 +5739,7 @@
       </w:rPr>
     </w:lvl>
   </w:abstractNum>
-  <w:abstractNum w:abstractNumId="11" w15:restartNumberingAfterBreak="0">
+  <w:abstractNum w:abstractNumId="14" w15:restartNumberingAfterBreak="0">
     <w:nsid w:val="3492069C"/>
     <w:multiLevelType w:val="multilevel"/>
     <w:tmpl w:val="611013BA"/>
@@ -4228,7 +5888,7 @@
       </w:rPr>
     </w:lvl>
   </w:abstractNum>
-  <w:abstractNum w:abstractNumId="12" w15:restartNumberingAfterBreak="0">
+  <w:abstractNum w:abstractNumId="15" w15:restartNumberingAfterBreak="0">
     <w:nsid w:val="3C444A9D"/>
     <w:multiLevelType w:val="hybridMultilevel"/>
     <w:tmpl w:val="4FDAD100"/>
@@ -4341,7 +6001,7 @@
       </w:rPr>
     </w:lvl>
   </w:abstractNum>
-  <w:abstractNum w:abstractNumId="13" w15:restartNumberingAfterBreak="0">
+  <w:abstractNum w:abstractNumId="16" w15:restartNumberingAfterBreak="0">
     <w:nsid w:val="3D48231D"/>
     <w:multiLevelType w:val="multilevel"/>
     <w:tmpl w:val="7C4CF89C"/>
@@ -4490,7 +6150,454 @@
       </w:rPr>
     </w:lvl>
   </w:abstractNum>
-  <w:abstractNum w:abstractNumId="14" w15:restartNumberingAfterBreak="0">
+  <w:abstractNum w:abstractNumId="17" w15:restartNumberingAfterBreak="0">
+    <w:nsid w:val="42AF00B8"/>
+    <w:multiLevelType w:val="multilevel"/>
+    <w:tmpl w:val="8D00D60A"/>
+    <w:lvl w:ilvl="0">
+      <w:start w:val="1"/>
+      <w:numFmt w:val="bullet"/>
+      <w:lvlText w:val=""/>
+      <w:lvlJc w:val="left"/>
+      <w:pPr>
+        <w:tabs>
+          <w:tab w:val="num" w:pos="720"/>
+        </w:tabs>
+        <w:ind w:left="720" w:hanging="360"/>
+      </w:pPr>
+      <w:rPr>
+        <w:rFonts w:ascii="Symbol" w:hAnsi="Symbol" w:hint="default"/>
+        <w:sz w:val="20"/>
+      </w:rPr>
+    </w:lvl>
+    <w:lvl w:ilvl="1" w:tentative="1">
+      <w:start w:val="1"/>
+      <w:numFmt w:val="bullet"/>
+      <w:lvlText w:val="o"/>
+      <w:lvlJc w:val="left"/>
+      <w:pPr>
+        <w:tabs>
+          <w:tab w:val="num" w:pos="1440"/>
+        </w:tabs>
+        <w:ind w:left="1440" w:hanging="360"/>
+      </w:pPr>
+      <w:rPr>
+        <w:rFonts w:ascii="Courier New" w:hAnsi="Courier New" w:hint="default"/>
+        <w:sz w:val="20"/>
+      </w:rPr>
+    </w:lvl>
+    <w:lvl w:ilvl="2" w:tentative="1">
+      <w:start w:val="1"/>
+      <w:numFmt w:val="bullet"/>
+      <w:lvlText w:val=""/>
+      <w:lvlJc w:val="left"/>
+      <w:pPr>
+        <w:tabs>
+          <w:tab w:val="num" w:pos="2160"/>
+        </w:tabs>
+        <w:ind w:left="2160" w:hanging="360"/>
+      </w:pPr>
+      <w:rPr>
+        <w:rFonts w:ascii="Wingdings" w:hAnsi="Wingdings" w:hint="default"/>
+        <w:sz w:val="20"/>
+      </w:rPr>
+    </w:lvl>
+    <w:lvl w:ilvl="3" w:tentative="1">
+      <w:start w:val="1"/>
+      <w:numFmt w:val="bullet"/>
+      <w:lvlText w:val=""/>
+      <w:lvlJc w:val="left"/>
+      <w:pPr>
+        <w:tabs>
+          <w:tab w:val="num" w:pos="2880"/>
+        </w:tabs>
+        <w:ind w:left="2880" w:hanging="360"/>
+      </w:pPr>
+      <w:rPr>
+        <w:rFonts w:ascii="Wingdings" w:hAnsi="Wingdings" w:hint="default"/>
+        <w:sz w:val="20"/>
+      </w:rPr>
+    </w:lvl>
+    <w:lvl w:ilvl="4" w:tentative="1">
+      <w:start w:val="1"/>
+      <w:numFmt w:val="bullet"/>
+      <w:lvlText w:val=""/>
+      <w:lvlJc w:val="left"/>
+      <w:pPr>
+        <w:tabs>
+          <w:tab w:val="num" w:pos="3600"/>
+        </w:tabs>
+        <w:ind w:left="3600" w:hanging="360"/>
+      </w:pPr>
+      <w:rPr>
+        <w:rFonts w:ascii="Wingdings" w:hAnsi="Wingdings" w:hint="default"/>
+        <w:sz w:val="20"/>
+      </w:rPr>
+    </w:lvl>
+    <w:lvl w:ilvl="5" w:tentative="1">
+      <w:start w:val="1"/>
+      <w:numFmt w:val="bullet"/>
+      <w:lvlText w:val=""/>
+      <w:lvlJc w:val="left"/>
+      <w:pPr>
+        <w:tabs>
+          <w:tab w:val="num" w:pos="4320"/>
+        </w:tabs>
+        <w:ind w:left="4320" w:hanging="360"/>
+      </w:pPr>
+      <w:rPr>
+        <w:rFonts w:ascii="Wingdings" w:hAnsi="Wingdings" w:hint="default"/>
+        <w:sz w:val="20"/>
+      </w:rPr>
+    </w:lvl>
+    <w:lvl w:ilvl="6" w:tentative="1">
+      <w:start w:val="1"/>
+      <w:numFmt w:val="bullet"/>
+      <w:lvlText w:val=""/>
+      <w:lvlJc w:val="left"/>
+      <w:pPr>
+        <w:tabs>
+          <w:tab w:val="num" w:pos="5040"/>
+        </w:tabs>
+        <w:ind w:left="5040" w:hanging="360"/>
+      </w:pPr>
+      <w:rPr>
+        <w:rFonts w:ascii="Wingdings" w:hAnsi="Wingdings" w:hint="default"/>
+        <w:sz w:val="20"/>
+      </w:rPr>
+    </w:lvl>
+    <w:lvl w:ilvl="7" w:tentative="1">
+      <w:start w:val="1"/>
+      <w:numFmt w:val="bullet"/>
+      <w:lvlText w:val=""/>
+      <w:lvlJc w:val="left"/>
+      <w:pPr>
+        <w:tabs>
+          <w:tab w:val="num" w:pos="5760"/>
+        </w:tabs>
+        <w:ind w:left="5760" w:hanging="360"/>
+      </w:pPr>
+      <w:rPr>
+        <w:rFonts w:ascii="Wingdings" w:hAnsi="Wingdings" w:hint="default"/>
+        <w:sz w:val="20"/>
+      </w:rPr>
+    </w:lvl>
+    <w:lvl w:ilvl="8" w:tentative="1">
+      <w:start w:val="1"/>
+      <w:numFmt w:val="bullet"/>
+      <w:lvlText w:val=""/>
+      <w:lvlJc w:val="left"/>
+      <w:pPr>
+        <w:tabs>
+          <w:tab w:val="num" w:pos="6480"/>
+        </w:tabs>
+        <w:ind w:left="6480" w:hanging="360"/>
+      </w:pPr>
+      <w:rPr>
+        <w:rFonts w:ascii="Wingdings" w:hAnsi="Wingdings" w:hint="default"/>
+        <w:sz w:val="20"/>
+      </w:rPr>
+    </w:lvl>
+  </w:abstractNum>
+  <w:abstractNum w:abstractNumId="18" w15:restartNumberingAfterBreak="0">
+    <w:nsid w:val="48E53AE9"/>
+    <w:multiLevelType w:val="multilevel"/>
+    <w:tmpl w:val="6786ED32"/>
+    <w:lvl w:ilvl="0">
+      <w:start w:val="1"/>
+      <w:numFmt w:val="bullet"/>
+      <w:lvlText w:val=""/>
+      <w:lvlJc w:val="left"/>
+      <w:pPr>
+        <w:tabs>
+          <w:tab w:val="num" w:pos="720"/>
+        </w:tabs>
+        <w:ind w:left="720" w:hanging="360"/>
+      </w:pPr>
+      <w:rPr>
+        <w:rFonts w:ascii="Symbol" w:hAnsi="Symbol" w:hint="default"/>
+        <w:sz w:val="20"/>
+      </w:rPr>
+    </w:lvl>
+    <w:lvl w:ilvl="1" w:tentative="1">
+      <w:start w:val="1"/>
+      <w:numFmt w:val="bullet"/>
+      <w:lvlText w:val="o"/>
+      <w:lvlJc w:val="left"/>
+      <w:pPr>
+        <w:tabs>
+          <w:tab w:val="num" w:pos="1440"/>
+        </w:tabs>
+        <w:ind w:left="1440" w:hanging="360"/>
+      </w:pPr>
+      <w:rPr>
+        <w:rFonts w:ascii="Courier New" w:hAnsi="Courier New" w:hint="default"/>
+        <w:sz w:val="20"/>
+      </w:rPr>
+    </w:lvl>
+    <w:lvl w:ilvl="2" w:tentative="1">
+      <w:start w:val="1"/>
+      <w:numFmt w:val="bullet"/>
+      <w:lvlText w:val=""/>
+      <w:lvlJc w:val="left"/>
+      <w:pPr>
+        <w:tabs>
+          <w:tab w:val="num" w:pos="2160"/>
+        </w:tabs>
+        <w:ind w:left="2160" w:hanging="360"/>
+      </w:pPr>
+      <w:rPr>
+        <w:rFonts w:ascii="Wingdings" w:hAnsi="Wingdings" w:hint="default"/>
+        <w:sz w:val="20"/>
+      </w:rPr>
+    </w:lvl>
+    <w:lvl w:ilvl="3" w:tentative="1">
+      <w:start w:val="1"/>
+      <w:numFmt w:val="bullet"/>
+      <w:lvlText w:val=""/>
+      <w:lvlJc w:val="left"/>
+      <w:pPr>
+        <w:tabs>
+          <w:tab w:val="num" w:pos="2880"/>
+        </w:tabs>
+        <w:ind w:left="2880" w:hanging="360"/>
+      </w:pPr>
+      <w:rPr>
+        <w:rFonts w:ascii="Wingdings" w:hAnsi="Wingdings" w:hint="default"/>
+        <w:sz w:val="20"/>
+      </w:rPr>
+    </w:lvl>
+    <w:lvl w:ilvl="4" w:tentative="1">
+      <w:start w:val="1"/>
+      <w:numFmt w:val="bullet"/>
+      <w:lvlText w:val=""/>
+      <w:lvlJc w:val="left"/>
+      <w:pPr>
+        <w:tabs>
+          <w:tab w:val="num" w:pos="3600"/>
+        </w:tabs>
+        <w:ind w:left="3600" w:hanging="360"/>
+      </w:pPr>
+      <w:rPr>
+        <w:rFonts w:ascii="Wingdings" w:hAnsi="Wingdings" w:hint="default"/>
+        <w:sz w:val="20"/>
+      </w:rPr>
+    </w:lvl>
+    <w:lvl w:ilvl="5" w:tentative="1">
+      <w:start w:val="1"/>
+      <w:numFmt w:val="bullet"/>
+      <w:lvlText w:val=""/>
+      <w:lvlJc w:val="left"/>
+      <w:pPr>
+        <w:tabs>
+          <w:tab w:val="num" w:pos="4320"/>
+        </w:tabs>
+        <w:ind w:left="4320" w:hanging="360"/>
+      </w:pPr>
+      <w:rPr>
+        <w:rFonts w:ascii="Wingdings" w:hAnsi="Wingdings" w:hint="default"/>
+        <w:sz w:val="20"/>
+      </w:rPr>
+    </w:lvl>
+    <w:lvl w:ilvl="6" w:tentative="1">
+      <w:start w:val="1"/>
+      <w:numFmt w:val="bullet"/>
+      <w:lvlText w:val=""/>
+      <w:lvlJc w:val="left"/>
+      <w:pPr>
+        <w:tabs>
+          <w:tab w:val="num" w:pos="5040"/>
+        </w:tabs>
+        <w:ind w:left="5040" w:hanging="360"/>
+      </w:pPr>
+      <w:rPr>
+        <w:rFonts w:ascii="Wingdings" w:hAnsi="Wingdings" w:hint="default"/>
+        <w:sz w:val="20"/>
+      </w:rPr>
+    </w:lvl>
+    <w:lvl w:ilvl="7" w:tentative="1">
+      <w:start w:val="1"/>
+      <w:numFmt w:val="bullet"/>
+      <w:lvlText w:val=""/>
+      <w:lvlJc w:val="left"/>
+      <w:pPr>
+        <w:tabs>
+          <w:tab w:val="num" w:pos="5760"/>
+        </w:tabs>
+        <w:ind w:left="5760" w:hanging="360"/>
+      </w:pPr>
+      <w:rPr>
+        <w:rFonts w:ascii="Wingdings" w:hAnsi="Wingdings" w:hint="default"/>
+        <w:sz w:val="20"/>
+      </w:rPr>
+    </w:lvl>
+    <w:lvl w:ilvl="8" w:tentative="1">
+      <w:start w:val="1"/>
+      <w:numFmt w:val="bullet"/>
+      <w:lvlText w:val=""/>
+      <w:lvlJc w:val="left"/>
+      <w:pPr>
+        <w:tabs>
+          <w:tab w:val="num" w:pos="6480"/>
+        </w:tabs>
+        <w:ind w:left="6480" w:hanging="360"/>
+      </w:pPr>
+      <w:rPr>
+        <w:rFonts w:ascii="Wingdings" w:hAnsi="Wingdings" w:hint="default"/>
+        <w:sz w:val="20"/>
+      </w:rPr>
+    </w:lvl>
+  </w:abstractNum>
+  <w:abstractNum w:abstractNumId="19" w15:restartNumberingAfterBreak="0">
+    <w:nsid w:val="492263A6"/>
+    <w:multiLevelType w:val="multilevel"/>
+    <w:tmpl w:val="6B0645DE"/>
+    <w:lvl w:ilvl="0">
+      <w:start w:val="1"/>
+      <w:numFmt w:val="bullet"/>
+      <w:lvlText w:val=""/>
+      <w:lvlJc w:val="left"/>
+      <w:pPr>
+        <w:tabs>
+          <w:tab w:val="num" w:pos="720"/>
+        </w:tabs>
+        <w:ind w:left="720" w:hanging="360"/>
+      </w:pPr>
+      <w:rPr>
+        <w:rFonts w:ascii="Symbol" w:hAnsi="Symbol" w:hint="default"/>
+        <w:sz w:val="20"/>
+      </w:rPr>
+    </w:lvl>
+    <w:lvl w:ilvl="1" w:tentative="1">
+      <w:start w:val="1"/>
+      <w:numFmt w:val="bullet"/>
+      <w:lvlText w:val="o"/>
+      <w:lvlJc w:val="left"/>
+      <w:pPr>
+        <w:tabs>
+          <w:tab w:val="num" w:pos="1440"/>
+        </w:tabs>
+        <w:ind w:left="1440" w:hanging="360"/>
+      </w:pPr>
+      <w:rPr>
+        <w:rFonts w:ascii="Courier New" w:hAnsi="Courier New" w:hint="default"/>
+        <w:sz w:val="20"/>
+      </w:rPr>
+    </w:lvl>
+    <w:lvl w:ilvl="2" w:tentative="1">
+      <w:start w:val="1"/>
+      <w:numFmt w:val="bullet"/>
+      <w:lvlText w:val=""/>
+      <w:lvlJc w:val="left"/>
+      <w:pPr>
+        <w:tabs>
+          <w:tab w:val="num" w:pos="2160"/>
+        </w:tabs>
+        <w:ind w:left="2160" w:hanging="360"/>
+      </w:pPr>
+      <w:rPr>
+        <w:rFonts w:ascii="Wingdings" w:hAnsi="Wingdings" w:hint="default"/>
+        <w:sz w:val="20"/>
+      </w:rPr>
+    </w:lvl>
+    <w:lvl w:ilvl="3" w:tentative="1">
+      <w:start w:val="1"/>
+      <w:numFmt w:val="bullet"/>
+      <w:lvlText w:val=""/>
+      <w:lvlJc w:val="left"/>
+      <w:pPr>
+        <w:tabs>
+          <w:tab w:val="num" w:pos="2880"/>
+        </w:tabs>
+        <w:ind w:left="2880" w:hanging="360"/>
+      </w:pPr>
+      <w:rPr>
+        <w:rFonts w:ascii="Wingdings" w:hAnsi="Wingdings" w:hint="default"/>
+        <w:sz w:val="20"/>
+      </w:rPr>
+    </w:lvl>
+    <w:lvl w:ilvl="4" w:tentative="1">
+      <w:start w:val="1"/>
+      <w:numFmt w:val="bullet"/>
+      <w:lvlText w:val=""/>
+      <w:lvlJc w:val="left"/>
+      <w:pPr>
+        <w:tabs>
+          <w:tab w:val="num" w:pos="3600"/>
+        </w:tabs>
+        <w:ind w:left="3600" w:hanging="360"/>
+      </w:pPr>
+      <w:rPr>
+        <w:rFonts w:ascii="Wingdings" w:hAnsi="Wingdings" w:hint="default"/>
+        <w:sz w:val="20"/>
+      </w:rPr>
+    </w:lvl>
+    <w:lvl w:ilvl="5" w:tentative="1">
+      <w:start w:val="1"/>
+      <w:numFmt w:val="bullet"/>
+      <w:lvlText w:val=""/>
+      <w:lvlJc w:val="left"/>
+      <w:pPr>
+        <w:tabs>
+          <w:tab w:val="num" w:pos="4320"/>
+        </w:tabs>
+        <w:ind w:left="4320" w:hanging="360"/>
+      </w:pPr>
+      <w:rPr>
+        <w:rFonts w:ascii="Wingdings" w:hAnsi="Wingdings" w:hint="default"/>
+        <w:sz w:val="20"/>
+      </w:rPr>
+    </w:lvl>
+    <w:lvl w:ilvl="6" w:tentative="1">
+      <w:start w:val="1"/>
+      <w:numFmt w:val="bullet"/>
+      <w:lvlText w:val=""/>
+      <w:lvlJc w:val="left"/>
+      <w:pPr>
+        <w:tabs>
+          <w:tab w:val="num" w:pos="5040"/>
+        </w:tabs>
+        <w:ind w:left="5040" w:hanging="360"/>
+      </w:pPr>
+      <w:rPr>
+        <w:rFonts w:ascii="Wingdings" w:hAnsi="Wingdings" w:hint="default"/>
+        <w:sz w:val="20"/>
+      </w:rPr>
+    </w:lvl>
+    <w:lvl w:ilvl="7" w:tentative="1">
+      <w:start w:val="1"/>
+      <w:numFmt w:val="bullet"/>
+      <w:lvlText w:val=""/>
+      <w:lvlJc w:val="left"/>
+      <w:pPr>
+        <w:tabs>
+          <w:tab w:val="num" w:pos="5760"/>
+        </w:tabs>
+        <w:ind w:left="5760" w:hanging="360"/>
+      </w:pPr>
+      <w:rPr>
+        <w:rFonts w:ascii="Wingdings" w:hAnsi="Wingdings" w:hint="default"/>
+        <w:sz w:val="20"/>
+      </w:rPr>
+    </w:lvl>
+    <w:lvl w:ilvl="8" w:tentative="1">
+      <w:start w:val="1"/>
+      <w:numFmt w:val="bullet"/>
+      <w:lvlText w:val=""/>
+      <w:lvlJc w:val="left"/>
+      <w:pPr>
+        <w:tabs>
+          <w:tab w:val="num" w:pos="6480"/>
+        </w:tabs>
+        <w:ind w:left="6480" w:hanging="360"/>
+      </w:pPr>
+      <w:rPr>
+        <w:rFonts w:ascii="Wingdings" w:hAnsi="Wingdings" w:hint="default"/>
+        <w:sz w:val="20"/>
+      </w:rPr>
+    </w:lvl>
+  </w:abstractNum>
+  <w:abstractNum w:abstractNumId="20" w15:restartNumberingAfterBreak="0">
     <w:nsid w:val="4D7B23EB"/>
     <w:multiLevelType w:val="multilevel"/>
     <w:tmpl w:val="41F25812"/>
@@ -4639,7 +6746,7 @@
       </w:rPr>
     </w:lvl>
   </w:abstractNum>
-  <w:abstractNum w:abstractNumId="15" w15:restartNumberingAfterBreak="0">
+  <w:abstractNum w:abstractNumId="21" w15:restartNumberingAfterBreak="0">
     <w:nsid w:val="4DC00AF7"/>
     <w:multiLevelType w:val="multilevel"/>
     <w:tmpl w:val="B3DA3370"/>
@@ -4788,7 +6895,7 @@
       </w:rPr>
     </w:lvl>
   </w:abstractNum>
-  <w:abstractNum w:abstractNumId="16" w15:restartNumberingAfterBreak="0">
+  <w:abstractNum w:abstractNumId="22" w15:restartNumberingAfterBreak="0">
     <w:nsid w:val="553471D1"/>
     <w:multiLevelType w:val="multilevel"/>
     <w:tmpl w:val="3F2A82C2"/>
@@ -4937,7 +7044,156 @@
       </w:rPr>
     </w:lvl>
   </w:abstractNum>
-  <w:abstractNum w:abstractNumId="17" w15:restartNumberingAfterBreak="0">
+  <w:abstractNum w:abstractNumId="23" w15:restartNumberingAfterBreak="0">
+    <w:nsid w:val="575947AB"/>
+    <w:multiLevelType w:val="multilevel"/>
+    <w:tmpl w:val="835C005C"/>
+    <w:lvl w:ilvl="0">
+      <w:start w:val="1"/>
+      <w:numFmt w:val="bullet"/>
+      <w:lvlText w:val=""/>
+      <w:lvlJc w:val="left"/>
+      <w:pPr>
+        <w:tabs>
+          <w:tab w:val="num" w:pos="720"/>
+        </w:tabs>
+        <w:ind w:left="720" w:hanging="360"/>
+      </w:pPr>
+      <w:rPr>
+        <w:rFonts w:ascii="Symbol" w:hAnsi="Symbol" w:hint="default"/>
+        <w:sz w:val="20"/>
+      </w:rPr>
+    </w:lvl>
+    <w:lvl w:ilvl="1" w:tentative="1">
+      <w:start w:val="1"/>
+      <w:numFmt w:val="bullet"/>
+      <w:lvlText w:val="o"/>
+      <w:lvlJc w:val="left"/>
+      <w:pPr>
+        <w:tabs>
+          <w:tab w:val="num" w:pos="1440"/>
+        </w:tabs>
+        <w:ind w:left="1440" w:hanging="360"/>
+      </w:pPr>
+      <w:rPr>
+        <w:rFonts w:ascii="Courier New" w:hAnsi="Courier New" w:hint="default"/>
+        <w:sz w:val="20"/>
+      </w:rPr>
+    </w:lvl>
+    <w:lvl w:ilvl="2" w:tentative="1">
+      <w:start w:val="1"/>
+      <w:numFmt w:val="bullet"/>
+      <w:lvlText w:val=""/>
+      <w:lvlJc w:val="left"/>
+      <w:pPr>
+        <w:tabs>
+          <w:tab w:val="num" w:pos="2160"/>
+        </w:tabs>
+        <w:ind w:left="2160" w:hanging="360"/>
+      </w:pPr>
+      <w:rPr>
+        <w:rFonts w:ascii="Wingdings" w:hAnsi="Wingdings" w:hint="default"/>
+        <w:sz w:val="20"/>
+      </w:rPr>
+    </w:lvl>
+    <w:lvl w:ilvl="3" w:tentative="1">
+      <w:start w:val="1"/>
+      <w:numFmt w:val="bullet"/>
+      <w:lvlText w:val=""/>
+      <w:lvlJc w:val="left"/>
+      <w:pPr>
+        <w:tabs>
+          <w:tab w:val="num" w:pos="2880"/>
+        </w:tabs>
+        <w:ind w:left="2880" w:hanging="360"/>
+      </w:pPr>
+      <w:rPr>
+        <w:rFonts w:ascii="Wingdings" w:hAnsi="Wingdings" w:hint="default"/>
+        <w:sz w:val="20"/>
+      </w:rPr>
+    </w:lvl>
+    <w:lvl w:ilvl="4" w:tentative="1">
+      <w:start w:val="1"/>
+      <w:numFmt w:val="bullet"/>
+      <w:lvlText w:val=""/>
+      <w:lvlJc w:val="left"/>
+      <w:pPr>
+        <w:tabs>
+          <w:tab w:val="num" w:pos="3600"/>
+        </w:tabs>
+        <w:ind w:left="3600" w:hanging="360"/>
+      </w:pPr>
+      <w:rPr>
+        <w:rFonts w:ascii="Wingdings" w:hAnsi="Wingdings" w:hint="default"/>
+        <w:sz w:val="20"/>
+      </w:rPr>
+    </w:lvl>
+    <w:lvl w:ilvl="5" w:tentative="1">
+      <w:start w:val="1"/>
+      <w:numFmt w:val="bullet"/>
+      <w:lvlText w:val=""/>
+      <w:lvlJc w:val="left"/>
+      <w:pPr>
+        <w:tabs>
+          <w:tab w:val="num" w:pos="4320"/>
+        </w:tabs>
+        <w:ind w:left="4320" w:hanging="360"/>
+      </w:pPr>
+      <w:rPr>
+        <w:rFonts w:ascii="Wingdings" w:hAnsi="Wingdings" w:hint="default"/>
+        <w:sz w:val="20"/>
+      </w:rPr>
+    </w:lvl>
+    <w:lvl w:ilvl="6" w:tentative="1">
+      <w:start w:val="1"/>
+      <w:numFmt w:val="bullet"/>
+      <w:lvlText w:val=""/>
+      <w:lvlJc w:val="left"/>
+      <w:pPr>
+        <w:tabs>
+          <w:tab w:val="num" w:pos="5040"/>
+        </w:tabs>
+        <w:ind w:left="5040" w:hanging="360"/>
+      </w:pPr>
+      <w:rPr>
+        <w:rFonts w:ascii="Wingdings" w:hAnsi="Wingdings" w:hint="default"/>
+        <w:sz w:val="20"/>
+      </w:rPr>
+    </w:lvl>
+    <w:lvl w:ilvl="7" w:tentative="1">
+      <w:start w:val="1"/>
+      <w:numFmt w:val="bullet"/>
+      <w:lvlText w:val=""/>
+      <w:lvlJc w:val="left"/>
+      <w:pPr>
+        <w:tabs>
+          <w:tab w:val="num" w:pos="5760"/>
+        </w:tabs>
+        <w:ind w:left="5760" w:hanging="360"/>
+      </w:pPr>
+      <w:rPr>
+        <w:rFonts w:ascii="Wingdings" w:hAnsi="Wingdings" w:hint="default"/>
+        <w:sz w:val="20"/>
+      </w:rPr>
+    </w:lvl>
+    <w:lvl w:ilvl="8" w:tentative="1">
+      <w:start w:val="1"/>
+      <w:numFmt w:val="bullet"/>
+      <w:lvlText w:val=""/>
+      <w:lvlJc w:val="left"/>
+      <w:pPr>
+        <w:tabs>
+          <w:tab w:val="num" w:pos="6480"/>
+        </w:tabs>
+        <w:ind w:left="6480" w:hanging="360"/>
+      </w:pPr>
+      <w:rPr>
+        <w:rFonts w:ascii="Wingdings" w:hAnsi="Wingdings" w:hint="default"/>
+        <w:sz w:val="20"/>
+      </w:rPr>
+    </w:lvl>
+  </w:abstractNum>
+  <w:abstractNum w:abstractNumId="24" w15:restartNumberingAfterBreak="0">
     <w:nsid w:val="59AF684E"/>
     <w:multiLevelType w:val="multilevel"/>
     <w:tmpl w:val="6F06A26C"/>
@@ -5086,7 +7342,7 @@
       </w:rPr>
     </w:lvl>
   </w:abstractNum>
-  <w:abstractNum w:abstractNumId="18" w15:restartNumberingAfterBreak="0">
+  <w:abstractNum w:abstractNumId="25" w15:restartNumberingAfterBreak="0">
     <w:nsid w:val="5D624A3D"/>
     <w:multiLevelType w:val="multilevel"/>
     <w:tmpl w:val="89F88A70"/>
@@ -5235,7 +7491,7 @@
       </w:rPr>
     </w:lvl>
   </w:abstractNum>
-  <w:abstractNum w:abstractNumId="19" w15:restartNumberingAfterBreak="0">
+  <w:abstractNum w:abstractNumId="26" w15:restartNumberingAfterBreak="0">
     <w:nsid w:val="5F911AD5"/>
     <w:multiLevelType w:val="multilevel"/>
     <w:tmpl w:val="46E2DB1A"/>
@@ -5384,7 +7640,305 @@
       </w:rPr>
     </w:lvl>
   </w:abstractNum>
-  <w:abstractNum w:abstractNumId="20" w15:restartNumberingAfterBreak="0">
+  <w:abstractNum w:abstractNumId="27" w15:restartNumberingAfterBreak="0">
+    <w:nsid w:val="664711CF"/>
+    <w:multiLevelType w:val="multilevel"/>
+    <w:tmpl w:val="B374F3F2"/>
+    <w:lvl w:ilvl="0">
+      <w:start w:val="1"/>
+      <w:numFmt w:val="bullet"/>
+      <w:lvlText w:val=""/>
+      <w:lvlJc w:val="left"/>
+      <w:pPr>
+        <w:tabs>
+          <w:tab w:val="num" w:pos="720"/>
+        </w:tabs>
+        <w:ind w:left="720" w:hanging="360"/>
+      </w:pPr>
+      <w:rPr>
+        <w:rFonts w:ascii="Symbol" w:hAnsi="Symbol" w:hint="default"/>
+        <w:sz w:val="20"/>
+      </w:rPr>
+    </w:lvl>
+    <w:lvl w:ilvl="1" w:tentative="1">
+      <w:start w:val="1"/>
+      <w:numFmt w:val="bullet"/>
+      <w:lvlText w:val="o"/>
+      <w:lvlJc w:val="left"/>
+      <w:pPr>
+        <w:tabs>
+          <w:tab w:val="num" w:pos="1440"/>
+        </w:tabs>
+        <w:ind w:left="1440" w:hanging="360"/>
+      </w:pPr>
+      <w:rPr>
+        <w:rFonts w:ascii="Courier New" w:hAnsi="Courier New" w:hint="default"/>
+        <w:sz w:val="20"/>
+      </w:rPr>
+    </w:lvl>
+    <w:lvl w:ilvl="2" w:tentative="1">
+      <w:start w:val="1"/>
+      <w:numFmt w:val="bullet"/>
+      <w:lvlText w:val=""/>
+      <w:lvlJc w:val="left"/>
+      <w:pPr>
+        <w:tabs>
+          <w:tab w:val="num" w:pos="2160"/>
+        </w:tabs>
+        <w:ind w:left="2160" w:hanging="360"/>
+      </w:pPr>
+      <w:rPr>
+        <w:rFonts w:ascii="Wingdings" w:hAnsi="Wingdings" w:hint="default"/>
+        <w:sz w:val="20"/>
+      </w:rPr>
+    </w:lvl>
+    <w:lvl w:ilvl="3" w:tentative="1">
+      <w:start w:val="1"/>
+      <w:numFmt w:val="bullet"/>
+      <w:lvlText w:val=""/>
+      <w:lvlJc w:val="left"/>
+      <w:pPr>
+        <w:tabs>
+          <w:tab w:val="num" w:pos="2880"/>
+        </w:tabs>
+        <w:ind w:left="2880" w:hanging="360"/>
+      </w:pPr>
+      <w:rPr>
+        <w:rFonts w:ascii="Wingdings" w:hAnsi="Wingdings" w:hint="default"/>
+        <w:sz w:val="20"/>
+      </w:rPr>
+    </w:lvl>
+    <w:lvl w:ilvl="4" w:tentative="1">
+      <w:start w:val="1"/>
+      <w:numFmt w:val="bullet"/>
+      <w:lvlText w:val=""/>
+      <w:lvlJc w:val="left"/>
+      <w:pPr>
+        <w:tabs>
+          <w:tab w:val="num" w:pos="3600"/>
+        </w:tabs>
+        <w:ind w:left="3600" w:hanging="360"/>
+      </w:pPr>
+      <w:rPr>
+        <w:rFonts w:ascii="Wingdings" w:hAnsi="Wingdings" w:hint="default"/>
+        <w:sz w:val="20"/>
+      </w:rPr>
+    </w:lvl>
+    <w:lvl w:ilvl="5" w:tentative="1">
+      <w:start w:val="1"/>
+      <w:numFmt w:val="bullet"/>
+      <w:lvlText w:val=""/>
+      <w:lvlJc w:val="left"/>
+      <w:pPr>
+        <w:tabs>
+          <w:tab w:val="num" w:pos="4320"/>
+        </w:tabs>
+        <w:ind w:left="4320" w:hanging="360"/>
+      </w:pPr>
+      <w:rPr>
+        <w:rFonts w:ascii="Wingdings" w:hAnsi="Wingdings" w:hint="default"/>
+        <w:sz w:val="20"/>
+      </w:rPr>
+    </w:lvl>
+    <w:lvl w:ilvl="6" w:tentative="1">
+      <w:start w:val="1"/>
+      <w:numFmt w:val="bullet"/>
+      <w:lvlText w:val=""/>
+      <w:lvlJc w:val="left"/>
+      <w:pPr>
+        <w:tabs>
+          <w:tab w:val="num" w:pos="5040"/>
+        </w:tabs>
+        <w:ind w:left="5040" w:hanging="360"/>
+      </w:pPr>
+      <w:rPr>
+        <w:rFonts w:ascii="Wingdings" w:hAnsi="Wingdings" w:hint="default"/>
+        <w:sz w:val="20"/>
+      </w:rPr>
+    </w:lvl>
+    <w:lvl w:ilvl="7" w:tentative="1">
+      <w:start w:val="1"/>
+      <w:numFmt w:val="bullet"/>
+      <w:lvlText w:val=""/>
+      <w:lvlJc w:val="left"/>
+      <w:pPr>
+        <w:tabs>
+          <w:tab w:val="num" w:pos="5760"/>
+        </w:tabs>
+        <w:ind w:left="5760" w:hanging="360"/>
+      </w:pPr>
+      <w:rPr>
+        <w:rFonts w:ascii="Wingdings" w:hAnsi="Wingdings" w:hint="default"/>
+        <w:sz w:val="20"/>
+      </w:rPr>
+    </w:lvl>
+    <w:lvl w:ilvl="8" w:tentative="1">
+      <w:start w:val="1"/>
+      <w:numFmt w:val="bullet"/>
+      <w:lvlText w:val=""/>
+      <w:lvlJc w:val="left"/>
+      <w:pPr>
+        <w:tabs>
+          <w:tab w:val="num" w:pos="6480"/>
+        </w:tabs>
+        <w:ind w:left="6480" w:hanging="360"/>
+      </w:pPr>
+      <w:rPr>
+        <w:rFonts w:ascii="Wingdings" w:hAnsi="Wingdings" w:hint="default"/>
+        <w:sz w:val="20"/>
+      </w:rPr>
+    </w:lvl>
+  </w:abstractNum>
+  <w:abstractNum w:abstractNumId="28" w15:restartNumberingAfterBreak="0">
+    <w:nsid w:val="686779BF"/>
+    <w:multiLevelType w:val="multilevel"/>
+    <w:tmpl w:val="AAC0291A"/>
+    <w:lvl w:ilvl="0">
+      <w:start w:val="1"/>
+      <w:numFmt w:val="bullet"/>
+      <w:lvlText w:val=""/>
+      <w:lvlJc w:val="left"/>
+      <w:pPr>
+        <w:tabs>
+          <w:tab w:val="num" w:pos="720"/>
+        </w:tabs>
+        <w:ind w:left="720" w:hanging="360"/>
+      </w:pPr>
+      <w:rPr>
+        <w:rFonts w:ascii="Symbol" w:hAnsi="Symbol" w:hint="default"/>
+        <w:sz w:val="20"/>
+      </w:rPr>
+    </w:lvl>
+    <w:lvl w:ilvl="1" w:tentative="1">
+      <w:start w:val="1"/>
+      <w:numFmt w:val="bullet"/>
+      <w:lvlText w:val="o"/>
+      <w:lvlJc w:val="left"/>
+      <w:pPr>
+        <w:tabs>
+          <w:tab w:val="num" w:pos="1440"/>
+        </w:tabs>
+        <w:ind w:left="1440" w:hanging="360"/>
+      </w:pPr>
+      <w:rPr>
+        <w:rFonts w:ascii="Courier New" w:hAnsi="Courier New" w:hint="default"/>
+        <w:sz w:val="20"/>
+      </w:rPr>
+    </w:lvl>
+    <w:lvl w:ilvl="2" w:tentative="1">
+      <w:start w:val="1"/>
+      <w:numFmt w:val="bullet"/>
+      <w:lvlText w:val=""/>
+      <w:lvlJc w:val="left"/>
+      <w:pPr>
+        <w:tabs>
+          <w:tab w:val="num" w:pos="2160"/>
+        </w:tabs>
+        <w:ind w:left="2160" w:hanging="360"/>
+      </w:pPr>
+      <w:rPr>
+        <w:rFonts w:ascii="Wingdings" w:hAnsi="Wingdings" w:hint="default"/>
+        <w:sz w:val="20"/>
+      </w:rPr>
+    </w:lvl>
+    <w:lvl w:ilvl="3" w:tentative="1">
+      <w:start w:val="1"/>
+      <w:numFmt w:val="bullet"/>
+      <w:lvlText w:val=""/>
+      <w:lvlJc w:val="left"/>
+      <w:pPr>
+        <w:tabs>
+          <w:tab w:val="num" w:pos="2880"/>
+        </w:tabs>
+        <w:ind w:left="2880" w:hanging="360"/>
+      </w:pPr>
+      <w:rPr>
+        <w:rFonts w:ascii="Wingdings" w:hAnsi="Wingdings" w:hint="default"/>
+        <w:sz w:val="20"/>
+      </w:rPr>
+    </w:lvl>
+    <w:lvl w:ilvl="4" w:tentative="1">
+      <w:start w:val="1"/>
+      <w:numFmt w:val="bullet"/>
+      <w:lvlText w:val=""/>
+      <w:lvlJc w:val="left"/>
+      <w:pPr>
+        <w:tabs>
+          <w:tab w:val="num" w:pos="3600"/>
+        </w:tabs>
+        <w:ind w:left="3600" w:hanging="360"/>
+      </w:pPr>
+      <w:rPr>
+        <w:rFonts w:ascii="Wingdings" w:hAnsi="Wingdings" w:hint="default"/>
+        <w:sz w:val="20"/>
+      </w:rPr>
+    </w:lvl>
+    <w:lvl w:ilvl="5" w:tentative="1">
+      <w:start w:val="1"/>
+      <w:numFmt w:val="bullet"/>
+      <w:lvlText w:val=""/>
+      <w:lvlJc w:val="left"/>
+      <w:pPr>
+        <w:tabs>
+          <w:tab w:val="num" w:pos="4320"/>
+        </w:tabs>
+        <w:ind w:left="4320" w:hanging="360"/>
+      </w:pPr>
+      <w:rPr>
+        <w:rFonts w:ascii="Wingdings" w:hAnsi="Wingdings" w:hint="default"/>
+        <w:sz w:val="20"/>
+      </w:rPr>
+    </w:lvl>
+    <w:lvl w:ilvl="6" w:tentative="1">
+      <w:start w:val="1"/>
+      <w:numFmt w:val="bullet"/>
+      <w:lvlText w:val=""/>
+      <w:lvlJc w:val="left"/>
+      <w:pPr>
+        <w:tabs>
+          <w:tab w:val="num" w:pos="5040"/>
+        </w:tabs>
+        <w:ind w:left="5040" w:hanging="360"/>
+      </w:pPr>
+      <w:rPr>
+        <w:rFonts w:ascii="Wingdings" w:hAnsi="Wingdings" w:hint="default"/>
+        <w:sz w:val="20"/>
+      </w:rPr>
+    </w:lvl>
+    <w:lvl w:ilvl="7" w:tentative="1">
+      <w:start w:val="1"/>
+      <w:numFmt w:val="bullet"/>
+      <w:lvlText w:val=""/>
+      <w:lvlJc w:val="left"/>
+      <w:pPr>
+        <w:tabs>
+          <w:tab w:val="num" w:pos="5760"/>
+        </w:tabs>
+        <w:ind w:left="5760" w:hanging="360"/>
+      </w:pPr>
+      <w:rPr>
+        <w:rFonts w:ascii="Wingdings" w:hAnsi="Wingdings" w:hint="default"/>
+        <w:sz w:val="20"/>
+      </w:rPr>
+    </w:lvl>
+    <w:lvl w:ilvl="8" w:tentative="1">
+      <w:start w:val="1"/>
+      <w:numFmt w:val="bullet"/>
+      <w:lvlText w:val=""/>
+      <w:lvlJc w:val="left"/>
+      <w:pPr>
+        <w:tabs>
+          <w:tab w:val="num" w:pos="6480"/>
+        </w:tabs>
+        <w:ind w:left="6480" w:hanging="360"/>
+      </w:pPr>
+      <w:rPr>
+        <w:rFonts w:ascii="Wingdings" w:hAnsi="Wingdings" w:hint="default"/>
+        <w:sz w:val="20"/>
+      </w:rPr>
+    </w:lvl>
+  </w:abstractNum>
+  <w:abstractNum w:abstractNumId="29" w15:restartNumberingAfterBreak="0">
     <w:nsid w:val="6BAA1BA1"/>
     <w:multiLevelType w:val="multilevel"/>
     <w:tmpl w:val="308E19AE"/>
@@ -5533,7 +8087,7 @@
       </w:rPr>
     </w:lvl>
   </w:abstractNum>
-  <w:abstractNum w:abstractNumId="21" w15:restartNumberingAfterBreak="0">
+  <w:abstractNum w:abstractNumId="30" w15:restartNumberingAfterBreak="0">
     <w:nsid w:val="6E795D32"/>
     <w:multiLevelType w:val="multilevel"/>
     <w:tmpl w:val="052A97F8"/>
@@ -5682,7 +8236,156 @@
       </w:rPr>
     </w:lvl>
   </w:abstractNum>
-  <w:abstractNum w:abstractNumId="22" w15:restartNumberingAfterBreak="0">
+  <w:abstractNum w:abstractNumId="31" w15:restartNumberingAfterBreak="0">
+    <w:nsid w:val="72FF62A7"/>
+    <w:multiLevelType w:val="multilevel"/>
+    <w:tmpl w:val="B336C51E"/>
+    <w:lvl w:ilvl="0">
+      <w:start w:val="1"/>
+      <w:numFmt w:val="bullet"/>
+      <w:lvlText w:val=""/>
+      <w:lvlJc w:val="left"/>
+      <w:pPr>
+        <w:tabs>
+          <w:tab w:val="num" w:pos="720"/>
+        </w:tabs>
+        <w:ind w:left="720" w:hanging="360"/>
+      </w:pPr>
+      <w:rPr>
+        <w:rFonts w:ascii="Symbol" w:hAnsi="Symbol" w:hint="default"/>
+        <w:sz w:val="20"/>
+      </w:rPr>
+    </w:lvl>
+    <w:lvl w:ilvl="1" w:tentative="1">
+      <w:start w:val="1"/>
+      <w:numFmt w:val="bullet"/>
+      <w:lvlText w:val="o"/>
+      <w:lvlJc w:val="left"/>
+      <w:pPr>
+        <w:tabs>
+          <w:tab w:val="num" w:pos="1440"/>
+        </w:tabs>
+        <w:ind w:left="1440" w:hanging="360"/>
+      </w:pPr>
+      <w:rPr>
+        <w:rFonts w:ascii="Courier New" w:hAnsi="Courier New" w:hint="default"/>
+        <w:sz w:val="20"/>
+      </w:rPr>
+    </w:lvl>
+    <w:lvl w:ilvl="2" w:tentative="1">
+      <w:start w:val="1"/>
+      <w:numFmt w:val="bullet"/>
+      <w:lvlText w:val=""/>
+      <w:lvlJc w:val="left"/>
+      <w:pPr>
+        <w:tabs>
+          <w:tab w:val="num" w:pos="2160"/>
+        </w:tabs>
+        <w:ind w:left="2160" w:hanging="360"/>
+      </w:pPr>
+      <w:rPr>
+        <w:rFonts w:ascii="Wingdings" w:hAnsi="Wingdings" w:hint="default"/>
+        <w:sz w:val="20"/>
+      </w:rPr>
+    </w:lvl>
+    <w:lvl w:ilvl="3" w:tentative="1">
+      <w:start w:val="1"/>
+      <w:numFmt w:val="bullet"/>
+      <w:lvlText w:val=""/>
+      <w:lvlJc w:val="left"/>
+      <w:pPr>
+        <w:tabs>
+          <w:tab w:val="num" w:pos="2880"/>
+        </w:tabs>
+        <w:ind w:left="2880" w:hanging="360"/>
+      </w:pPr>
+      <w:rPr>
+        <w:rFonts w:ascii="Wingdings" w:hAnsi="Wingdings" w:hint="default"/>
+        <w:sz w:val="20"/>
+      </w:rPr>
+    </w:lvl>
+    <w:lvl w:ilvl="4" w:tentative="1">
+      <w:start w:val="1"/>
+      <w:numFmt w:val="bullet"/>
+      <w:lvlText w:val=""/>
+      <w:lvlJc w:val="left"/>
+      <w:pPr>
+        <w:tabs>
+          <w:tab w:val="num" w:pos="3600"/>
+        </w:tabs>
+        <w:ind w:left="3600" w:hanging="360"/>
+      </w:pPr>
+      <w:rPr>
+        <w:rFonts w:ascii="Wingdings" w:hAnsi="Wingdings" w:hint="default"/>
+        <w:sz w:val="20"/>
+      </w:rPr>
+    </w:lvl>
+    <w:lvl w:ilvl="5" w:tentative="1">
+      <w:start w:val="1"/>
+      <w:numFmt w:val="bullet"/>
+      <w:lvlText w:val=""/>
+      <w:lvlJc w:val="left"/>
+      <w:pPr>
+        <w:tabs>
+          <w:tab w:val="num" w:pos="4320"/>
+        </w:tabs>
+        <w:ind w:left="4320" w:hanging="360"/>
+      </w:pPr>
+      <w:rPr>
+        <w:rFonts w:ascii="Wingdings" w:hAnsi="Wingdings" w:hint="default"/>
+        <w:sz w:val="20"/>
+      </w:rPr>
+    </w:lvl>
+    <w:lvl w:ilvl="6" w:tentative="1">
+      <w:start w:val="1"/>
+      <w:numFmt w:val="bullet"/>
+      <w:lvlText w:val=""/>
+      <w:lvlJc w:val="left"/>
+      <w:pPr>
+        <w:tabs>
+          <w:tab w:val="num" w:pos="5040"/>
+        </w:tabs>
+        <w:ind w:left="5040" w:hanging="360"/>
+      </w:pPr>
+      <w:rPr>
+        <w:rFonts w:ascii="Wingdings" w:hAnsi="Wingdings" w:hint="default"/>
+        <w:sz w:val="20"/>
+      </w:rPr>
+    </w:lvl>
+    <w:lvl w:ilvl="7" w:tentative="1">
+      <w:start w:val="1"/>
+      <w:numFmt w:val="bullet"/>
+      <w:lvlText w:val=""/>
+      <w:lvlJc w:val="left"/>
+      <w:pPr>
+        <w:tabs>
+          <w:tab w:val="num" w:pos="5760"/>
+        </w:tabs>
+        <w:ind w:left="5760" w:hanging="360"/>
+      </w:pPr>
+      <w:rPr>
+        <w:rFonts w:ascii="Wingdings" w:hAnsi="Wingdings" w:hint="default"/>
+        <w:sz w:val="20"/>
+      </w:rPr>
+    </w:lvl>
+    <w:lvl w:ilvl="8" w:tentative="1">
+      <w:start w:val="1"/>
+      <w:numFmt w:val="bullet"/>
+      <w:lvlText w:val=""/>
+      <w:lvlJc w:val="left"/>
+      <w:pPr>
+        <w:tabs>
+          <w:tab w:val="num" w:pos="6480"/>
+        </w:tabs>
+        <w:ind w:left="6480" w:hanging="360"/>
+      </w:pPr>
+      <w:rPr>
+        <w:rFonts w:ascii="Wingdings" w:hAnsi="Wingdings" w:hint="default"/>
+        <w:sz w:val="20"/>
+      </w:rPr>
+    </w:lvl>
+  </w:abstractNum>
+  <w:abstractNum w:abstractNumId="32" w15:restartNumberingAfterBreak="0">
     <w:nsid w:val="7F6E78A7"/>
     <w:multiLevelType w:val="multilevel"/>
     <w:tmpl w:val="C42C60E8"/>
@@ -5835,19 +8538,19 @@
     <w:abstractNumId w:val="1"/>
   </w:num>
   <w:num w:numId="2">
-    <w:abstractNumId w:val="21"/>
+    <w:abstractNumId w:val="30"/>
   </w:num>
   <w:num w:numId="3">
-    <w:abstractNumId w:val="16"/>
+    <w:abstractNumId w:val="22"/>
   </w:num>
   <w:num w:numId="4">
-    <w:abstractNumId w:val="12"/>
+    <w:abstractNumId w:val="15"/>
   </w:num>
   <w:num w:numId="5">
-    <w:abstractNumId w:val="22"/>
+    <w:abstractNumId w:val="32"/>
   </w:num>
   <w:num w:numId="6">
-    <w:abstractNumId w:val="6"/>
+    <w:abstractNumId w:val="7"/>
   </w:num>
   <w:num w:numId="7">
     <w:abstractNumId w:val="4"/>
@@ -5859,46 +8562,76 @@
     <w:abstractNumId w:val="5"/>
   </w:num>
   <w:num w:numId="10">
-    <w:abstractNumId w:val="14"/>
+    <w:abstractNumId w:val="20"/>
   </w:num>
   <w:num w:numId="11">
     <w:abstractNumId w:val="2"/>
   </w:num>
   <w:num w:numId="12">
-    <w:abstractNumId w:val="19"/>
+    <w:abstractNumId w:val="26"/>
   </w:num>
   <w:num w:numId="13">
-    <w:abstractNumId w:val="7"/>
+    <w:abstractNumId w:val="9"/>
   </w:num>
   <w:num w:numId="14">
+    <w:abstractNumId w:val="14"/>
+  </w:num>
+  <w:num w:numId="15">
     <w:abstractNumId w:val="11"/>
   </w:num>
-  <w:num w:numId="15">
-    <w:abstractNumId w:val="9"/>
-  </w:num>
   <w:num w:numId="16">
-    <w:abstractNumId w:val="10"/>
+    <w:abstractNumId w:val="13"/>
   </w:num>
   <w:num w:numId="17">
-    <w:abstractNumId w:val="20"/>
+    <w:abstractNumId w:val="29"/>
   </w:num>
   <w:num w:numId="18">
-    <w:abstractNumId w:val="15"/>
+    <w:abstractNumId w:val="21"/>
   </w:num>
   <w:num w:numId="19">
-    <w:abstractNumId w:val="18"/>
+    <w:abstractNumId w:val="25"/>
   </w:num>
   <w:num w:numId="20">
-    <w:abstractNumId w:val="13"/>
+    <w:abstractNumId w:val="16"/>
   </w:num>
   <w:num w:numId="21">
-    <w:abstractNumId w:val="8"/>
+    <w:abstractNumId w:val="10"/>
   </w:num>
   <w:num w:numId="22">
     <w:abstractNumId w:val="0"/>
   </w:num>
   <w:num w:numId="23">
+    <w:abstractNumId w:val="24"/>
+  </w:num>
+  <w:num w:numId="24">
+    <w:abstractNumId w:val="6"/>
+  </w:num>
+  <w:num w:numId="25">
+    <w:abstractNumId w:val="18"/>
+  </w:num>
+  <w:num w:numId="26">
+    <w:abstractNumId w:val="23"/>
+  </w:num>
+  <w:num w:numId="27">
+    <w:abstractNumId w:val="27"/>
+  </w:num>
+  <w:num w:numId="28">
     <w:abstractNumId w:val="17"/>
+  </w:num>
+  <w:num w:numId="29">
+    <w:abstractNumId w:val="31"/>
+  </w:num>
+  <w:num w:numId="30">
+    <w:abstractNumId w:val="19"/>
+  </w:num>
+  <w:num w:numId="31">
+    <w:abstractNumId w:val="28"/>
+  </w:num>
+  <w:num w:numId="32">
+    <w:abstractNumId w:val="12"/>
+  </w:num>
+  <w:num w:numId="33">
+    <w:abstractNumId w:val="8"/>
   </w:num>
 </w:numbering>
 </file>
@@ -6321,7 +9054,6 @@
   <w:style w:type="character" w:default="1" w:styleId="DefaultParagraphFont">
     <w:name w:val="Default Paragraph Font"/>
     <w:uiPriority w:val="1"/>
-    <w:semiHidden/>
     <w:unhideWhenUsed/>
   </w:style>
   <w:style w:type="table" w:default="1" w:styleId="TableNormal">

--- a/DR/prompts.docx
+++ b/DR/prompts.docx
@@ -2516,6 +2516,46 @@
     <w:p>
       <w:pPr>
         <w:pStyle w:val="NormalWeb"/>
+      </w:pPr>
+      <w:r>
+        <w:lastRenderedPageBreak/>
+        <w:t>Започнах с дефиниране на дипломния си проект, като избрах тема за автоматично генериране на субтитри от видео. Разделих работата на теоретична част, свързана с видео и аудио обработка и speech-to-text технологии, и практическа част, която ще представлява уеб приложение с Django. Планирах приложението да позволява качване на видео, извличане на аудио, генериране на текст и създаване на субтитри във формати .srt и .vtt. Определих, че ще използвам Python, Django, FFmpeg, Whisper, WAV формат за аудио и стандартни subtitle формати. След това планирах архитектурата и дефинирах основния pipeline: видео файл се подава към FFmpeg, извлича се WAV аудио, Whisper го преобразува в текст с времеви маркери, генерира се SRT файл и резултатът се използва във видео плейър.</w:t>
+      </w:r>
+    </w:p>
+    <w:p>
+      <w:pPr>
+        <w:pStyle w:val="NormalWeb"/>
+      </w:pPr>
+      <w:r>
+        <w:t>След като уточних workflow-а, създадох работна папка C:\whisper_test, влязох в нея през командния ред и подготвих среда за тестове. Създадох виртуална среда с python -m venv venv, което ми даде изолирана Python конфигурация, и я активирах с venv\Scripts\activate, като командният ред се промени и потвърди, че работя вътре в нея. След това инсталирах Whisper чрез pip install -U openai-whisper, което добави необходимия speech-to-text модел, зависимостите за аудио обработка и PyTorch backend. Проверих дали FFmpeg е наличен с ffmpeg -version, но получих съобщение, че не е разпознат, което означаваше, че не е инсталиран или не е добавен в PATH.</w:t>
+      </w:r>
+    </w:p>
+    <w:p>
+      <w:pPr>
+        <w:pStyle w:val="NormalWeb"/>
+      </w:pPr>
+      <w:r>
+        <w:t>След това изтеглих FFmpeg, разархивирах го и го поставих в C:\ffmpeg\, като получих папка с essentials build. Започнах настройване на системната променлива PATH чрез настройките на средата и добавих пътя към bin директорията на FFmpeg, за да може Whisper и Python да го използват за обработка на аудио и видео файлове, както и за бъдещата интеграция с Django. В резултат от тези стъпки вече имам работеща Python среда, активна виртуална среда, инсталиран Whisper, изтеглен и конфигуриран FFmpeg, планиран pipeline за обработка на видео и ясна структура на дипломния проект, като на практика съм почти готов за първия реален тест на автоматично генериране на субтитри.</w:t>
+      </w:r>
+    </w:p>
+    <w:p>
+      <w:pPr>
+        <w:pStyle w:val="NormalWeb"/>
+      </w:pPr>
+    </w:p>
+    <w:p>
+      <w:pPr>
+        <w:pStyle w:val="NormalWeb"/>
+      </w:pPr>
+    </w:p>
+    <w:p>
+      <w:pPr>
+        <w:pStyle w:val="NormalWeb"/>
+      </w:pPr>
+    </w:p>
+    <w:p>
+      <w:pPr>
+        <w:pStyle w:val="NormalWeb"/>
         <w:rPr>
           <w:b/>
           <w:bCs/>
@@ -2526,1046 +2566,31 @@
           <w:b/>
           <w:bCs/>
         </w:rPr>
+        <w:t>История на първоначалното тестване на Whisper за дипломния проект</w:t>
+      </w:r>
+    </w:p>
+    <w:p>
+      <w:pPr>
+        <w:pStyle w:val="NormalWeb"/>
+      </w:pPr>
+      <w:r>
+        <w:t>Започнах подготовката за дипломната си работа на тема „Автоматично генериране на субтитри от видео“, като първата ми цел беше да тествам разпознаване на реч чрез Whisper. Работната ми среда беше Windows, а създадох проектна папка C:\whisper_test, в която организирах структура с подпапка audio за тестов .wav файл и виртуална Python среда venv.</w:t>
+      </w:r>
+    </w:p>
+    <w:p>
+      <w:pPr>
+        <w:pStyle w:val="NormalWeb"/>
+      </w:pPr>
+      <w:r>
+        <w:t>Отворих проекта в PyCharm и конфигурирах IDE-то да използва съществуващата виртуална среда. Успях да активирам средата и да проверя, че тя е избрана като интерпретатор. След това опитах да стартирам Whisper от терминала, но командата не беше разпозната. Това показа, че библиотеката не е инсталирана във виртуалната среда.</w:t>
+      </w:r>
+    </w:p>
+    <w:p>
+      <w:pPr>
+        <w:pStyle w:val="NormalWeb"/>
+      </w:pPr>
+      <w:r>
         <w:lastRenderedPageBreak/>
-        <w:t>1. Определяне на проекта</w:t>
-      </w:r>
-    </w:p>
-    <w:p>
-      <w:pPr>
-        <w:pStyle w:val="NormalWeb"/>
-      </w:pPr>
-      <w:r>
-        <w:t>Започна с дефиниране на дипломната работа:</w:t>
-      </w:r>
-    </w:p>
-    <w:p>
-      <w:pPr>
-        <w:pStyle w:val="NormalWeb"/>
-      </w:pPr>
-      <w:r>
-        <w:rPr>
-          <w:b/>
-          <w:bCs/>
-        </w:rPr>
-        <w:t>Тема:</w:t>
-      </w:r>
-      <w:r>
-        <w:t xml:space="preserve"> Автоматично генериране на субтитри от видео</w:t>
-      </w:r>
-      <w:r>
-        <w:br/>
-        <w:t>Разделена на:</w:t>
-      </w:r>
-    </w:p>
-    <w:p>
-      <w:pPr>
-        <w:pStyle w:val="NormalWeb"/>
-        <w:numPr>
-          <w:ilvl w:val="0"/>
-          <w:numId w:val="24"/>
-        </w:numPr>
-      </w:pPr>
-      <w:r>
-        <w:t xml:space="preserve">Теоретична част — видео, аудио обработка, speech-to-text </w:t>
-      </w:r>
-    </w:p>
-    <w:p>
-      <w:pPr>
-        <w:pStyle w:val="NormalWeb"/>
-        <w:numPr>
-          <w:ilvl w:val="0"/>
-          <w:numId w:val="24"/>
-        </w:numPr>
-      </w:pPr>
-      <w:r>
-        <w:t xml:space="preserve">Практическа част — уеб приложение (Django), което: </w:t>
-      </w:r>
-    </w:p>
-    <w:p>
-      <w:pPr>
-        <w:pStyle w:val="NormalWeb"/>
-        <w:numPr>
-          <w:ilvl w:val="1"/>
-          <w:numId w:val="24"/>
-        </w:numPr>
-      </w:pPr>
-      <w:r>
-        <w:t xml:space="preserve">качва видео </w:t>
-      </w:r>
-    </w:p>
-    <w:p>
-      <w:pPr>
-        <w:pStyle w:val="NormalWeb"/>
-        <w:numPr>
-          <w:ilvl w:val="1"/>
-          <w:numId w:val="24"/>
-        </w:numPr>
-      </w:pPr>
-      <w:r>
-        <w:t xml:space="preserve">извлича аудио </w:t>
-      </w:r>
-    </w:p>
-    <w:p>
-      <w:pPr>
-        <w:pStyle w:val="NormalWeb"/>
-        <w:numPr>
-          <w:ilvl w:val="1"/>
-          <w:numId w:val="24"/>
-        </w:numPr>
-      </w:pPr>
-      <w:r>
-        <w:t xml:space="preserve">генерира текст </w:t>
-      </w:r>
-    </w:p>
-    <w:p>
-      <w:pPr>
-        <w:pStyle w:val="NormalWeb"/>
-        <w:numPr>
-          <w:ilvl w:val="1"/>
-          <w:numId w:val="24"/>
-        </w:numPr>
-      </w:pPr>
-      <w:r>
-        <w:t xml:space="preserve">създава субтитри (.srt/.vtt) </w:t>
-      </w:r>
-    </w:p>
-    <w:p>
-      <w:pPr>
-        <w:pStyle w:val="NormalWeb"/>
-      </w:pPr>
-      <w:r>
-        <w:t>Разбрахме, че ще използваме:</w:t>
-      </w:r>
-    </w:p>
-    <w:p>
-      <w:pPr>
-        <w:pStyle w:val="NormalWeb"/>
-        <w:numPr>
-          <w:ilvl w:val="0"/>
-          <w:numId w:val="25"/>
-        </w:numPr>
-      </w:pPr>
-      <w:r>
-        <w:t xml:space="preserve">Python </w:t>
-      </w:r>
-    </w:p>
-    <w:p>
-      <w:pPr>
-        <w:pStyle w:val="NormalWeb"/>
-        <w:numPr>
-          <w:ilvl w:val="0"/>
-          <w:numId w:val="25"/>
-        </w:numPr>
-      </w:pPr>
-      <w:r>
-        <w:t xml:space="preserve">Django </w:t>
-      </w:r>
-    </w:p>
-    <w:p>
-      <w:pPr>
-        <w:pStyle w:val="NormalWeb"/>
-        <w:numPr>
-          <w:ilvl w:val="0"/>
-          <w:numId w:val="25"/>
-        </w:numPr>
-      </w:pPr>
-      <w:r>
-        <w:t xml:space="preserve">FFmpeg </w:t>
-      </w:r>
-    </w:p>
-    <w:p>
-      <w:pPr>
-        <w:pStyle w:val="NormalWeb"/>
-        <w:numPr>
-          <w:ilvl w:val="0"/>
-          <w:numId w:val="25"/>
-        </w:numPr>
-      </w:pPr>
-      <w:r>
-        <w:t xml:space="preserve">Whisper </w:t>
-      </w:r>
-    </w:p>
-    <w:p>
-      <w:pPr>
-        <w:pStyle w:val="NormalWeb"/>
-        <w:numPr>
-          <w:ilvl w:val="0"/>
-          <w:numId w:val="25"/>
-        </w:numPr>
-      </w:pPr>
-      <w:r>
-        <w:t xml:space="preserve">WAV формат </w:t>
-      </w:r>
-    </w:p>
-    <w:p>
-      <w:pPr>
-        <w:pStyle w:val="NormalWeb"/>
-        <w:numPr>
-          <w:ilvl w:val="0"/>
-          <w:numId w:val="25"/>
-        </w:numPr>
-      </w:pPr>
-      <w:r>
-        <w:t xml:space="preserve">SRT/VTT субтитри </w:t>
-      </w:r>
-    </w:p>
-    <w:p>
-      <w:pPr>
-        <w:pStyle w:val="NormalWeb"/>
-      </w:pPr>
-      <w:r>
-        <w:pict>
-          <v:rect id="_x0000_i1025" style="width:0;height:1.5pt" o:hralign="center" o:hrstd="t" o:hr="t" fillcolor="#a0a0a0" stroked="f"/>
-        </w:pict>
-      </w:r>
-    </w:p>
-    <w:p>
-      <w:pPr>
-        <w:pStyle w:val="NormalWeb"/>
-        <w:rPr>
-          <w:b/>
-          <w:bCs/>
-        </w:rPr>
-      </w:pPr>
-      <w:r>
-        <w:rPr>
-          <w:b/>
-          <w:bCs/>
-        </w:rPr>
-        <w:t>2. Планиране на архитектурата</w:t>
-      </w:r>
-    </w:p>
-    <w:p>
-      <w:pPr>
-        <w:pStyle w:val="NormalWeb"/>
-      </w:pPr>
-      <w:r>
-        <w:t>Определихме workflow на приложението:</w:t>
-      </w:r>
-    </w:p>
-    <w:p>
-      <w:pPr>
-        <w:pStyle w:val="NormalWeb"/>
-      </w:pPr>
-      <w:r>
-        <w:t>Видео → FFmpeg → WAV аудио → Whisper → текст + timestamps → SRT файл → Video Player</w:t>
-      </w:r>
-    </w:p>
-    <w:p>
-      <w:pPr>
-        <w:pStyle w:val="NormalWeb"/>
-      </w:pPr>
-      <w:r>
-        <w:t>Това дефинира основния pipeline на дипломната работа.</w:t>
-      </w:r>
-    </w:p>
-    <w:p>
-      <w:pPr>
-        <w:pStyle w:val="NormalWeb"/>
-      </w:pPr>
-      <w:r>
-        <w:pict>
-          <v:rect id="_x0000_i1026" style="width:0;height:1.5pt" o:hralign="center" o:hrstd="t" o:hr="t" fillcolor="#a0a0a0" stroked="f"/>
-        </w:pict>
-      </w:r>
-    </w:p>
-    <w:p>
-      <w:pPr>
-        <w:pStyle w:val="NormalWeb"/>
-        <w:rPr>
-          <w:b/>
-          <w:bCs/>
-        </w:rPr>
-      </w:pPr>
-      <w:r>
-        <w:rPr>
-          <w:b/>
-          <w:bCs/>
-        </w:rPr>
-        <w:t>3. Подготовка на среда за тест на Whisper</w:t>
-      </w:r>
-    </w:p>
-    <w:p>
-      <w:pPr>
-        <w:pStyle w:val="NormalWeb"/>
-      </w:pPr>
-      <w:r>
-        <w:t>Създаде работна папка:</w:t>
-      </w:r>
-    </w:p>
-    <w:p>
-      <w:pPr>
-        <w:pStyle w:val="NormalWeb"/>
-      </w:pPr>
-      <w:r>
-        <w:t>C:\whisper_test</w:t>
-      </w:r>
-    </w:p>
-    <w:p>
-      <w:pPr>
-        <w:pStyle w:val="NormalWeb"/>
-      </w:pPr>
-      <w:r>
-        <w:t>Влезе в нея през CMD и провери съдържанието.</w:t>
-      </w:r>
-    </w:p>
-    <w:p>
-      <w:pPr>
-        <w:pStyle w:val="NormalWeb"/>
-      </w:pPr>
-      <w:r>
-        <w:pict>
-          <v:rect id="_x0000_i1027" style="width:0;height:1.5pt" o:hralign="center" o:hrstd="t" o:hr="t" fillcolor="#a0a0a0" stroked="f"/>
-        </w:pict>
-      </w:r>
-    </w:p>
-    <w:p>
-      <w:pPr>
-        <w:pStyle w:val="NormalWeb"/>
-        <w:rPr>
-          <w:b/>
-          <w:bCs/>
-        </w:rPr>
-      </w:pPr>
-      <w:r>
-        <w:rPr>
-          <w:b/>
-          <w:bCs/>
-        </w:rPr>
-        <w:t>4. Създаване на virtual environment</w:t>
-      </w:r>
-    </w:p>
-    <w:p>
-      <w:pPr>
-        <w:pStyle w:val="NormalWeb"/>
-      </w:pPr>
-      <w:r>
-        <w:t>Изпълни:</w:t>
-      </w:r>
-    </w:p>
-    <w:p>
-      <w:pPr>
-        <w:pStyle w:val="NormalWeb"/>
-      </w:pPr>
-      <w:r>
-        <w:lastRenderedPageBreak/>
-        <w:t>python -m venv venv</w:t>
-      </w:r>
-    </w:p>
-    <w:p>
-      <w:pPr>
-        <w:pStyle w:val="NormalWeb"/>
-      </w:pPr>
-      <w:r>
-        <w:t>Резултат:</w:t>
-      </w:r>
-    </w:p>
-    <w:p>
-      <w:pPr>
-        <w:pStyle w:val="NormalWeb"/>
-        <w:numPr>
-          <w:ilvl w:val="0"/>
-          <w:numId w:val="26"/>
-        </w:numPr>
-      </w:pPr>
-      <w:r>
-        <w:t xml:space="preserve">Създадена папка venv </w:t>
-      </w:r>
-    </w:p>
-    <w:p>
-      <w:pPr>
-        <w:pStyle w:val="NormalWeb"/>
-        <w:numPr>
-          <w:ilvl w:val="0"/>
-          <w:numId w:val="26"/>
-        </w:numPr>
-      </w:pPr>
-      <w:r>
-        <w:t xml:space="preserve">Python работи коректно </w:t>
-      </w:r>
-    </w:p>
-    <w:p>
-      <w:pPr>
-        <w:pStyle w:val="NormalWeb"/>
-        <w:numPr>
-          <w:ilvl w:val="0"/>
-          <w:numId w:val="26"/>
-        </w:numPr>
-      </w:pPr>
-      <w:r>
-        <w:t xml:space="preserve">Средата е изолирана </w:t>
-      </w:r>
-    </w:p>
-    <w:p>
-      <w:pPr>
-        <w:pStyle w:val="NormalWeb"/>
-      </w:pPr>
-      <w:r>
-        <w:pict>
-          <v:rect id="_x0000_i1028" style="width:0;height:1.5pt" o:hralign="center" o:hrstd="t" o:hr="t" fillcolor="#a0a0a0" stroked="f"/>
-        </w:pict>
-      </w:r>
-    </w:p>
-    <w:p>
-      <w:pPr>
-        <w:pStyle w:val="NormalWeb"/>
-        <w:rPr>
-          <w:b/>
-          <w:bCs/>
-        </w:rPr>
-      </w:pPr>
-      <w:r>
-        <w:rPr>
-          <w:b/>
-          <w:bCs/>
-        </w:rPr>
-        <w:t>5. Активиране на виртуалната среда</w:t>
-      </w:r>
-    </w:p>
-    <w:p>
-      <w:pPr>
-        <w:pStyle w:val="NormalWeb"/>
-      </w:pPr>
-      <w:r>
-        <w:t>Активира:</w:t>
-      </w:r>
-    </w:p>
-    <w:p>
-      <w:pPr>
-        <w:pStyle w:val="NormalWeb"/>
-      </w:pPr>
-      <w:r>
-        <w:t>venv\Scripts\activate</w:t>
-      </w:r>
-    </w:p>
-    <w:p>
-      <w:pPr>
-        <w:pStyle w:val="NormalWeb"/>
-      </w:pPr>
-      <w:r>
-        <w:t>Командният ред се промени на:</w:t>
-      </w:r>
-    </w:p>
-    <w:p>
-      <w:pPr>
-        <w:pStyle w:val="NormalWeb"/>
-      </w:pPr>
-      <w:r>
-        <w:t>(venv) C:\whisper_test&gt;</w:t>
-      </w:r>
-    </w:p>
-    <w:p>
-      <w:pPr>
-        <w:pStyle w:val="NormalWeb"/>
-      </w:pPr>
-      <w:r>
-        <w:t>Това означава:</w:t>
-      </w:r>
-    </w:p>
-    <w:p>
-      <w:pPr>
-        <w:pStyle w:val="NormalWeb"/>
-        <w:numPr>
-          <w:ilvl w:val="0"/>
-          <w:numId w:val="27"/>
-        </w:numPr>
-      </w:pPr>
-      <w:r>
-        <w:t xml:space="preserve">Работиш в изолирана Python среда </w:t>
-      </w:r>
-    </w:p>
-    <w:p>
-      <w:pPr>
-        <w:pStyle w:val="NormalWeb"/>
-        <w:numPr>
-          <w:ilvl w:val="0"/>
-          <w:numId w:val="27"/>
-        </w:numPr>
-      </w:pPr>
-      <w:r>
-        <w:t xml:space="preserve">Инсталациите няма да засягат системата </w:t>
-      </w:r>
-    </w:p>
-    <w:p>
-      <w:pPr>
-        <w:pStyle w:val="NormalWeb"/>
-      </w:pPr>
-      <w:r>
-        <w:pict>
-          <v:rect id="_x0000_i1029" style="width:0;height:1.5pt" o:hralign="center" o:hrstd="t" o:hr="t" fillcolor="#a0a0a0" stroked="f"/>
-        </w:pict>
-      </w:r>
-    </w:p>
-    <w:p>
-      <w:pPr>
-        <w:pStyle w:val="NormalWeb"/>
-        <w:rPr>
-          <w:b/>
-          <w:bCs/>
-        </w:rPr>
-      </w:pPr>
-      <w:r>
-        <w:rPr>
-          <w:b/>
-          <w:bCs/>
-        </w:rPr>
-        <w:t>6. Инсталиране на Whisper</w:t>
-      </w:r>
-    </w:p>
-    <w:p>
-      <w:pPr>
-        <w:pStyle w:val="NormalWeb"/>
-      </w:pPr>
-      <w:r>
-        <w:t>Инсталира библиотеката:</w:t>
-      </w:r>
-    </w:p>
-    <w:p>
-      <w:pPr>
-        <w:pStyle w:val="NormalWeb"/>
-      </w:pPr>
-      <w:r>
-        <w:t>pip install -U openai-whisper</w:t>
-      </w:r>
-    </w:p>
-    <w:p>
-      <w:pPr>
-        <w:pStyle w:val="NormalWeb"/>
-      </w:pPr>
-      <w:r>
-        <w:t>Това добави:</w:t>
-      </w:r>
-    </w:p>
-    <w:p>
-      <w:pPr>
-        <w:pStyle w:val="NormalWeb"/>
-        <w:numPr>
-          <w:ilvl w:val="0"/>
-          <w:numId w:val="28"/>
-        </w:numPr>
-      </w:pPr>
-      <w:r>
-        <w:t xml:space="preserve">speech-to-text модел </w:t>
-      </w:r>
-    </w:p>
-    <w:p>
-      <w:pPr>
-        <w:pStyle w:val="NormalWeb"/>
-        <w:numPr>
-          <w:ilvl w:val="0"/>
-          <w:numId w:val="28"/>
-        </w:numPr>
-      </w:pPr>
-      <w:r>
-        <w:t xml:space="preserve">зависимости за аудио обработка </w:t>
-      </w:r>
-    </w:p>
-    <w:p>
-      <w:pPr>
-        <w:pStyle w:val="NormalWeb"/>
-        <w:numPr>
-          <w:ilvl w:val="0"/>
-          <w:numId w:val="28"/>
-        </w:numPr>
-      </w:pPr>
-      <w:r>
-        <w:t xml:space="preserve">PyTorch backend </w:t>
-      </w:r>
-    </w:p>
-    <w:p>
-      <w:pPr>
-        <w:pStyle w:val="NormalWeb"/>
-      </w:pPr>
-      <w:r>
-        <w:pict>
-          <v:rect id="_x0000_i1030" style="width:0;height:1.5pt" o:hralign="center" o:hrstd="t" o:hr="t" fillcolor="#a0a0a0" stroked="f"/>
-        </w:pict>
-      </w:r>
-    </w:p>
-    <w:p>
-      <w:pPr>
-        <w:pStyle w:val="NormalWeb"/>
-        <w:rPr>
-          <w:b/>
-          <w:bCs/>
-        </w:rPr>
-      </w:pPr>
-      <w:r>
-        <w:rPr>
-          <w:b/>
-          <w:bCs/>
-        </w:rPr>
-        <w:t>7. Проверка за FFmpeg</w:t>
-      </w:r>
-    </w:p>
-    <w:p>
-      <w:pPr>
-        <w:pStyle w:val="NormalWeb"/>
-      </w:pPr>
-      <w:r>
-        <w:t>Изпълни:</w:t>
-      </w:r>
-    </w:p>
-    <w:p>
-      <w:pPr>
-        <w:pStyle w:val="NormalWeb"/>
-      </w:pPr>
-      <w:r>
-        <w:t>ffmpeg -version</w:t>
-      </w:r>
-    </w:p>
-    <w:p>
-      <w:pPr>
-        <w:pStyle w:val="NormalWeb"/>
-      </w:pPr>
-      <w:r>
-        <w:t>Резултат:</w:t>
-      </w:r>
-    </w:p>
-    <w:p>
-      <w:pPr>
-        <w:pStyle w:val="NormalWeb"/>
-      </w:pPr>
-      <w:r>
-        <w:t>'ffmpeg' is not recognized...</w:t>
-      </w:r>
-    </w:p>
-    <w:p>
-      <w:pPr>
-        <w:pStyle w:val="NormalWeb"/>
-      </w:pPr>
-      <w:r>
-        <w:lastRenderedPageBreak/>
-        <w:t>Заключение:</w:t>
-      </w:r>
-    </w:p>
-    <w:p>
-      <w:pPr>
-        <w:pStyle w:val="NormalWeb"/>
-        <w:numPr>
-          <w:ilvl w:val="0"/>
-          <w:numId w:val="29"/>
-        </w:numPr>
-      </w:pPr>
-      <w:r>
-        <w:t xml:space="preserve">FFmpeg не е инсталиран или не е в PATH </w:t>
-      </w:r>
-    </w:p>
-    <w:p>
-      <w:pPr>
-        <w:pStyle w:val="NormalWeb"/>
-      </w:pPr>
-      <w:r>
-        <w:pict>
-          <v:rect id="_x0000_i1031" style="width:0;height:1.5pt" o:hralign="center" o:hrstd="t" o:hr="t" fillcolor="#a0a0a0" stroked="f"/>
-        </w:pict>
-      </w:r>
-    </w:p>
-    <w:p>
-      <w:pPr>
-        <w:pStyle w:val="NormalWeb"/>
-        <w:rPr>
-          <w:b/>
-          <w:bCs/>
-        </w:rPr>
-      </w:pPr>
-      <w:r>
-        <w:rPr>
-          <w:b/>
-          <w:bCs/>
-        </w:rPr>
-        <w:t>8. Инсталиране на FFmpeg</w:t>
-      </w:r>
-    </w:p>
-    <w:p>
-      <w:pPr>
-        <w:pStyle w:val="NormalWeb"/>
-      </w:pPr>
-      <w:r>
-        <w:t>Ти:</w:t>
-      </w:r>
-    </w:p>
-    <w:p>
-      <w:pPr>
-        <w:pStyle w:val="NormalWeb"/>
-        <w:numPr>
-          <w:ilvl w:val="0"/>
-          <w:numId w:val="30"/>
-        </w:numPr>
-      </w:pPr>
-      <w:r>
-        <w:t xml:space="preserve">свали FFmpeg </w:t>
-      </w:r>
-    </w:p>
-    <w:p>
-      <w:pPr>
-        <w:pStyle w:val="NormalWeb"/>
-        <w:numPr>
-          <w:ilvl w:val="0"/>
-          <w:numId w:val="30"/>
-        </w:numPr>
-      </w:pPr>
-      <w:r>
-        <w:t xml:space="preserve">разархивира </w:t>
-      </w:r>
-    </w:p>
-    <w:p>
-      <w:pPr>
-        <w:pStyle w:val="NormalWeb"/>
-        <w:numPr>
-          <w:ilvl w:val="0"/>
-          <w:numId w:val="30"/>
-        </w:numPr>
-      </w:pPr>
-      <w:r>
-        <w:t xml:space="preserve">постави в: </w:t>
-      </w:r>
-    </w:p>
-    <w:p>
-      <w:pPr>
-        <w:pStyle w:val="NormalWeb"/>
-      </w:pPr>
-      <w:r>
-        <w:t>C:\ffmpeg\</w:t>
-      </w:r>
-    </w:p>
-    <w:p>
-      <w:pPr>
-        <w:pStyle w:val="NormalWeb"/>
-      </w:pPr>
-      <w:r>
-        <w:t>В момента имаш:</w:t>
-      </w:r>
-    </w:p>
-    <w:p>
-      <w:pPr>
-        <w:pStyle w:val="NormalWeb"/>
-      </w:pPr>
-      <w:r>
-        <w:t>C:\ffmpeg\ffmpeg-8.0.1-essentials_build</w:t>
-      </w:r>
-    </w:p>
-    <w:p>
-      <w:pPr>
-        <w:pStyle w:val="NormalWeb"/>
-      </w:pPr>
-      <w:r>
-        <w:t>Това е правилно.</w:t>
-      </w:r>
-    </w:p>
-    <w:p>
-      <w:pPr>
-        <w:pStyle w:val="NormalWeb"/>
-      </w:pPr>
-      <w:r>
-        <w:pict>
-          <v:rect id="_x0000_i1032" style="width:0;height:1.5pt" o:hralign="center" o:hrstd="t" o:hr="t" fillcolor="#a0a0a0" stroked="f"/>
-        </w:pict>
-      </w:r>
-    </w:p>
-    <w:p>
-      <w:pPr>
-        <w:pStyle w:val="NormalWeb"/>
-        <w:rPr>
-          <w:b/>
-          <w:bCs/>
-        </w:rPr>
-      </w:pPr>
-      <w:r>
-        <w:rPr>
-          <w:b/>
-          <w:bCs/>
-        </w:rPr>
-        <w:t>9. Добавяне на FFmpeg към PATH</w:t>
-      </w:r>
-    </w:p>
-    <w:p>
-      <w:pPr>
-        <w:pStyle w:val="NormalWeb"/>
-      </w:pPr>
-      <w:r>
-        <w:t>Започна настройване чрез:</w:t>
-      </w:r>
-    </w:p>
-    <w:p>
-      <w:pPr>
-        <w:pStyle w:val="NormalWeb"/>
-        <w:numPr>
-          <w:ilvl w:val="0"/>
-          <w:numId w:val="31"/>
-        </w:numPr>
-      </w:pPr>
-      <w:r>
-        <w:t xml:space="preserve">sysdm.cpl </w:t>
-      </w:r>
-    </w:p>
-    <w:p>
-      <w:pPr>
-        <w:pStyle w:val="NormalWeb"/>
-        <w:numPr>
-          <w:ilvl w:val="0"/>
-          <w:numId w:val="31"/>
-        </w:numPr>
-      </w:pPr>
-      <w:r>
-        <w:t xml:space="preserve">Променливи на средата </w:t>
-      </w:r>
-    </w:p>
-    <w:p>
-      <w:pPr>
-        <w:pStyle w:val="NormalWeb"/>
-        <w:numPr>
-          <w:ilvl w:val="0"/>
-          <w:numId w:val="31"/>
-        </w:numPr>
-      </w:pPr>
-      <w:r>
-        <w:t xml:space="preserve">добавяне на: </w:t>
-      </w:r>
-    </w:p>
-    <w:p>
-      <w:pPr>
-        <w:pStyle w:val="NormalWeb"/>
-      </w:pPr>
-      <w:r>
-        <w:t>C:\ffmpeg\ffmpeg-8.0.1-essentials_build\bin</w:t>
-      </w:r>
-    </w:p>
-    <w:p>
-      <w:pPr>
-        <w:pStyle w:val="NormalWeb"/>
-      </w:pPr>
-      <w:r>
-        <w:t>Това позволява:</w:t>
-      </w:r>
-    </w:p>
-    <w:p>
-      <w:pPr>
-        <w:pStyle w:val="NormalWeb"/>
-        <w:numPr>
-          <w:ilvl w:val="0"/>
-          <w:numId w:val="32"/>
-        </w:numPr>
-      </w:pPr>
-      <w:r>
-        <w:t xml:space="preserve">Whisper да извиква FFmpeg </w:t>
-      </w:r>
-    </w:p>
-    <w:p>
-      <w:pPr>
-        <w:pStyle w:val="NormalWeb"/>
-        <w:numPr>
-          <w:ilvl w:val="0"/>
-          <w:numId w:val="32"/>
-        </w:numPr>
-      </w:pPr>
-      <w:r>
-        <w:t xml:space="preserve">Python да обработва видео файлове </w:t>
-      </w:r>
-    </w:p>
-    <w:p>
-      <w:pPr>
-        <w:pStyle w:val="NormalWeb"/>
-        <w:numPr>
-          <w:ilvl w:val="0"/>
-          <w:numId w:val="32"/>
-        </w:numPr>
-      </w:pPr>
-      <w:r>
-        <w:t xml:space="preserve">Django по-късно да работи автоматично </w:t>
-      </w:r>
-    </w:p>
-    <w:p>
-      <w:pPr>
-        <w:pStyle w:val="NormalWeb"/>
-      </w:pPr>
-      <w:r>
-        <w:pict>
-          <v:rect id="_x0000_i1033" style="width:0;height:1.5pt" o:hralign="center" o:hrstd="t" o:hr="t" fillcolor="#a0a0a0" stroked="f"/>
-        </w:pict>
-      </w:r>
-    </w:p>
-    <w:p>
-      <w:pPr>
-        <w:pStyle w:val="NormalWeb"/>
-        <w:rPr>
-          <w:b/>
-          <w:bCs/>
-        </w:rPr>
-      </w:pPr>
-      <w:r>
-        <w:rPr>
-          <w:b/>
-          <w:bCs/>
-        </w:rPr>
-        <w:t>До тук какво реално си постигнал</w:t>
-      </w:r>
-    </w:p>
-    <w:p>
-      <w:pPr>
-        <w:pStyle w:val="NormalWeb"/>
-      </w:pPr>
-      <w:r>
-        <w:t>Ти вече имаш:</w:t>
-      </w:r>
-    </w:p>
-    <w:p>
-      <w:pPr>
-        <w:pStyle w:val="NormalWeb"/>
-      </w:pPr>
-      <w:r>
-        <w:rPr>
-          <w:rFonts w:ascii="Segoe UI Symbol" w:hAnsi="Segoe UI Symbol" w:cs="Segoe UI Symbol"/>
-        </w:rPr>
-        <w:t>✔</w:t>
-      </w:r>
-      <w:r>
-        <w:t xml:space="preserve"> Работна Python среда</w:t>
-      </w:r>
-      <w:r>
-        <w:br/>
-      </w:r>
-      <w:r>
-        <w:rPr>
-          <w:rFonts w:ascii="Segoe UI Symbol" w:hAnsi="Segoe UI Symbol" w:cs="Segoe UI Symbol"/>
-        </w:rPr>
-        <w:t>✔</w:t>
-      </w:r>
-      <w:r>
-        <w:t xml:space="preserve"> Virtual environment</w:t>
-      </w:r>
-      <w:r>
-        <w:br/>
-      </w:r>
-      <w:r>
-        <w:rPr>
-          <w:rFonts w:ascii="Segoe UI Symbol" w:hAnsi="Segoe UI Symbol" w:cs="Segoe UI Symbol"/>
-        </w:rPr>
-        <w:t>✔</w:t>
-      </w:r>
-      <w:r>
-        <w:t xml:space="preserve"> Инсталиран Whisper</w:t>
-      </w:r>
-      <w:r>
-        <w:br/>
-      </w:r>
-      <w:r>
-        <w:rPr>
-          <w:rFonts w:ascii="Segoe UI Symbol" w:hAnsi="Segoe UI Symbol" w:cs="Segoe UI Symbol"/>
-        </w:rPr>
-        <w:lastRenderedPageBreak/>
-        <w:t>✔</w:t>
-      </w:r>
-      <w:r>
-        <w:t xml:space="preserve"> Изтеглен FFmpeg</w:t>
-      </w:r>
-      <w:r>
-        <w:br/>
-      </w:r>
-      <w:r>
-        <w:rPr>
-          <w:rFonts w:ascii="Segoe UI Symbol" w:hAnsi="Segoe UI Symbol" w:cs="Segoe UI Symbol"/>
-        </w:rPr>
-        <w:t>✔</w:t>
-      </w:r>
-      <w:r>
-        <w:t xml:space="preserve"> Подготвен проект pipeline</w:t>
-      </w:r>
-      <w:r>
-        <w:br/>
-      </w:r>
-      <w:r>
-        <w:rPr>
-          <w:rFonts w:ascii="Segoe UI Symbol" w:hAnsi="Segoe UI Symbol" w:cs="Segoe UI Symbol"/>
-        </w:rPr>
-        <w:t>✔</w:t>
-      </w:r>
-      <w:r>
-        <w:t xml:space="preserve"> Структура за дипломна работа</w:t>
-      </w:r>
-      <w:r>
-        <w:br/>
-      </w:r>
-      <w:r>
-        <w:rPr>
-          <w:rFonts w:ascii="Segoe UI Symbol" w:hAnsi="Segoe UI Symbol" w:cs="Segoe UI Symbol"/>
-        </w:rPr>
-        <w:t>✔</w:t>
-      </w:r>
-      <w:r>
-        <w:t xml:space="preserve"> Разбиране на технологиите</w:t>
-      </w:r>
-    </w:p>
-    <w:p>
-      <w:pPr>
-        <w:pStyle w:val="NormalWeb"/>
-      </w:pPr>
-      <w:r>
-        <w:t xml:space="preserve">Практически си на </w:t>
-      </w:r>
-      <w:r>
-        <w:rPr>
-          <w:b/>
-          <w:bCs/>
-        </w:rPr>
-        <w:t>95% готов за първия реален тест</w:t>
-      </w:r>
-      <w:r>
-        <w:t>.</w:t>
-      </w:r>
-    </w:p>
-    <w:p>
-      <w:pPr>
-        <w:pStyle w:val="NormalWeb"/>
-      </w:pPr>
-    </w:p>
-    <w:p>
-      <w:pPr>
-        <w:pStyle w:val="NormalWeb"/>
-      </w:pPr>
-    </w:p>
-    <w:p>
-      <w:pPr>
-        <w:pStyle w:val="NormalWeb"/>
-      </w:pPr>
-    </w:p>
-    <w:p>
-      <w:pPr>
-        <w:pStyle w:val="NormalWeb"/>
-        <w:rPr>
-          <w:b/>
-          <w:bCs/>
-        </w:rPr>
-      </w:pPr>
-      <w:r>
-        <w:rPr>
-          <w:b/>
-          <w:bCs/>
-        </w:rPr>
-        <w:t>История на първоначалното тестване на Whisper за дипломния проект</w:t>
-      </w:r>
-    </w:p>
-    <w:p>
-      <w:pPr>
-        <w:pStyle w:val="NormalWeb"/>
-      </w:pPr>
-      <w:r>
-        <w:t>Започнах подготовката за дипломната си работа на тема „Автоматично генериране на субтитри от видео“, като първата ми цел беше да тествам разпознаване на реч чрез Whisper. Работната ми среда беше Windows, а създадох проектна папка C:\whisper_test, в която организирах структура с подпапка audio за тестов .wav файл и виртуална Python среда venv.</w:t>
-      </w:r>
-    </w:p>
-    <w:p>
-      <w:pPr>
-        <w:pStyle w:val="NormalWeb"/>
-      </w:pPr>
-      <w:r>
-        <w:t>Отворих проекта в PyCharm и конфигурирах IDE-то да използва съществуващата виртуална среда. Успях да активирам средата и да проверя, че тя е избрана като интерпретатор. След това опитах да стартирам Whisper от терминала, но командата не беше разпозната. Това показа, че библиотеката не е инсталирана във виртуалната среда.</w:t>
-      </w:r>
-    </w:p>
-    <w:p>
-      <w:pPr>
-        <w:pStyle w:val="NormalWeb"/>
-      </w:pPr>
-      <w:r>
         <w:t>Инсталирах необходимите зависимости и създадох първия тестов Python файл test_whisper.py, който зарежда Whisper модел, обработва аудио файл и извежда разпознат текст. При първото изпълнение обаче се появи грешка, свързана с PyTorch DLL файлове. След анализ се установи, че причината е използването на Python 3.14, който не се поддържа от PyTorch.</w:t>
       </w:r>
     </w:p>
@@ -3687,8 +2712,15 @@
       <w:pPr>
         <w:pStyle w:val="NormalWeb"/>
       </w:pPr>
-      <w:bookmarkStart w:id="0" w:name="_GoBack"/>
-      <w:bookmarkEnd w:id="0"/>
+      <w:r>
+        <w:t xml:space="preserve">Започнах да експериментирам с разпознаване на реч чрез Whisper, като създадох нов проект и настроих виртуална среда. След това написах Python скрипт, който зарежда модела "small" и се опитва да транскрибира аудио файл от папка audio/, като зададох език български. Подготвих терминала в средата за изпълнение, но преди да стартирам реших да проверя дали имам инсталирани всички необходими библиотеки. Оказа се, че освен openai-whisper и torch, трябва да имам и FFmpeg на системно ниво, защото без него Whisper не може да зарежда аудио файлове. Докато преглеждах кода, открих и малка синтактична грешка в извикването на model.transcribe, която трябваше да коригирам. След това уточних кои зависимости са минимално необходими и кои са препоръчителни за по-добра производителност. Така преминах през създаване на проекта, настройване на средата, писане на първия скрипт, проверка на зависимости, поправяне на грешка и подготовка за първото транскрибиране, като накрая останах с почти готов процес — подавам аудио файл, моделът на Whisper го обработва и получавам текстова транскрипция. </w:t>
+      </w:r>
+      <w:r>
+        <w:rPr>
+          <w:rFonts w:ascii="Segoe UI Symbol" w:hAnsi="Segoe UI Symbol" w:cs="Segoe UI Symbol"/>
+        </w:rPr>
+        <w:t>🚀🎧</w:t>
+      </w:r>
     </w:p>
     <w:p>
       <w:pPr>
@@ -3699,6 +2731,540 @@
           <w:szCs w:val="28"/>
         </w:rPr>
       </w:pPr>
+    </w:p>
+    <w:p>
+      <w:pPr>
+        <w:pStyle w:val="NormalWeb"/>
+        <w:rPr>
+          <w:rFonts w:asciiTheme="minorHAnsi" w:hAnsiTheme="minorHAnsi" w:cstheme="minorHAnsi"/>
+          <w:sz w:val="28"/>
+          <w:szCs w:val="28"/>
+        </w:rPr>
+      </w:pPr>
+    </w:p>
+    <w:p>
+      <w:r>
+        <w:t xml:space="preserve">В рамките на работата по дипломния си проект на тема „Автоматично генериране на субтитри от видео“ започнах с планиране на практическата реализация и избор на подходящи технологии. Реших да използвам Python и библиотеката Whisper за автоматично разпознаване на реч, като първата ми задача беше да подготвя работна среда под Windows. Създадох работна папка C:\whisper_test, в която организирах файловете си, включително тестово аудио в отделна папка и виртуална Python среда. След това преминах към настройване на </w:t>
+      </w:r>
+      <w:r>
+        <w:lastRenderedPageBreak/>
+        <w:t>необходимите зависимости, като активирах виртуалната среда, инсталирах PyTorch, Whisper и подготвих ffmpeg за обработка на аудио файлове. Основната ми цел на този етап беше да извърша първоначално тестване и да проверя дали мога успешно да преобразувам аудио файл във текст. Проведох първи тест с .wav файл и успях да генерирам текстов резултат, което потвърди, че избраната технология е подходяща за проекта и може да бъде използвана като основа за бъдеща уеб интеграция. Паралелно с практическата част започнах да планирам теоретичната разработка, като изготвих подробна структура на дипломната работа, съобразена с изискванията за обем от минимум 30 страници. Разпределих съдържанието между увод, пет основни глави и заключение, като включих теми като теоретични основи на разпознаването на реч, автоматично генериране на субтитри, съществуващи решения, избор на технологии и приноси на проекта. Разширих плана с подточки, за да осигуря логическа последователност и достатъчно съдържание за пълноценна теоретична част. В резултат на тази работа оформих ясна концепция както за практическата реализация, така и за теоретичното описание на проекта, като следващите стъпки включват разработване на Python скрипт, интеграция в Django приложение и подробно описване на постигнатите резултати в дипломната работа.</w:t>
+      </w:r>
+    </w:p>
+    <w:p>
+      <w:pPr>
+        <w:rPr>
+          <w:rFonts w:cstheme="minorHAnsi"/>
+          <w:sz w:val="28"/>
+          <w:szCs w:val="28"/>
+          <w:lang w:val="en-US"/>
+        </w:rPr>
+      </w:pPr>
+    </w:p>
+    <w:p>
+      <w:pPr>
+        <w:rPr>
+          <w:rFonts w:cstheme="minorHAnsi"/>
+          <w:sz w:val="28"/>
+          <w:szCs w:val="28"/>
+          <w:lang w:val="en-US"/>
+        </w:rPr>
+      </w:pPr>
+    </w:p>
+    <w:p>
+      <w:pPr>
+        <w:spacing w:before="100" w:beforeAutospacing="1" w:after="100" w:afterAutospacing="1" w:line="240" w:lineRule="auto"/>
+        <w:rPr>
+          <w:rFonts w:ascii="Times New Roman" w:eastAsia="Times New Roman" w:hAnsi="Times New Roman" w:cs="Times New Roman"/>
+          <w:sz w:val="24"/>
+          <w:szCs w:val="24"/>
+          <w:lang w:eastAsia="bg-BG"/>
+        </w:rPr>
+      </w:pPr>
+      <w:r>
+        <w:rPr>
+          <w:rFonts w:ascii="Times New Roman" w:eastAsia="Times New Roman" w:hAnsi="Times New Roman" w:cs="Times New Roman"/>
+          <w:sz w:val="24"/>
+          <w:szCs w:val="24"/>
+          <w:lang w:eastAsia="bg-BG"/>
+        </w:rPr>
+        <w:t xml:space="preserve">Днес започнах работа по дипломния си проект на тема автоматично генериране на субтитри от видео, като първо уточних текущото си състояние и целите. Работя под Windows и съм подготвил работна папка, в която имам аудио файл за тест и създадена виртуална Python среда. Свалил съм ffmpeg, но все още не съм го конфигурирал, а Whisper не съм тествал реално. Основната ми цел за този етап беше да стигна до успешно разпознаване на реч от .wav файл, което по-късно да интегрирам в Django уеб приложение. Започнах с изясняване на стъпките за активиране на виртуалната среда, инсталиране на PyTorch и Whisper, както и настройване на ffmpeg. Това оформи първата реална практическа част от проекта, свързана с подготовка на работната среда и първоначално тестване на технологията за разпознаване на реч. След това преминах към структуриране на работата по дипломния проект като цяло, като изготвих план за изпълнение, който обхваща подготвителен етап, теоретична част, практическа разработка, тестване и финализиране. Планът включва разработване на функционално приложение, което позволява качване на видео, извличане на аудио, преобразуване на реч в текст и генериране на субтитри с времеви маркери. След това се фокусирах конкретно върху теоретичната част и изготвих подробен план, съобразен със заданието, включващ увод, формулиране на цел и задачи, анализ на съществуващи решения, описание на обработката на аудио и видео, представяне на Whisper, генериране на субтитри, избор на технологии и архитектура на приложението, както и заключение. Този план беше структуриран така, че да покрива изискванията за писмена разработка и да може да се разшири до необходимия обем. След това подготвих промпт за следваща работа, който обобщава текущия напредък и позволява продължаване без загуба на контекст, като следващата стъпка е писане на реалния текст на теоретичната част. В края на сесията обобщих целия процес като последователна работа по проекта – от подготовката на средата и първоначалното тестване на Whisper, през планирането на разработката, до структурирането на теоретичната част, която ще служи като основа за писмената дипломна работа. </w:t>
+      </w:r>
+      <w:r>
+        <w:rPr>
+          <w:rFonts w:ascii="Segoe UI Symbol" w:eastAsia="Times New Roman" w:hAnsi="Segoe UI Symbol" w:cs="Segoe UI Symbol"/>
+          <w:sz w:val="24"/>
+          <w:szCs w:val="24"/>
+          <w:lang w:eastAsia="bg-BG"/>
+        </w:rPr>
+        <w:t>🚀📄</w:t>
+      </w:r>
+    </w:p>
+    <w:p>
+      <w:pPr>
+        <w:spacing w:before="100" w:beforeAutospacing="1" w:after="100" w:afterAutospacing="1" w:line="240" w:lineRule="auto"/>
+        <w:rPr>
+          <w:rFonts w:ascii="Arial" w:eastAsia="Times New Roman" w:hAnsi="Arial" w:cs="Arial"/>
+          <w:sz w:val="16"/>
+          <w:szCs w:val="16"/>
+          <w:lang w:eastAsia="bg-BG"/>
+        </w:rPr>
+      </w:pPr>
+      <w:r>
+        <w:rPr>
+          <w:rFonts w:ascii="Arial" w:eastAsia="Times New Roman" w:hAnsi="Arial" w:cs="Arial"/>
+          <w:sz w:val="16"/>
+          <w:szCs w:val="16"/>
+          <w:lang w:eastAsia="bg-BG"/>
+        </w:rPr>
+        <w:t xml:space="preserve">Започнах с това, че исках да използвам Whisper за автоматично транскрибиране на аудио на български. Първоначално написах базов Python скрипт и се опитах да заредя модела, но веднага се сблъсках с грешка при import whisper, която </w:t>
+      </w:r>
+      <w:r>
+        <w:rPr>
+          <w:rFonts w:ascii="Arial" w:eastAsia="Times New Roman" w:hAnsi="Arial" w:cs="Arial"/>
+          <w:sz w:val="16"/>
+          <w:szCs w:val="16"/>
+          <w:lang w:eastAsia="bg-BG"/>
+        </w:rPr>
+        <w:lastRenderedPageBreak/>
+        <w:t>се оказа свързана с PyTorch и несъвместима версия на Python. След като оправих средата и инсталациите, успях да стартирам модела, но получих нова грешка, че аудио файлът audio/test.wav не може да бъде намерен. Проверих структурата на проекта, коригирах пътя към файла и добавих по-надеждно генериране на абсолютен път чрез Path. След това транскрипцията започна да работи, но се появи предупреждение, че FP16 не се поддържа на CPU, което разбрах, че е нормално поведение и не влияе на точността. Обмислих използване на GPU и CUDA, но установих, че нямам инсталирани CUDA и CUDA-enabled PyTorch, затова реших да остана на CPU и да оптимизирам точността по друг начин. Попитах как да направя транскрипцията по-точна и промених конфигурацията – увеличих модела до medium, фиксирах езика на български, добавих параметри като temperature=0, beam_size=5 и best_of=5, както и word timestamps. При това срещнах грешка с аргумента fp16 в load_model, която коригирах, като го преместих в transcribe. В крайна сметка стигнах до стабилен скрипт, който работи на CPU с модел medium, използва правилни параметри за по-добра точност и успешно транскрибира аудио файловете ми.</w:t>
+      </w:r>
+    </w:p>
+    <w:p>
+      <w:pPr>
+        <w:pBdr>
+          <w:bottom w:val="single" w:sz="6" w:space="1" w:color="auto"/>
+        </w:pBdr>
+        <w:spacing w:after="0" w:line="240" w:lineRule="auto"/>
+        <w:jc w:val="center"/>
+        <w:rPr>
+          <w:rFonts w:ascii="Arial" w:eastAsia="Times New Roman" w:hAnsi="Arial" w:cs="Arial"/>
+          <w:sz w:val="16"/>
+          <w:szCs w:val="16"/>
+          <w:lang w:eastAsia="bg-BG"/>
+        </w:rPr>
+      </w:pPr>
+    </w:p>
+    <w:p>
+      <w:pPr>
+        <w:pBdr>
+          <w:bottom w:val="single" w:sz="6" w:space="1" w:color="auto"/>
+        </w:pBdr>
+        <w:spacing w:after="0" w:line="240" w:lineRule="auto"/>
+        <w:jc w:val="center"/>
+        <w:rPr>
+          <w:rFonts w:ascii="Arial" w:eastAsia="Times New Roman" w:hAnsi="Arial" w:cs="Arial"/>
+          <w:sz w:val="16"/>
+          <w:szCs w:val="16"/>
+          <w:lang w:eastAsia="bg-BG"/>
+        </w:rPr>
+      </w:pPr>
+    </w:p>
+    <w:p>
+      <w:pPr>
+        <w:pBdr>
+          <w:bottom w:val="single" w:sz="6" w:space="1" w:color="auto"/>
+        </w:pBdr>
+        <w:spacing w:after="0" w:line="240" w:lineRule="auto"/>
+        <w:jc w:val="center"/>
+        <w:rPr>
+          <w:rFonts w:ascii="Arial" w:eastAsia="Times New Roman" w:hAnsi="Arial" w:cs="Arial"/>
+          <w:vanish/>
+          <w:sz w:val="16"/>
+          <w:szCs w:val="16"/>
+          <w:lang w:eastAsia="bg-BG"/>
+        </w:rPr>
+      </w:pPr>
+      <w:r>
+        <w:rPr>
+          <w:rFonts w:ascii="Arial" w:eastAsia="Times New Roman" w:hAnsi="Arial" w:cs="Arial"/>
+          <w:sz w:val="16"/>
+          <w:szCs w:val="16"/>
+          <w:lang w:eastAsia="bg-BG"/>
+        </w:rPr>
+        <w:t>Започнах с идея да използвам Whisper за автоматична транскрипция на аудио на български език. Подготвих Python скрипт, в който зареждам модела „large“ и конфигурирам параметрите така, че да получа по-прецизна транскрипция, включително задаване на език, temperature, beam size и допълнителни прагове за контрол на шума. Опитах да подам локален WAV файл, който се намира в подпапка „audio“, и очаквах програмата да върне текстовия резултат. При изпълнение обаче се появи грешка, свързана с ffmpeg, която първоначално изглеждаше като проблем със самия инструмент или с Whisper. След преглед на traceback-а стана ясно, че ffmpeg не успява да отвори входния файл и връща съобщение „No such file or directory“. Това ме насочи към извода, че проблемът не е в модела или параметрите, а в пътя към аудио файла. Осъзнах, че използването на Path(</w:t>
+      </w:r>
+      <w:r>
+        <w:rPr>
+          <w:rFonts w:ascii="Arial" w:eastAsia="Times New Roman" w:hAnsi="Arial" w:cs="Arial"/>
+          <w:b/>
+          <w:bCs/>
+          <w:sz w:val="16"/>
+          <w:szCs w:val="16"/>
+          <w:lang w:eastAsia="bg-BG"/>
+        </w:rPr>
+        <w:t>file</w:t>
+      </w:r>
+      <w:r>
+        <w:rPr>
+          <w:rFonts w:ascii="Arial" w:eastAsia="Times New Roman" w:hAnsi="Arial" w:cs="Arial"/>
+          <w:sz w:val="16"/>
+          <w:szCs w:val="16"/>
+          <w:lang w:eastAsia="bg-BG"/>
+        </w:rPr>
+        <w:t>).parent може да сочи към различна директория от очакваната, което води до несъответствие между реалното местоположение на файла и пътя, който програмата подава към ffmpeg. Следователно трябва да проверя дали файлът действително съществува, дали името е точно същото и дали папката „audio“ е на правилното място спрямо скрипта. Добавянето на проверка за съществуване на файла и отпечатване на абсолютния път би помогнало да се диагностицира проблемът по-надеждно. В крайна сметка стигнах до извода, че грешката е причинена от неправилен или несъществуващ път към аудио файла, а не от Whisper или ffmpeg, и че решението е да коригирам структурата на директориите или начина, по който конструирам пътя към файла.</w:t>
+      </w:r>
+      <w:r>
+        <w:rPr>
+          <w:rFonts w:ascii="Arial" w:eastAsia="Times New Roman" w:hAnsi="Arial" w:cs="Arial"/>
+          <w:vanish/>
+          <w:sz w:val="16"/>
+          <w:szCs w:val="16"/>
+          <w:lang w:eastAsia="bg-BG"/>
+        </w:rPr>
+        <w:t>Top of Form</w:t>
+      </w:r>
+    </w:p>
+    <w:p>
+      <w:pPr>
+        <w:spacing w:after="0" w:line="240" w:lineRule="auto"/>
+        <w:rPr>
+          <w:rFonts w:ascii="Times New Roman" w:eastAsia="Times New Roman" w:hAnsi="Times New Roman" w:cs="Times New Roman"/>
+          <w:sz w:val="24"/>
+          <w:szCs w:val="24"/>
+          <w:lang w:eastAsia="bg-BG"/>
+        </w:rPr>
+      </w:pPr>
+    </w:p>
+    <w:p>
+      <w:pPr>
+        <w:pBdr>
+          <w:top w:val="single" w:sz="6" w:space="1" w:color="auto"/>
+        </w:pBdr>
+        <w:spacing w:after="0" w:line="240" w:lineRule="auto"/>
+        <w:jc w:val="center"/>
+        <w:rPr>
+          <w:rFonts w:ascii="Arial" w:eastAsia="Times New Roman" w:hAnsi="Arial" w:cs="Arial"/>
+          <w:sz w:val="16"/>
+          <w:szCs w:val="16"/>
+          <w:lang w:eastAsia="bg-BG"/>
+        </w:rPr>
+      </w:pPr>
+    </w:p>
+    <w:p>
+      <w:pPr>
+        <w:pBdr>
+          <w:top w:val="single" w:sz="6" w:space="1" w:color="auto"/>
+        </w:pBdr>
+        <w:spacing w:after="0" w:line="240" w:lineRule="auto"/>
+        <w:jc w:val="center"/>
+        <w:rPr>
+          <w:rFonts w:ascii="Arial" w:eastAsia="Times New Roman" w:hAnsi="Arial" w:cs="Arial"/>
+          <w:sz w:val="16"/>
+          <w:szCs w:val="16"/>
+          <w:lang w:eastAsia="bg-BG"/>
+        </w:rPr>
+      </w:pPr>
+    </w:p>
+    <w:p>
+      <w:pPr>
+        <w:pStyle w:val="isselectedend"/>
+      </w:pPr>
+      <w:r>
+        <w:t>Започнах с целта да постигна максимално точна транскрипция на кратки аудио файлове на български език чрез Python и Whisper. Първоначално използвах модела large-v2 с различни параметри като beam_size, best_of и temperature, за да подобря точността, но въпреки настройките оставаше малка грешка – обикновено една буква. След това започнах да експериментирам с различни конфигурации и разбрах, че при кратки аудио файлове от около 10–15 секунди някои оптимизации като chunking са излишни и само усложняват процеса. Опитах и алтернативи на Whisper като Vosk и torchaudio, но срещнах редица проблеми със зависимости, версии на Python, NumPy и PyTorch, както и липсващи DLL файлове, което ме върна обратно към Whisper като най-стабилно решение.</w:t>
+      </w:r>
+    </w:p>
+    <w:p>
+      <w:pPr>
+        <w:pStyle w:val="NormalWeb"/>
+      </w:pPr>
+      <w:r>
+        <w:t>След като стабилизирах средата с правилни версии на torch, torchaudio и numpy, успях да стартирам успешно модела large на CPU. Появи се предупреждение от PyTorch за deprecated TypedStorage, но установих, че това не е грешка и не влияе на резултата. След това започнах да оптимизирам параметрите за по-бърза работа и по-добра точност, като намалих beam_size до 1 за greedy decoding и изключих word timestamps, което ускори обработката без съществена загуба на точност. Също така добавих initial_prompt на български език, за да помогна на модела да разбере контекста и морфологията.</w:t>
+      </w:r>
+    </w:p>
+    <w:p>
+      <w:pPr>
+        <w:pBdr>
+          <w:top w:val="single" w:sz="6" w:space="1" w:color="auto"/>
+        </w:pBdr>
+        <w:spacing w:after="0" w:line="240" w:lineRule="auto"/>
+        <w:jc w:val="center"/>
+        <w:rPr>
+          <w:rFonts w:ascii="Arial" w:eastAsia="Times New Roman" w:hAnsi="Arial" w:cs="Arial"/>
+          <w:sz w:val="16"/>
+          <w:szCs w:val="16"/>
+          <w:lang w:eastAsia="bg-BG"/>
+        </w:rPr>
+      </w:pPr>
+    </w:p>
+    <w:p>
+      <w:pPr>
+        <w:pBdr>
+          <w:top w:val="single" w:sz="6" w:space="1" w:color="auto"/>
+        </w:pBdr>
+        <w:spacing w:after="0" w:line="240" w:lineRule="auto"/>
+        <w:jc w:val="center"/>
+        <w:rPr>
+          <w:rFonts w:ascii="Arial" w:eastAsia="Times New Roman" w:hAnsi="Arial" w:cs="Arial"/>
+          <w:sz w:val="16"/>
+          <w:szCs w:val="16"/>
+          <w:lang w:eastAsia="bg-BG"/>
+        </w:rPr>
+      </w:pPr>
+    </w:p>
+    <w:p>
+      <w:pPr>
+        <w:pBdr>
+          <w:top w:val="single" w:sz="6" w:space="1" w:color="auto"/>
+        </w:pBdr>
+        <w:spacing w:after="0" w:line="240" w:lineRule="auto"/>
+        <w:jc w:val="center"/>
+        <w:rPr>
+          <w:rFonts w:ascii="Arial" w:eastAsia="Times New Roman" w:hAnsi="Arial" w:cs="Arial"/>
+          <w:sz w:val="16"/>
+          <w:szCs w:val="16"/>
+          <w:lang w:eastAsia="bg-BG"/>
+        </w:rPr>
+      </w:pPr>
+    </w:p>
+    <w:p>
+      <w:pPr>
+        <w:pBdr>
+          <w:top w:val="single" w:sz="6" w:space="1" w:color="auto"/>
+        </w:pBdr>
+        <w:spacing w:after="0" w:line="240" w:lineRule="auto"/>
+        <w:rPr>
+          <w:rFonts w:ascii="Arial" w:eastAsia="Times New Roman" w:hAnsi="Arial" w:cs="Arial"/>
+          <w:sz w:val="16"/>
+          <w:szCs w:val="16"/>
+          <w:lang w:eastAsia="bg-BG"/>
+        </w:rPr>
+      </w:pPr>
+      <w:r>
+        <w:rPr>
+          <w:rFonts w:ascii="Arial" w:eastAsia="Times New Roman" w:hAnsi="Arial" w:cs="Arial"/>
+          <w:sz w:val="16"/>
+          <w:szCs w:val="16"/>
+          <w:lang w:eastAsia="bg-BG"/>
+        </w:rPr>
+        <w:t>Започнах с готов HTML шаблон за уебсайт, който първоначално беше предназначен за тема, свързана с mindfulness и ментално благополучие, но моята цел беше да го преобразувам в уеб приложение за автоматично генериране на субтитри. Реших да използвам съществуващия дизайн, защото той вече имаше модерна визия, анимации и добре структурирани секции, и вместо да създавам нов интерфейс от нулата, се фокусирах върху добавяне на функционалност. Първоначално поисках примерен HTML код, който да имитира сайт за генериране на субтитри, подобен на този на HappyScribe, но без допълнителни файлове, само като тестов шаблон. След това уточних, че не искам опростен дизайн, а да се запази цветовата схема и общата визия на оригиналния шаблон, като се добавят само основните елементи за качване на файл, избор на език и генериране на субтитри.</w:t>
+      </w:r>
+    </w:p>
+    <w:p>
+      <w:pPr>
+        <w:pBdr>
+          <w:top w:val="single" w:sz="6" w:space="1" w:color="auto"/>
+        </w:pBdr>
+        <w:spacing w:after="0" w:line="240" w:lineRule="auto"/>
+        <w:rPr>
+          <w:rFonts w:ascii="Arial" w:eastAsia="Times New Roman" w:hAnsi="Arial" w:cs="Arial"/>
+          <w:sz w:val="16"/>
+          <w:szCs w:val="16"/>
+          <w:lang w:eastAsia="bg-BG"/>
+        </w:rPr>
+      </w:pPr>
+      <w:r>
+        <w:rPr>
+          <w:rFonts w:ascii="Arial" w:eastAsia="Times New Roman" w:hAnsi="Arial" w:cs="Arial"/>
+          <w:sz w:val="16"/>
+          <w:szCs w:val="16"/>
+          <w:lang w:eastAsia="bg-BG"/>
+        </w:rPr>
+        <w:t xml:space="preserve">В процеса разбрах, че трябва да интегрирам новата функционалност директно в моя файл index.html, вместо да използвам отделен test.html, защото иначе шаблонът не се зареждаше правилно в Django проекта. След като </w:t>
+      </w:r>
+      <w:r>
+        <w:rPr>
+          <w:rFonts w:ascii="Arial" w:eastAsia="Times New Roman" w:hAnsi="Arial" w:cs="Arial"/>
+          <w:sz w:val="16"/>
+          <w:szCs w:val="16"/>
+          <w:lang w:eastAsia="bg-BG"/>
+        </w:rPr>
+        <w:lastRenderedPageBreak/>
+        <w:t>предоставих пълния код на моя index.html, добавих нова секция за Subtitle Generator, която включва форма с POST метод, CSRF token, поле за качване на аудио или видео файл, избор на език и бутон за генериране. Освен това добавих област за показване на генерираните субтитри чрез Django променлива и бутони за изтегляне на резултатите. Важно беше да не се променя структурата на оригиналния дизайн, така че използвах вече съществуващите класове и стилове, за да запазя визуалната консистентност на сайта.</w:t>
+      </w:r>
+    </w:p>
+    <w:p>
+      <w:pPr>
+        <w:pBdr>
+          <w:top w:val="single" w:sz="6" w:space="1" w:color="auto"/>
+        </w:pBdr>
+        <w:spacing w:after="0" w:line="240" w:lineRule="auto"/>
+        <w:rPr>
+          <w:rFonts w:ascii="Arial" w:eastAsia="Times New Roman" w:hAnsi="Arial" w:cs="Arial"/>
+          <w:sz w:val="16"/>
+          <w:szCs w:val="16"/>
+          <w:lang w:eastAsia="bg-BG"/>
+        </w:rPr>
+      </w:pPr>
+      <w:r>
+        <w:rPr>
+          <w:rFonts w:ascii="Arial" w:eastAsia="Times New Roman" w:hAnsi="Arial" w:cs="Arial"/>
+          <w:sz w:val="16"/>
+          <w:szCs w:val="16"/>
+          <w:lang w:eastAsia="bg-BG"/>
+        </w:rPr>
+        <w:t xml:space="preserve">След това изясних кои части от HTML кода влияят на функционалността и кои са само визуални, като отбелязах, че имената на input полетата и Django променливите трябва да съвпадат с backend логиката, за да работи формата правилно. В крайна сметка успях да превърна статичния шаблон в основа за subtitle generator интерфейс, който може да бъде свързан с Django backend за реално генериране на субтитри, като запазих оригиналната визия и добавих необходимата структура за бъдещо развитие на функционалността. </w:t>
+      </w:r>
+      <w:r>
+        <w:rPr>
+          <w:rFonts w:ascii="Segoe UI Symbol" w:eastAsia="Times New Roman" w:hAnsi="Segoe UI Symbol" w:cs="Segoe UI Symbol"/>
+          <w:sz w:val="16"/>
+          <w:szCs w:val="16"/>
+          <w:lang w:eastAsia="bg-BG"/>
+        </w:rPr>
+        <w:t>🚀💻</w:t>
+      </w:r>
+    </w:p>
+    <w:p>
+      <w:pPr>
+        <w:pBdr>
+          <w:top w:val="single" w:sz="6" w:space="1" w:color="auto"/>
+        </w:pBdr>
+        <w:spacing w:after="0" w:line="240" w:lineRule="auto"/>
+        <w:rPr>
+          <w:rFonts w:ascii="Arial" w:eastAsia="Times New Roman" w:hAnsi="Arial" w:cs="Arial"/>
+          <w:sz w:val="16"/>
+          <w:szCs w:val="16"/>
+          <w:lang w:eastAsia="bg-BG"/>
+        </w:rPr>
+      </w:pPr>
+    </w:p>
+    <w:p>
+      <w:pPr>
+        <w:pBdr>
+          <w:top w:val="single" w:sz="6" w:space="1" w:color="auto"/>
+        </w:pBdr>
+        <w:spacing w:after="0" w:line="240" w:lineRule="auto"/>
+        <w:rPr>
+          <w:rFonts w:ascii="Arial" w:eastAsia="Times New Roman" w:hAnsi="Arial" w:cs="Arial"/>
+          <w:sz w:val="16"/>
+          <w:szCs w:val="16"/>
+          <w:lang w:eastAsia="bg-BG"/>
+        </w:rPr>
+      </w:pPr>
+    </w:p>
+    <w:p>
+      <w:pPr>
+        <w:pBdr>
+          <w:top w:val="single" w:sz="6" w:space="1" w:color="auto"/>
+        </w:pBdr>
+        <w:spacing w:after="0" w:line="240" w:lineRule="auto"/>
+        <w:rPr>
+          <w:rFonts w:ascii="Arial" w:eastAsia="Times New Roman" w:hAnsi="Arial" w:cs="Arial"/>
+          <w:sz w:val="16"/>
+          <w:szCs w:val="16"/>
+          <w:lang w:eastAsia="bg-BG"/>
+        </w:rPr>
+      </w:pPr>
+    </w:p>
+    <w:p>
+      <w:pPr>
+        <w:pBdr>
+          <w:top w:val="single" w:sz="6" w:space="1" w:color="auto"/>
+        </w:pBdr>
+        <w:spacing w:after="0" w:line="240" w:lineRule="auto"/>
+        <w:rPr>
+          <w:rFonts w:ascii="Arial" w:eastAsia="Times New Roman" w:hAnsi="Arial" w:cs="Arial"/>
+          <w:sz w:val="16"/>
+          <w:szCs w:val="16"/>
+          <w:lang w:eastAsia="bg-BG"/>
+        </w:rPr>
+      </w:pPr>
+      <w:r>
+        <w:rPr>
+          <w:rFonts w:ascii="Arial" w:eastAsia="Times New Roman" w:hAnsi="Arial" w:cs="Arial"/>
+          <w:sz w:val="16"/>
+          <w:szCs w:val="16"/>
+          <w:lang w:eastAsia="bg-BG"/>
+        </w:rPr>
+        <w:t>Първоначално създадох основната структура на началната страница чрез HTML и CSS, като включих навигационно меню с отделни секции – Начало, Генератор, Как се използва и Contact. След това реализирах функционалност за качване на видео или аудио файл и визуализиране на генерираните субтитри в текстово поле.</w:t>
+      </w:r>
+    </w:p>
+    <w:p>
+      <w:pPr>
+        <w:pBdr>
+          <w:top w:val="single" w:sz="6" w:space="1" w:color="auto"/>
+        </w:pBdr>
+        <w:spacing w:after="0" w:line="240" w:lineRule="auto"/>
+        <w:rPr>
+          <w:rFonts w:ascii="Arial" w:eastAsia="Times New Roman" w:hAnsi="Arial" w:cs="Arial"/>
+          <w:sz w:val="16"/>
+          <w:szCs w:val="16"/>
+          <w:lang w:eastAsia="bg-BG"/>
+        </w:rPr>
+      </w:pPr>
+      <w:r>
+        <w:rPr>
+          <w:rFonts w:ascii="Arial" w:eastAsia="Times New Roman" w:hAnsi="Arial" w:cs="Arial"/>
+          <w:sz w:val="16"/>
+          <w:szCs w:val="16"/>
+          <w:lang w:eastAsia="bg-BG"/>
+        </w:rPr>
+        <w:t>В процеса на работа подобрих навигацията на сайта, като добавих възможност при натискане на бутоните в менюто страницата да се превърта плавно до съответната секция. За целта коригирах идентификаторите на секциите и обнових JavaScript файла, така че активният бутон да се оцветява автоматично при скролиране. Освен това отстраних проблеми в структурата на скрипта, които пречеха на правилното функциониране на анимациите и навигацията.</w:t>
+      </w:r>
+    </w:p>
+    <w:p>
+      <w:pPr>
+        <w:pBdr>
+          <w:top w:val="single" w:sz="6" w:space="1" w:color="auto"/>
+        </w:pBdr>
+        <w:spacing w:after="0" w:line="240" w:lineRule="auto"/>
+        <w:rPr>
+          <w:rFonts w:ascii="Arial" w:eastAsia="Times New Roman" w:hAnsi="Arial" w:cs="Arial"/>
+          <w:sz w:val="16"/>
+          <w:szCs w:val="16"/>
+          <w:lang w:eastAsia="bg-BG"/>
+        </w:rPr>
+      </w:pPr>
+      <w:r>
+        <w:rPr>
+          <w:rFonts w:ascii="Arial" w:eastAsia="Times New Roman" w:hAnsi="Arial" w:cs="Arial"/>
+          <w:sz w:val="16"/>
+          <w:szCs w:val="16"/>
+          <w:lang w:eastAsia="bg-BG"/>
+        </w:rPr>
+        <w:t>След като настроих навигацията, добавих секция „Как се използва“, в която описах процеса на работа със системата в три последователни стъпки. В първата стъпка потребителят качва видео или аудио файл, във втората системата автоматично генерира субтитри чрез анализ на аудиото, а в третата потребителят може да прегледа и изтегли субтитрите във формат SRT или TXT. По този начин оформях ясно и логично описание на функционалността на приложението.</w:t>
+      </w:r>
+    </w:p>
+    <w:p>
+      <w:pPr>
+        <w:pBdr>
+          <w:top w:val="single" w:sz="6" w:space="1" w:color="auto"/>
+        </w:pBdr>
+        <w:spacing w:after="0" w:line="240" w:lineRule="auto"/>
+        <w:rPr>
+          <w:rFonts w:ascii="Arial" w:eastAsia="Times New Roman" w:hAnsi="Arial" w:cs="Arial"/>
+          <w:sz w:val="16"/>
+          <w:szCs w:val="16"/>
+          <w:lang w:eastAsia="bg-BG"/>
+        </w:rPr>
+      </w:pPr>
+      <w:r>
+        <w:rPr>
+          <w:rFonts w:ascii="Arial" w:eastAsia="Times New Roman" w:hAnsi="Arial" w:cs="Arial"/>
+          <w:sz w:val="16"/>
+          <w:szCs w:val="16"/>
+          <w:lang w:eastAsia="bg-BG"/>
+        </w:rPr>
+        <w:t>В резултат на направените подобрения създадох завършен интерфейс с плавна навигация, работещ генератор на субтитри и секция с инструкции за използване. Проектът придоби вид на реално уеб приложение, което позволява на потребителите лесно да качват мултимедиен файл, да генерират автоматично субтитри и да ги изтеглят за последваща употреба.</w:t>
+      </w:r>
+    </w:p>
+    <w:p>
+      <w:pPr>
+        <w:pBdr>
+          <w:top w:val="single" w:sz="6" w:space="1" w:color="auto"/>
+        </w:pBdr>
+        <w:spacing w:after="0" w:line="240" w:lineRule="auto"/>
+        <w:rPr>
+          <w:rFonts w:ascii="Arial" w:eastAsia="Times New Roman" w:hAnsi="Arial" w:cs="Arial"/>
+          <w:vanish/>
+          <w:sz w:val="16"/>
+          <w:szCs w:val="16"/>
+          <w:lang w:eastAsia="bg-BG"/>
+        </w:rPr>
+      </w:pPr>
+      <w:bookmarkStart w:id="0" w:name="_GoBack"/>
+      <w:bookmarkEnd w:id="0"/>
+      <w:r>
+        <w:rPr>
+          <w:rFonts w:ascii="Arial" w:eastAsia="Times New Roman" w:hAnsi="Arial" w:cs="Arial"/>
+          <w:vanish/>
+          <w:sz w:val="16"/>
+          <w:szCs w:val="16"/>
+          <w:lang w:eastAsia="bg-BG"/>
+        </w:rPr>
+        <w:t>Bottom of Form</w:t>
+      </w:r>
     </w:p>
     <w:p>
       <w:pPr>
@@ -9142,6 +8708,20 @@
       <w:szCs w:val="32"/>
     </w:rPr>
   </w:style>
+  <w:style w:type="paragraph" w:customStyle="1" w:styleId="isselectedend">
+    <w:name w:val="isselectedend"/>
+    <w:basedOn w:val="Normal"/>
+    <w:rsid w:val="0040474E"/>
+    <w:pPr>
+      <w:spacing w:before="100" w:beforeAutospacing="1" w:after="100" w:afterAutospacing="1" w:line="240" w:lineRule="auto"/>
+    </w:pPr>
+    <w:rPr>
+      <w:rFonts w:ascii="Times New Roman" w:eastAsia="Times New Roman" w:hAnsi="Times New Roman" w:cs="Times New Roman"/>
+      <w:sz w:val="24"/>
+      <w:szCs w:val="24"/>
+      <w:lang w:eastAsia="bg-BG"/>
+    </w:rPr>
+  </w:style>
 </w:styles>
 </file>
 

--- a/DR/prompts.docx
+++ b/DR/prompts.docx
@@ -15,6 +15,36 @@
           <w:lang w:eastAsia="bg-BG"/>
         </w:rPr>
       </w:pPr>
+    </w:p>
+    <w:p>
+      <w:pPr>
+        <w:shd w:val="clear" w:color="auto" w:fill="FFFFFF"/>
+        <w:spacing w:after="0" w:line="240" w:lineRule="auto"/>
+        <w:rPr>
+          <w:rFonts w:ascii="Helvetica" w:eastAsia="Times New Roman" w:hAnsi="Helvetica" w:cs="Helvetica"/>
+          <w:color w:val="212529"/>
+          <w:spacing w:val="-1"/>
+          <w:sz w:val="26"/>
+          <w:szCs w:val="26"/>
+          <w:lang w:eastAsia="bg-BG"/>
+        </w:rPr>
+      </w:pPr>
+    </w:p>
+    <w:p>
+      <w:pPr>
+        <w:shd w:val="clear" w:color="auto" w:fill="FFFFFF"/>
+        <w:spacing w:after="0" w:line="240" w:lineRule="auto"/>
+        <w:rPr>
+          <w:rFonts w:ascii="Helvetica" w:eastAsia="Times New Roman" w:hAnsi="Helvetica" w:cs="Helvetica"/>
+          <w:color w:val="212529"/>
+          <w:spacing w:val="-1"/>
+          <w:sz w:val="26"/>
+          <w:szCs w:val="26"/>
+          <w:lang w:eastAsia="bg-BG"/>
+        </w:rPr>
+      </w:pPr>
+      <w:bookmarkStart w:id="0" w:name="_GoBack"/>
+      <w:bookmarkEnd w:id="0"/>
       <w:r>
         <w:rPr>
           <w:rFonts w:ascii="Helvetica" w:eastAsia="Times New Roman" w:hAnsi="Helvetica" w:cs="Helvetica"/>
@@ -784,6 +814,7 @@
         <w:rPr>
           <w:lang w:val="en-US"/>
         </w:rPr>
+        <w:lastRenderedPageBreak/>
         <w:t>│   │</w:t>
       </w:r>
     </w:p>
@@ -797,7 +828,6 @@
         <w:rPr>
           <w:lang w:val="en-US"/>
         </w:rPr>
-        <w:lastRenderedPageBreak/>
         <w:t xml:space="preserve">│   </w:t>
       </w:r>
       <w:r>
@@ -1487,6 +1517,7 @@
           <w:szCs w:val="24"/>
           <w:lang w:eastAsia="bg-BG"/>
         </w:rPr>
+        <w:lastRenderedPageBreak/>
         <w:t>Съдържа CSS и JavaScript файловете за визуалната част на приложението.</w:t>
       </w:r>
     </w:p>
@@ -1512,7 +1543,6 @@
           <w:szCs w:val="24"/>
           <w:lang w:eastAsia="bg-BG"/>
         </w:rPr>
-        <w:lastRenderedPageBreak/>
         <w:t>📁</w:t>
       </w:r>
       <w:r>
@@ -2180,6 +2210,7 @@
           <w:sz w:val="28"/>
           <w:szCs w:val="28"/>
         </w:rPr>
+        <w:lastRenderedPageBreak/>
         <w:t>Да мислиш и пишеш като ученик, не като преподавател или фирма.</w:t>
       </w:r>
     </w:p>
@@ -2198,7 +2229,6 @@
           <w:sz w:val="28"/>
           <w:szCs w:val="28"/>
         </w:rPr>
-        <w:lastRenderedPageBreak/>
         <w:t>Крайната цел е успешно генериран текст от аудио файл, който по-късно ще бъде интегриран в Django уеб приложение.</w:t>
       </w:r>
     </w:p>
@@ -2503,6 +2533,7 @@
         <w:br/>
       </w:r>
       <w:r>
+        <w:lastRenderedPageBreak/>
         <w:br/>
       </w:r>
       <w:r>
@@ -2518,7 +2549,6 @@
         <w:pStyle w:val="NormalWeb"/>
       </w:pPr>
       <w:r>
-        <w:lastRenderedPageBreak/>
         <w:t>Започнах с дефиниране на дипломния си проект, като избрах тема за автоматично генериране на субтитри от видео. Разделих работата на теоретична част, свързана с видео и аудио обработка и speech-to-text технологии, и практическа част, която ще представлява уеб приложение с Django. Планирах приложението да позволява качване на видео, извличане на аудио, генериране на текст и създаване на субтитри във формати .srt и .vtt. Определих, че ще използвам Python, Django, FFmpeg, Whisper, WAV формат за аудио и стандартни subtitle формати. След това планирах архитектурата и дефинирах основния pipeline: видео файл се подава към FFmpeg, извлича се WAV аудио, Whisper го преобразува в текст с времеви маркери, генерира се SRT файл и резултатът се използва във видео плейър.</w:t>
       </w:r>
     </w:p>
@@ -2582,7 +2612,11 @@
         <w:pStyle w:val="NormalWeb"/>
       </w:pPr>
       <w:r>
-        <w:t>Отворих проекта в PyCharm и конфигурирах IDE-то да използва съществуващата виртуална среда. Успях да активирам средата и да проверя, че тя е избрана като интерпретатор. След това опитах да стартирам Whisper от терминала, но командата не беше разпозната. Това показа, че библиотеката не е инсталирана във виртуалната среда.</w:t>
+        <w:t xml:space="preserve">Отворих проекта в PyCharm и конфигурирах IDE-то да използва съществуващата виртуална среда. Успях да активирам средата и да проверя, че тя е избрана като </w:t>
+      </w:r>
+      <w:r>
+        <w:lastRenderedPageBreak/>
+        <w:t>интерпретатор. След това опитах да стартирам Whisper от терминала, но командата не беше разпозната. Това показа, че библиотеката не е инсталирана във виртуалната среда.</w:t>
       </w:r>
     </w:p>
     <w:p>
@@ -2590,7 +2624,6 @@
         <w:pStyle w:val="NormalWeb"/>
       </w:pPr>
       <w:r>
-        <w:lastRenderedPageBreak/>
         <w:t>Инсталирах необходимите зависимости и създадох първия тестов Python файл test_whisper.py, който зарежда Whisper модел, обработва аудио файл и извежда разпознат текст. При първото изпълнение обаче се появи грешка, свързана с PyTorch DLL файлове. След анализ се установи, че причината е използването на Python 3.14, който не се поддържа от PyTorch.</w:t>
       </w:r>
     </w:p>
@@ -2744,11 +2777,11 @@
     </w:p>
     <w:p>
       <w:r>
-        <w:t xml:space="preserve">В рамките на работата по дипломния си проект на тема „Автоматично генериране на субтитри от видео“ започнах с планиране на практическата реализация и избор на подходящи технологии. Реших да използвам Python и библиотеката Whisper за автоматично разпознаване на реч, като първата ми задача беше да подготвя работна среда под Windows. Създадох работна папка C:\whisper_test, в която организирах файловете си, включително тестово аудио в отделна папка и виртуална Python среда. След това преминах към настройване на </w:t>
+        <w:t xml:space="preserve">В рамките на работата по дипломния си проект на тема „Автоматично генериране на субтитри от видео“ започнах с планиране на практическата реализация и избор на подходящи технологии. Реших да използвам Python и библиотеката Whisper за автоматично разпознаване </w:t>
       </w:r>
       <w:r>
         <w:lastRenderedPageBreak/>
-        <w:t>необходимите зависимости, като активирах виртуалната среда, инсталирах PyTorch, Whisper и подготвих ffmpeg за обработка на аудио файлове. Основната ми цел на този етап беше да извърша първоначално тестване и да проверя дали мога успешно да преобразувам аудио файл във текст. Проведох първи тест с .wav файл и успях да генерирам текстов резултат, което потвърди, че избраната технология е подходяща за проекта и може да бъде използвана като основа за бъдеща уеб интеграция. Паралелно с практическата част започнах да планирам теоретичната разработка, като изготвих подробна структура на дипломната работа, съобразена с изискванията за обем от минимум 30 страници. Разпределих съдържанието между увод, пет основни глави и заключение, като включих теми като теоретични основи на разпознаването на реч, автоматично генериране на субтитри, съществуващи решения, избор на технологии и приноси на проекта. Разширих плана с подточки, за да осигуря логическа последователност и достатъчно съдържание за пълноценна теоретична част. В резултат на тази работа оформих ясна концепция както за практическата реализация, така и за теоретичното описание на проекта, като следващите стъпки включват разработване на Python скрипт, интеграция в Django приложение и подробно описване на постигнатите резултати в дипломната работа.</w:t>
+        <w:t>на реч, като първата ми задача беше да подготвя работна среда под Windows. Създадох работна папка C:\whisper_test, в която организирах файловете си, включително тестово аудио в отделна папка и виртуална Python среда. След това преминах към настройване на необходимите зависимости, като активирах виртуалната среда, инсталирах PyTorch, Whisper и подготвих ffmpeg за обработка на аудио файлове. Основната ми цел на този етап беше да извърша първоначално тестване и да проверя дали мога успешно да преобразувам аудио файл във текст. Проведох първи тест с .wav файл и успях да генерирам текстов резултат, което потвърди, че избраната технология е подходяща за проекта и може да бъде използвана като основа за бъдеща уеб интеграция. Паралелно с практическата част започнах да планирам теоретичната разработка, като изготвих подробна структура на дипломната работа, съобразена с изискванията за обем от минимум 30 страници. Разпределих съдържанието между увод, пет основни глави и заключение, като включих теми като теоретични основи на разпознаването на реч, автоматично генериране на субтитри, съществуващи решения, избор на технологии и приноси на проекта. Разширих плана с подточки, за да осигуря логическа последователност и достатъчно съдържание за пълноценна теоретична част. В резултат на тази работа оформих ясна концепция както за практическата реализация, така и за теоретичното описание на проекта, като следващите стъпки включват разработване на Python скрипт, интеграция в Django приложение и подробно описване на постигнатите резултати в дипломната работа.</w:t>
       </w:r>
     </w:p>
     <w:p>
@@ -2788,7 +2821,17 @@
           <w:szCs w:val="24"/>
           <w:lang w:eastAsia="bg-BG"/>
         </w:rPr>
-        <w:t xml:space="preserve">Днес започнах работа по дипломния си проект на тема автоматично генериране на субтитри от видео, като първо уточних текущото си състояние и целите. Работя под Windows и съм подготвил работна папка, в която имам аудио файл за тест и създадена виртуална Python среда. Свалил съм ffmpeg, но все още не съм го конфигурирал, а Whisper не съм тествал реално. Основната ми цел за този етап беше да стигна до успешно разпознаване на реч от .wav файл, което по-късно да интегрирам в Django уеб приложение. Започнах с изясняване на стъпките за активиране на виртуалната среда, инсталиране на PyTorch и Whisper, както и настройване на ffmpeg. Това оформи първата реална практическа част от проекта, свързана с подготовка на работната среда и първоначално тестване на технологията за разпознаване на реч. След това преминах към структуриране на работата по дипломния проект като цяло, като изготвих план за изпълнение, който обхваща подготвителен етап, теоретична част, практическа разработка, тестване и финализиране. Планът включва разработване на функционално приложение, което позволява качване на видео, извличане на аудио, преобразуване на реч в текст и генериране на субтитри с времеви маркери. След това се фокусирах конкретно върху теоретичната част и изготвих подробен план, съобразен със заданието, включващ увод, формулиране на цел и задачи, анализ на съществуващи решения, описание на обработката на аудио и видео, представяне на Whisper, генериране на субтитри, избор на технологии и архитектура на приложението, както и заключение. Този план беше структуриран така, че да покрива изискванията за писмена разработка и да може да се разшири до необходимия обем. След това подготвих промпт за следваща работа, който обобщава текущия напредък и позволява продължаване без загуба на контекст, като следващата стъпка е писане на реалния текст на теоретичната част. В края на сесията обобщих целия процес като последователна работа по проекта – от подготовката на средата и първоначалното тестване на Whisper, през планирането на разработката, до структурирането на теоретичната част, която ще служи като основа за писмената дипломна работа. </w:t>
+        <w:t xml:space="preserve">Днес започнах работа по дипломния си проект на тема автоматично генериране на субтитри от видео, като първо уточних текущото си състояние и целите. Работя под Windows и съм подготвил работна папка, в която имам аудио файл за тест и създадена виртуална Python среда. Свалил съм ffmpeg, но все още не съм го конфигурирал, а Whisper не съм тествал реално. Основната ми цел за този етап беше да стигна до успешно разпознаване на реч от .wav файл, което по-късно да интегрирам в Django уеб приложение. Започнах с изясняване на стъпките за активиране на виртуалната среда, инсталиране на PyTorch и Whisper, както и настройване на ffmpeg. Това оформи първата реална практическа част от проекта, свързана с подготовка на работната среда и първоначално тестване на технологията за разпознаване на реч. След това преминах към структуриране на работата по дипломния проект като цяло, като изготвих план за изпълнение, който обхваща подготвителен етап, теоретична част, практическа разработка, тестване и финализиране. Планът включва разработване на функционално приложение, което позволява качване на видео, извличане на аудио, преобразуване на реч в текст и генериране на субтитри с времеви маркери. След това се фокусирах конкретно върху теоретичната част и изготвих подробен план, съобразен със заданието, включващ увод, формулиране на цел и задачи, анализ на съществуващи решения, описание на обработката на аудио и видео, представяне на Whisper, генериране на субтитри, избор на технологии и архитектура на приложението, както и заключение. Този план беше структуриран така, че да покрива изискванията за писмена разработка и да може да се разшири до необходимия обем. След това подготвих промпт за следваща работа, който обобщава текущия напредък и позволява продължаване без загуба на контекст, като следващата стъпка е писане на реалния текст на теоретичната част. В края на сесията обобщих целия процес като последователна работа по проекта – от подготовката на средата и първоначалното тестване на Whisper, през планирането на </w:t>
+      </w:r>
+      <w:r>
+        <w:rPr>
+          <w:rFonts w:ascii="Times New Roman" w:eastAsia="Times New Roman" w:hAnsi="Times New Roman" w:cs="Times New Roman"/>
+          <w:sz w:val="24"/>
+          <w:szCs w:val="24"/>
+          <w:lang w:eastAsia="bg-BG"/>
+        </w:rPr>
+        <w:lastRenderedPageBreak/>
+        <w:t xml:space="preserve">разработката, до структурирането на теоретичната част, която ще служи като основа за писмената дипломна работа. </w:t>
       </w:r>
       <w:r>
         <w:rPr>
@@ -2817,17 +2860,7 @@
           <w:szCs w:val="16"/>
           <w:lang w:eastAsia="bg-BG"/>
         </w:rPr>
-        <w:t xml:space="preserve">Започнах с това, че исках да използвам Whisper за автоматично транскрибиране на аудио на български. Първоначално написах базов Python скрипт и се опитах да заредя модела, но веднага се сблъсках с грешка при import whisper, която </w:t>
-      </w:r>
-      <w:r>
-        <w:rPr>
-          <w:rFonts w:ascii="Arial" w:eastAsia="Times New Roman" w:hAnsi="Arial" w:cs="Arial"/>
-          <w:sz w:val="16"/>
-          <w:szCs w:val="16"/>
-          <w:lang w:eastAsia="bg-BG"/>
-        </w:rPr>
-        <w:lastRenderedPageBreak/>
-        <w:t>се оказа свързана с PyTorch и несъвместима версия на Python. След като оправих средата и инсталациите, успях да стартирам модела, но получих нова грешка, че аудио файлът audio/test.wav не може да бъде намерен. Проверих структурата на проекта, коригирах пътя към файла и добавих по-надеждно генериране на абсолютен път чрез Path. След това транскрипцията започна да работи, но се появи предупреждение, че FP16 не се поддържа на CPU, което разбрах, че е нормално поведение и не влияе на точността. Обмислих използване на GPU и CUDA, но установих, че нямам инсталирани CUDA и CUDA-enabled PyTorch, затова реших да остана на CPU и да оптимизирам точността по друг начин. Попитах как да направя транскрипцията по-точна и промених конфигурацията – увеличих модела до medium, фиксирах езика на български, добавих параметри като temperature=0, beam_size=5 и best_of=5, както и word timestamps. При това срещнах грешка с аргумента fp16 в load_model, която коригирах, като го преместих в transcribe. В крайна сметка стигнах до стабилен скрипт, който работи на CPU с модел medium, използва правилни параметри за по-добра точност и успешно транскрибира аудио файловете ми.</w:t>
+        <w:t>Започнах с това, че исках да използвам Whisper за автоматично транскрибиране на аудио на български. Първоначално написах базов Python скрипт и се опитах да заредя модела, но веднага се сблъсках с грешка при import whisper, която се оказа свързана с PyTorch и несъвместима версия на Python. След като оправих средата и инсталациите, успях да стартирам модела, но получих нова грешка, че аудио файлът audio/test.wav не може да бъде намерен. Проверих структурата на проекта, коригирах пътя към файла и добавих по-надеждно генериране на абсолютен път чрез Path. След това транскрипцията започна да работи, но се появи предупреждение, че FP16 не се поддържа на CPU, което разбрах, че е нормално поведение и не влияе на точността. Обмислих използване на GPU и CUDA, но установих, че нямам инсталирани CUDA и CUDA-enabled PyTorch, затова реших да остана на CPU и да оптимизирам точността по друг начин. Попитах как да направя транскрипцията по-точна и промених конфигурацията – увеличих модела до medium, фиксирах езика на български, добавих параметри като temperature=0, beam_size=5 и best_of=5, както и word timestamps. При това срещнах грешка с аргумента fp16 в load_model, която коригирах, като го преместих в transcribe. В крайна сметка стигнах до стабилен скрипт, който работи на CPU с модел medium, използва правилни параметри за по-добра точност и успешно транскрибира аудио файловете ми.</w:t>
       </w:r>
     </w:p>
     <w:p>
@@ -3037,7 +3070,17 @@
           <w:szCs w:val="16"/>
           <w:lang w:eastAsia="bg-BG"/>
         </w:rPr>
-        <w:t>Започнах с готов HTML шаблон за уебсайт, който първоначално беше предназначен за тема, свързана с mindfulness и ментално благополучие, но моята цел беше да го преобразувам в уеб приложение за автоматично генериране на субтитри. Реших да използвам съществуващия дизайн, защото той вече имаше модерна визия, анимации и добре структурирани секции, и вместо да създавам нов интерфейс от нулата, се фокусирах върху добавяне на функционалност. Първоначално поисках примерен HTML код, който да имитира сайт за генериране на субтитри, подобен на този на HappyScribe, но без допълнителни файлове, само като тестов шаблон. След това уточних, че не искам опростен дизайн, а да се запази цветовата схема и общата визия на оригиналния шаблон, като се добавят само основните елементи за качване на файл, избор на език и генериране на субтитри.</w:t>
+        <w:t xml:space="preserve">Започнах с готов HTML шаблон за уебсайт, който първоначално беше предназначен за тема, свързана с mindfulness и ментално благополучие, но моята цел беше да го преобразувам в уеб приложение за автоматично генериране на субтитри. Реших да използвам съществуващия дизайн, защото той вече имаше модерна визия, анимации и добре </w:t>
+      </w:r>
+      <w:r>
+        <w:rPr>
+          <w:rFonts w:ascii="Arial" w:eastAsia="Times New Roman" w:hAnsi="Arial" w:cs="Arial"/>
+          <w:sz w:val="16"/>
+          <w:szCs w:val="16"/>
+          <w:lang w:eastAsia="bg-BG"/>
+        </w:rPr>
+        <w:lastRenderedPageBreak/>
+        <w:t>структурирани секции, и вместо да създавам нов интерфейс от нулата, се фокусирах върху добавяне на функционалност. Първоначално поисках примерен HTML код, който да имитира сайт за генериране на субтитри, подобен на този на HappyScribe, но без допълнителни файлове, само като тестов шаблон. След това уточних, че не искам опростен дизайн, а да се запази цветовата схема и общата визия на оригиналния шаблон, като се добавят само основните елементи за качване на файл, избор на език и генериране на субтитри.</w:t>
       </w:r>
     </w:p>
     <w:p>
@@ -3060,17 +3103,7 @@
           <w:szCs w:val="16"/>
           <w:lang w:eastAsia="bg-BG"/>
         </w:rPr>
-        <w:t xml:space="preserve">В процеса разбрах, че трябва да интегрирам новата функционалност директно в моя файл index.html, вместо да използвам отделен test.html, защото иначе шаблонът не се зареждаше правилно в Django проекта. След като </w:t>
-      </w:r>
-      <w:r>
-        <w:rPr>
-          <w:rFonts w:ascii="Arial" w:eastAsia="Times New Roman" w:hAnsi="Arial" w:cs="Arial"/>
-          <w:sz w:val="16"/>
-          <w:szCs w:val="16"/>
-          <w:lang w:eastAsia="bg-BG"/>
-        </w:rPr>
-        <w:lastRenderedPageBreak/>
-        <w:t>предоставих пълния код на моя index.html, добавих нова секция за Subtitle Generator, която включва форма с POST метод, CSRF token, поле за качване на аудио или видео файл, избор на език и бутон за генериране. Освен това добавих област за показване на генерираните субтитри чрез Django променлива и бутони за изтегляне на резултатите. Важно беше да не се променя структурата на оригиналния дизайн, така че използвах вече съществуващите класове и стилове, за да запазя визуалната консистентност на сайта.</w:t>
+        <w:t>В процеса разбрах, че трябва да интегрирам новата функционалност директно в моя файл index.html, вместо да използвам отделен test.html, защото иначе шаблонът не се зареждаше правилно в Django проекта. След като предоставих пълния код на моя index.html, добавих нова секция за Subtitle Generator, която включва форма с POST метод, CSRF token, поле за качване на аудио или видео файл, избор на език и бутон за генериране. Освен това добавих област за показване на генерираните субтитри чрез Django променлива и бутони за изтегляне на резултатите. Важно беше да не се променя структурата на оригиналния дизайн, така че използвах вече съществуващите класове и стилове, за да запазя визуалната консистентност на сайта.</w:t>
       </w:r>
     </w:p>
     <w:p>
@@ -3253,8 +3286,6 @@
           <w:lang w:eastAsia="bg-BG"/>
         </w:rPr>
       </w:pPr>
-      <w:bookmarkStart w:id="0" w:name="_GoBack"/>
-      <w:bookmarkEnd w:id="0"/>
       <w:r>
         <w:rPr>
           <w:rFonts w:ascii="Arial" w:eastAsia="Times New Roman" w:hAnsi="Arial" w:cs="Arial"/>
@@ -8620,6 +8651,7 @@
   <w:style w:type="character" w:default="1" w:styleId="DefaultParagraphFont">
     <w:name w:val="Default Paragraph Font"/>
     <w:uiPriority w:val="1"/>
+    <w:semiHidden/>
     <w:unhideWhenUsed/>
   </w:style>
   <w:style w:type="table" w:default="1" w:styleId="TableNormal">

--- a/DR/prompts.docx
+++ b/DR/prompts.docx
@@ -43,8 +43,6 @@
           <w:lang w:eastAsia="bg-BG"/>
         </w:rPr>
       </w:pPr>
-      <w:bookmarkStart w:id="0" w:name="_GoBack"/>
-      <w:bookmarkEnd w:id="0"/>
       <w:r>
         <w:rPr>
           <w:rFonts w:ascii="Helvetica" w:eastAsia="Times New Roman" w:hAnsi="Helvetica" w:cs="Helvetica"/>
@@ -662,8 +660,18 @@
           <w:sz w:val="32"/>
           <w:szCs w:val="32"/>
         </w:rPr>
-        <w:t>структура</w:t>
-      </w:r>
+        <w:t>структур</w:t>
+      </w:r>
+      <w:r>
+        <w:rPr>
+          <w:sz w:val="32"/>
+          <w:szCs w:val="32"/>
+          <w:lang w:val="en-US"/>
+        </w:rPr>
+        <w:t>a</w:t>
+      </w:r>
+      <w:bookmarkStart w:id="0" w:name="_GoBack"/>
+      <w:bookmarkEnd w:id="0"/>
     </w:p>
     <w:p>
       <w:pPr>

--- a/DR/prompts.docx
+++ b/DR/prompts.docx
@@ -670,8 +670,6 @@
         </w:rPr>
         <w:t>a</w:t>
       </w:r>
-      <w:bookmarkStart w:id="0" w:name="_GoBack"/>
-      <w:bookmarkEnd w:id="0"/>
     </w:p>
     <w:p>
       <w:pPr>
@@ -2532,8 +2530,10 @@
         </w:rPr>
       </w:pPr>
       <w:r>
-        <w:t>+++++++++++</w:t>
-      </w:r>
+        <w:t>+++++++++</w:t>
+      </w:r>
+      <w:bookmarkStart w:id="0" w:name="_GoBack"/>
+      <w:bookmarkEnd w:id="0"/>
       <w:r>
         <w:br/>
       </w:r>
@@ -9024,4 +9024,16 @@
     </a:ext>
   </a:extLst>
 </a:theme>
+</file>
+
+<file path=customXml/item1.xml><?xml version="1.0" encoding="utf-8"?>
+<b:Sources xmlns:b="http://schemas.openxmlformats.org/officeDocument/2006/bibliography" xmlns="http://schemas.openxmlformats.org/officeDocument/2006/bibliography" SelectedStyle="\APASixthEditionOfficeOnline.xsl" StyleName="APA" Version="6"/>
+</file>
+
+<file path=customXml/itemProps1.xml><?xml version="1.0" encoding="utf-8"?>
+<ds:datastoreItem xmlns:ds="http://schemas.openxmlformats.org/officeDocument/2006/customXml" ds:itemID="{FB460F23-27E2-453D-AAE9-F4F4A3767020}">
+  <ds:schemaRefs>
+    <ds:schemaRef ds:uri="http://schemas.openxmlformats.org/officeDocument/2006/bibliography"/>
+  </ds:schemaRefs>
+</ds:datastoreItem>
 </file>